--- a/Trabajo Final Integrador - Cs. Datos.docx
+++ b/Trabajo Final Integrador - Cs. Datos.docx
@@ -698,7 +698,7 @@
       <w:pPr>
         <w:numPr>
           <w:ilvl w:val="0"/>
-          <w:numId w:val="1"/>
+          <w:numId w:val="3"/>
         </w:numPr>
         <w:spacing w:after="0" w:before="0" w:line="360" w:lineRule="auto"/>
         <w:ind w:left="720" w:hanging="360"/>
@@ -718,7 +718,7 @@
       <w:pPr>
         <w:numPr>
           <w:ilvl w:val="0"/>
-          <w:numId w:val="1"/>
+          <w:numId w:val="3"/>
         </w:numPr>
         <w:spacing w:after="0" w:before="0" w:line="360" w:lineRule="auto"/>
         <w:ind w:left="720" w:hanging="360"/>
@@ -738,7 +738,7 @@
       <w:pPr>
         <w:numPr>
           <w:ilvl w:val="0"/>
-          <w:numId w:val="1"/>
+          <w:numId w:val="3"/>
         </w:numPr>
         <w:spacing w:after="0" w:before="0" w:line="360" w:lineRule="auto"/>
         <w:ind w:left="720" w:hanging="360"/>
@@ -758,7 +758,7 @@
       <w:pPr>
         <w:numPr>
           <w:ilvl w:val="0"/>
-          <w:numId w:val="1"/>
+          <w:numId w:val="3"/>
         </w:numPr>
         <w:spacing w:after="0" w:before="0" w:line="360" w:lineRule="auto"/>
         <w:ind w:left="720" w:hanging="360"/>
@@ -778,7 +778,7 @@
       <w:pPr>
         <w:numPr>
           <w:ilvl w:val="0"/>
-          <w:numId w:val="1"/>
+          <w:numId w:val="3"/>
         </w:numPr>
         <w:spacing w:after="0" w:before="0" w:line="360" w:lineRule="auto"/>
         <w:ind w:left="720" w:hanging="360"/>
@@ -798,7 +798,7 @@
       <w:pPr>
         <w:numPr>
           <w:ilvl w:val="0"/>
-          <w:numId w:val="1"/>
+          <w:numId w:val="3"/>
         </w:numPr>
         <w:spacing w:after="0" w:before="0" w:line="360" w:lineRule="auto"/>
         <w:ind w:left="720" w:hanging="360"/>
@@ -818,7 +818,7 @@
       <w:pPr>
         <w:numPr>
           <w:ilvl w:val="0"/>
-          <w:numId w:val="1"/>
+          <w:numId w:val="3"/>
         </w:numPr>
         <w:spacing w:after="0" w:before="0" w:line="360" w:lineRule="auto"/>
         <w:ind w:left="720" w:hanging="360"/>
@@ -838,7 +838,7 @@
       <w:pPr>
         <w:numPr>
           <w:ilvl w:val="0"/>
-          <w:numId w:val="1"/>
+          <w:numId w:val="3"/>
         </w:numPr>
         <w:spacing w:after="0" w:before="0" w:line="360" w:lineRule="auto"/>
         <w:ind w:left="720" w:hanging="360"/>
@@ -858,7 +858,7 @@
       <w:pPr>
         <w:numPr>
           <w:ilvl w:val="0"/>
-          <w:numId w:val="1"/>
+          <w:numId w:val="3"/>
         </w:numPr>
         <w:spacing w:after="0" w:before="0" w:line="360" w:lineRule="auto"/>
         <w:ind w:left="720" w:hanging="360"/>
@@ -3554,17 +3554,19 @@
     </w:p>
     <w:p>
       <w:pPr>
-        <w:rPr/>
-      </w:pPr>
-      <w:r>
-        <w:rPr>
-          <w:rtl w:val="0"/>
-        </w:rPr>
-        <w:t xml:space="preserve">Proceso Crisp-DM</w:t>
-      </w:r>
-    </w:p>
-    <w:p>
-      <w:pPr>
+        <w:jc w:val="both"/>
+        <w:rPr/>
+      </w:pPr>
+      <w:r>
+        <w:rPr>
+          <w:rtl w:val="0"/>
+        </w:rPr>
+        <w:t xml:space="preserve">Para el desarrollo del presente proyecto se adoptó como referencia la metodología CRISP-DM (Cross Industry Standard Process for Data Mining), ampliamente utilizada en Ciencia de Datos debido a su enfoque estructurado e iterativo</w:t>
+      </w:r>
+    </w:p>
+    <w:p>
+      <w:pPr>
+        <w:jc w:val="both"/>
         <w:rPr/>
       </w:pPr>
       <w:r>
@@ -3576,6 +3578,7 @@
     <w:p>
       <w:pPr>
         <w:pStyle w:val="Heading1"/>
+        <w:jc w:val="both"/>
         <w:rPr/>
       </w:pPr>
       <w:bookmarkStart w:colFirst="0" w:colLast="0" w:name="_id9js5nzgb4j" w:id="8"/>
@@ -3589,12 +3592,169 @@
     </w:p>
     <w:p>
       <w:pPr>
-        <w:rPr/>
-      </w:pPr>
-      <w:r>
-        <w:rPr>
-          <w:rtl w:val="0"/>
-        </w:rPr>
+        <w:jc w:val="both"/>
+        <w:rPr/>
+      </w:pPr>
+      <w:r>
+        <w:rPr>
+          <w:rtl w:val="0"/>
+        </w:rPr>
+        <w:t xml:space="preserve">Los datos originales obtenidos de la Dirección Nacional de los Registros Nacionales de la Propiedad del Automotor (DNRPA) se encontraban distribuidos en múltiples archivos CSV mensuales y presentaban diversas inconsistencias, como registros duplicados, valores faltantes, diferencias en formatos y presencia de valores atípicos.</w:t>
+      </w:r>
+    </w:p>
+    <w:p>
+      <w:pPr>
+        <w:jc w:val="both"/>
+        <w:rPr/>
+      </w:pPr>
+      <w:r>
+        <w:rPr>
+          <w:rtl w:val="0"/>
+        </w:rPr>
+      </w:r>
+    </w:p>
+    <w:p>
+      <w:pPr>
+        <w:jc w:val="both"/>
+        <w:rPr/>
+      </w:pPr>
+      <w:r>
+        <w:rPr>
+          <w:rtl w:val="0"/>
+        </w:rPr>
+        <w:t xml:space="preserve">Como primera etapa, se realizó una unificación automática de los archivos anuales y mensuales en un único dataset consolidado. </w:t>
+      </w:r>
+    </w:p>
+    <w:p>
+      <w:pPr>
+        <w:jc w:val="both"/>
+        <w:rPr/>
+      </w:pPr>
+      <w:r>
+        <w:rPr>
+          <w:rtl w:val="0"/>
+        </w:rPr>
+      </w:r>
+    </w:p>
+    <w:p>
+      <w:pPr>
+        <w:jc w:val="both"/>
+        <w:rPr/>
+      </w:pPr>
+      <w:r>
+        <w:rPr>
+          <w:rtl w:val="0"/>
+        </w:rPr>
+        <w:t xml:space="preserve">Posteriormente, se eliminaron registros duplicados (16 registros) y columnas redundantes correspondientes a identificadores numéricos que no aportaban valor analítico, como eran las variables de “titular_domicilio_provincia_id” y “titular_pais_nacimiento_id”</w:t>
+      </w:r>
+    </w:p>
+    <w:p>
+      <w:pPr>
+        <w:jc w:val="both"/>
+        <w:rPr/>
+      </w:pPr>
+      <w:r>
+        <w:rPr>
+          <w:rtl w:val="0"/>
+        </w:rPr>
+      </w:r>
+    </w:p>
+    <w:p>
+      <w:pPr>
+        <w:jc w:val="both"/>
+        <w:rPr/>
+      </w:pPr>
+      <w:r>
+        <w:rPr>
+          <w:rtl w:val="0"/>
+        </w:rPr>
+        <w:t xml:space="preserve">Luego, se llevó a cabo una estandarización de tipos de datos, normalizando fechas (en formato AAAA-MM-DD) y asegurando consistencia en variables numéricas y categóricas. Los valores faltantes fueron tratados mediante imputación: en variables categóricas como “titular_domicilio_localidad” se utilizó la categoría "DESCONOCIDO" y en variables numéricas como “automotor_anio_modelo” y “titular_anio_nacimiento” se aplicó la mediana para evitar sesgos provocados por valores extremos.</w:t>
+      </w:r>
+    </w:p>
+    <w:p>
+      <w:pPr>
+        <w:jc w:val="both"/>
+        <w:rPr/>
+      </w:pPr>
+      <w:r>
+        <w:rPr>
+          <w:rtl w:val="0"/>
+        </w:rPr>
+      </w:r>
+    </w:p>
+    <w:p>
+      <w:pPr>
+        <w:jc w:val="both"/>
+        <w:rPr/>
+      </w:pPr>
+      <w:r>
+        <w:rPr>
+          <w:rtl w:val="0"/>
+        </w:rPr>
+        <w:t xml:space="preserve">Además, se detectaron y corrigieron valores atípicos en variables. Para la variable “automotor_anio_modelo”, usamos el rango de 1960 a 2027, cualquier valor fuera de ese rango se reemplaza con la mediana, la cual es 2009. Lo mismo para la variable “titular_anio_nacimiento”, se estableció el rango de 1920 a 2009, en caso de un valor fuera del rango se reemplaza con la mediana (1980). También se controló que los porcentajes de titularidad se mantuvieran dentro del rango válido entre 0% y 100%. De esta manera, los valores negativos fueron ajustados al límite inferior (0), y los valores superiores a 100 fueron corregidos al límite máximo permitido (100).</w:t>
+      </w:r>
+    </w:p>
+    <w:p>
+      <w:pPr>
+        <w:jc w:val="both"/>
+        <w:rPr/>
+      </w:pPr>
+      <w:r>
+        <w:rPr>
+          <w:rtl w:val="0"/>
+        </w:rPr>
+      </w:r>
+    </w:p>
+    <w:p>
+      <w:pPr>
+        <w:jc w:val="both"/>
+        <w:rPr/>
+      </w:pPr>
+      <w:r>
+        <w:rPr>
+          <w:rtl w:val="0"/>
+        </w:rPr>
+        <w:t xml:space="preserve">Además, se detectaron inconsistencias en la variable registro_seccional_provincia, donde una misma jurisdicción aparecía registrada con diferentes denominaciones. Particularmente, la Ciudad Autónoma de Buenos Aires se encontraba representada tanto como "CIUDAD AUTÓNOMA DE BUENOS AIRES" como "CIUDAD AUTÓNOMA DE BS. AS.". Al final reemplazamos las denominación a “CIUDAD AUTÓNOMA DE BUENOS AIRES”</w:t>
+      </w:r>
+    </w:p>
+    <w:p>
+      <w:pPr>
+        <w:jc w:val="both"/>
+        <w:rPr/>
+      </w:pPr>
+      <w:r>
+        <w:rPr>
+          <w:rtl w:val="0"/>
+        </w:rPr>
+      </w:r>
+    </w:p>
+    <w:p>
+      <w:pPr>
+        <w:jc w:val="both"/>
+        <w:rPr/>
+      </w:pPr>
+      <w:r>
+        <w:rPr>
+          <w:rtl w:val="0"/>
+        </w:rPr>
+        <w:t xml:space="preserve">Finalmente, se generó un dataset limpio y consistente compuesto por </w:t>
+      </w:r>
+      <w:commentRangeStart w:id="1"/>
+      <w:r>
+        <w:rPr>
+          <w:rtl w:val="0"/>
+        </w:rPr>
+        <w:t xml:space="preserve">45.963</w:t>
+      </w:r>
+      <w:commentRangeEnd w:id="1"/>
+      <w:r>
+        <w:commentReference w:id="1"/>
+      </w:r>
+      <w:r>
+        <w:rPr>
+          <w:rtl w:val="0"/>
+        </w:rPr>
+        <w:t xml:space="preserve"> registros y 26 atributos, que será utilizado más adelante para el análisis exploratorio, la construcción de indicadores y la aplicación de técnicas de aprendizaje automático.</w:t>
       </w:r>
     </w:p>
     <w:p>
@@ -3623,6 +3783,333 @@
     </w:p>
     <w:p>
       <w:pPr>
+        <w:jc w:val="both"/>
+        <w:rPr/>
+      </w:pPr>
+      <w:r>
+        <w:rPr>
+          <w:rtl w:val="0"/>
+        </w:rPr>
+        <w:t xml:space="preserve">El análisis exploratorio de datos tuvo como objetivo comprender el comportamiento de los robos y recuperos de vehículos en Argentina durante el período 2020–2026, identificando patrones geográficos y temporales relevantes.</w:t>
+      </w:r>
+    </w:p>
+    <w:p>
+      <w:pPr>
+        <w:jc w:val="both"/>
+        <w:rPr/>
+      </w:pPr>
+      <w:r>
+        <w:rPr>
+          <w:rtl w:val="0"/>
+        </w:rPr>
+      </w:r>
+    </w:p>
+    <w:p>
+      <w:pPr>
+        <w:jc w:val="both"/>
+        <w:rPr/>
+      </w:pPr>
+      <w:r>
+        <w:rPr>
+          <w:rtl w:val="0"/>
+        </w:rPr>
+        <w:t xml:space="preserve">A partir de los datos procesados se analizaron 233.946 robos y 8.058 recuperos, obteniendo una tasa promedio nacional de recupero del 3,44%.</w:t>
+      </w:r>
+    </w:p>
+    <w:p>
+      <w:pPr>
+        <w:jc w:val="both"/>
+        <w:rPr/>
+      </w:pPr>
+      <w:r>
+        <w:rPr>
+          <w:rtl w:val="0"/>
+        </w:rPr>
+      </w:r>
+    </w:p>
+    <w:p>
+      <w:pPr>
+        <w:pStyle w:val="Heading2"/>
+        <w:jc w:val="both"/>
+        <w:rPr/>
+      </w:pPr>
+      <w:bookmarkStart w:colFirst="0" w:colLast="0" w:name="_wcbl9aj19edo" w:id="10"/>
+      <w:bookmarkEnd w:id="10"/>
+      <w:r>
+        <w:rPr>
+          <w:rtl w:val="0"/>
+        </w:rPr>
+        <w:t xml:space="preserve">Distribución de variables relevantes</w:t>
+      </w:r>
+    </w:p>
+    <w:p>
+      <w:pPr>
+        <w:jc w:val="both"/>
+        <w:rPr/>
+      </w:pPr>
+      <w:r>
+        <w:rPr>
+          <w:rtl w:val="0"/>
+        </w:rPr>
+        <w:t xml:space="preserve">La variable tramite_tipo presentó una fuerte predominancia de registros correspondientes a robos, mientras que los recuperos representaron una proporción considerablemente menor del total de trámites analizados.</w:t>
+      </w:r>
+    </w:p>
+    <w:p>
+      <w:pPr>
+        <w:jc w:val="both"/>
+        <w:rPr/>
+      </w:pPr>
+      <w:r>
+        <w:rPr>
+          <w:rtl w:val="0"/>
+        </w:rPr>
+      </w:r>
+    </w:p>
+    <w:p>
+      <w:pPr>
+        <w:jc w:val="both"/>
+        <w:rPr/>
+      </w:pPr>
+      <w:r>
+        <w:rPr>
+          <w:rtl w:val="0"/>
+        </w:rPr>
+        <w:t xml:space="preserve">En relación con la distribución geográfica, la variable registro_seccional_provincia mostró una alta concentración de casos en Buenos Aires y CABA, seguidas por Córdoba, Santa Fe y Mendoza. Por el contrario, provincias como La Rioja, Catamarca y Tierra del Fuego registraron cantidades significativamente menores de eventos.</w:t>
+      </w:r>
+    </w:p>
+    <w:p>
+      <w:pPr>
+        <w:jc w:val="both"/>
+        <w:rPr/>
+      </w:pPr>
+      <w:r>
+        <w:rPr>
+          <w:rtl w:val="0"/>
+        </w:rPr>
+      </w:r>
+    </w:p>
+    <w:p>
+      <w:pPr>
+        <w:jc w:val="both"/>
+        <w:rPr/>
+      </w:pPr>
+      <w:r>
+        <w:rPr>
+          <w:rtl w:val="0"/>
+        </w:rPr>
+        <w:t xml:space="preserve">El análisis de la variable automotor_marca_descripcion mostró que Volkswagen (16,5%), Fiat (14,2%), Chevrolet (12,8%), Renault (11,5%) y Ford (10,1%) fueron las marcas con mayor cantidad de robos registrados. En conjunto concentraron cerca del 65% de los casos analizados, reflejando una fuerte concentración del delito sobre las marcas más comunes del parque automotor nacional.</w:t>
+      </w:r>
+    </w:p>
+    <w:p>
+      <w:pPr>
+        <w:jc w:val="both"/>
+        <w:rPr/>
+      </w:pPr>
+      <w:r>
+        <w:rPr>
+          <w:rtl w:val="0"/>
+        </w:rPr>
+      </w:r>
+    </w:p>
+    <w:p>
+      <w:pPr>
+        <w:jc w:val="both"/>
+        <w:rPr/>
+      </w:pPr>
+      <w:r>
+        <w:rPr>
+          <w:rtl w:val="0"/>
+        </w:rPr>
+        <w:t xml:space="preserve">Respecto a la variable automotor_anio_modelo, se observó una antigüedad promedio de 15 años, correspondiente aproximadamente a vehículos modelo 2011. Este resultado indica que el robo no se concentra solo en autos nuevos, sino que afecta principalmente a vehículos con varios años de circulación. La mayor presencia de estos modelos podría estar asociada a su amplia disponibilidad y a la demanda de repuestos y autopartes.</w:t>
+      </w:r>
+    </w:p>
+    <w:p>
+      <w:pPr>
+        <w:pStyle w:val="Heading2"/>
+        <w:jc w:val="both"/>
+        <w:rPr/>
+      </w:pPr>
+      <w:bookmarkStart w:colFirst="0" w:colLast="0" w:name="_lqtl49hbdgjn" w:id="11"/>
+      <w:bookmarkEnd w:id="11"/>
+      <w:r>
+        <w:rPr>
+          <w:rtl w:val="0"/>
+        </w:rPr>
+        <w:t xml:space="preserve">Distribución geográfica</w:t>
+      </w:r>
+    </w:p>
+    <w:p>
+      <w:pPr>
+        <w:jc w:val="both"/>
+        <w:rPr/>
+      </w:pPr>
+      <w:r>
+        <w:rPr>
+          <w:rtl w:val="0"/>
+        </w:rPr>
+        <w:t xml:space="preserve">El análisis mostró una fuerte concentración del delito automotor en determinadas provincias. Buenos Aires concentró aproximadamente el 67% de los robos totales, seguida por CABA, Córdoba, Santa Fe y Mendoza.</w:t>
+      </w:r>
+    </w:p>
+    <w:p>
+      <w:pPr>
+        <w:jc w:val="both"/>
+        <w:rPr/>
+      </w:pPr>
+      <w:r>
+        <w:rPr>
+          <w:rtl w:val="0"/>
+        </w:rPr>
+      </w:r>
+    </w:p>
+    <w:p>
+      <w:pPr>
+        <w:jc w:val="both"/>
+        <w:rPr/>
+      </w:pPr>
+      <w:r>
+        <w:rPr>
+          <w:rtl w:val="0"/>
+        </w:rPr>
+        <w:t xml:space="preserve">En cuanto a la eficiencia de recupero, Entre Ríos presentó la mayor tasa acumulada (18,91%), mientras que Buenos Aires registró una tasa considerablemente menor (2,17%) pese a su elevado volumen de recuperos absolutos.</w:t>
+      </w:r>
+    </w:p>
+    <w:p>
+      <w:pPr>
+        <w:jc w:val="both"/>
+        <w:rPr/>
+      </w:pPr>
+      <w:r>
+        <w:rPr>
+          <w:rtl w:val="0"/>
+        </w:rPr>
+      </w:r>
+    </w:p>
+    <w:p>
+      <w:pPr>
+        <w:jc w:val="both"/>
+        <w:rPr/>
+      </w:pPr>
+      <w:r>
+        <w:rPr>
+          <w:rtl w:val="0"/>
+        </w:rPr>
+        <w:t xml:space="preserve">Estos resultados evidencian que una gran cantidad de recuperos no implica necesariamente una buena eficiencia relativa.</w:t>
+      </w:r>
+    </w:p>
+    <w:p>
+      <w:pPr>
+        <w:jc w:val="both"/>
+        <w:rPr/>
+      </w:pPr>
+      <w:r>
+        <w:rPr>
+          <w:rtl w:val="0"/>
+        </w:rPr>
+      </w:r>
+    </w:p>
+    <w:p>
+      <w:pPr>
+        <w:pStyle w:val="Heading2"/>
+        <w:jc w:val="both"/>
+        <w:rPr/>
+      </w:pPr>
+      <w:bookmarkStart w:colFirst="0" w:colLast="0" w:name="_nxhg8knsns02" w:id="12"/>
+      <w:bookmarkEnd w:id="12"/>
+      <w:r>
+        <w:rPr>
+          <w:rtl w:val="0"/>
+        </w:rPr>
+        <w:t xml:space="preserve">Evolución temporal</w:t>
+      </w:r>
+    </w:p>
+    <w:p>
+      <w:pPr>
+        <w:jc w:val="both"/>
+        <w:rPr/>
+      </w:pPr>
+      <w:r>
+        <w:rPr>
+          <w:rtl w:val="0"/>
+        </w:rPr>
+        <w:t xml:space="preserve">Los mayores picos de robos se registraron durante 2024, destacándose mayo con más de 5.000 robos mensuales.</w:t>
+      </w:r>
+    </w:p>
+    <w:p>
+      <w:pPr>
+        <w:jc w:val="both"/>
+        <w:rPr/>
+      </w:pPr>
+      <w:r>
+        <w:rPr>
+          <w:rtl w:val="0"/>
+        </w:rPr>
+      </w:r>
+    </w:p>
+    <w:p>
+      <w:pPr>
+        <w:jc w:val="both"/>
+        <w:rPr/>
+      </w:pPr>
+      <w:r>
+        <w:rPr>
+          <w:rtl w:val="0"/>
+        </w:rPr>
+        <w:t xml:space="preserve">En cuanto a las tasas de recupero, los mejores desempeños relativos se observaron en diciembre de 2025 y febrero de 2020.</w:t>
+      </w:r>
+    </w:p>
+    <w:p>
+      <w:pPr>
+        <w:jc w:val="both"/>
+        <w:rPr/>
+      </w:pPr>
+      <w:r>
+        <w:rPr>
+          <w:rtl w:val="0"/>
+        </w:rPr>
+        <w:t xml:space="preserve">Además, algunas provincias mostraron incrementos importantes en la cantidad de robos entre 2020 y 2025, como La Pampa, San Luis y Formosa.</w:t>
+      </w:r>
+    </w:p>
+    <w:p>
+      <w:pPr>
+        <w:jc w:val="both"/>
+        <w:rPr/>
+      </w:pPr>
+      <w:r>
+        <w:rPr>
+          <w:rtl w:val="0"/>
+        </w:rPr>
+      </w:r>
+    </w:p>
+    <w:p>
+      <w:pPr>
+        <w:pStyle w:val="Heading2"/>
+        <w:jc w:val="both"/>
+        <w:rPr/>
+      </w:pPr>
+      <w:bookmarkStart w:colFirst="0" w:colLast="0" w:name="_ev76k4wmxdlv" w:id="13"/>
+      <w:bookmarkEnd w:id="13"/>
+      <w:r>
+        <w:rPr>
+          <w:rtl w:val="0"/>
+        </w:rPr>
+        <w:t xml:space="preserve">Comparación entre gestiones gubernamentales </w:t>
+      </w:r>
+    </w:p>
+    <w:p>
+      <w:pPr>
+        <w:jc w:val="both"/>
+        <w:rPr/>
+      </w:pPr>
+      <w:r>
+        <w:rPr>
+          <w:rtl w:val="0"/>
+        </w:rPr>
+        <w:t xml:space="preserve">Se realizó una comparación entre los períodos enero de 2020 – noviembre de 2023 y diciembre de 2023 – abril de 2026. Los resultados mostraron un incremento del 22,1% en el promedio mensual de robos durante la gestión actual. Si bien no se observa un cambio brusco luego del cambio de gestión de diciembre de 2023, sí se aprecia una leve mejora en los niveles promedio de recupero, pasando del 3,35% al 3,57%, indicando una mejora moderada en la eficiencia de recuperación. Además, hacia finales de 2025 y comienzos de 2026 se registraron algunos de los valores más altos de toda la serie, superando incluso el 7%,  a pesar del incremento en la cantidad de robos registrados a nivel nacional. </w:t>
+      </w:r>
+    </w:p>
+    <w:p>
+      <w:pPr>
+        <w:jc w:val="both"/>
         <w:rPr/>
       </w:pPr>
       <w:r>
@@ -3636,8 +4123,8 @@
         <w:pStyle w:val="Heading1"/>
         <w:rPr/>
       </w:pPr>
-      <w:bookmarkStart w:colFirst="0" w:colLast="0" w:name="_ncfssykl5o5y" w:id="10"/>
-      <w:bookmarkEnd w:id="10"/>
+      <w:bookmarkStart w:colFirst="0" w:colLast="0" w:name="_ncfssykl5o5y" w:id="14"/>
+      <w:bookmarkEnd w:id="14"/>
       <w:r>
         <w:rPr>
           <w:rtl w:val="0"/>
@@ -3647,6 +4134,204 @@
     </w:p>
     <w:p>
       <w:pPr>
+        <w:jc w:val="both"/>
+        <w:rPr/>
+      </w:pPr>
+      <w:r>
+        <w:rPr>
+          <w:rtl w:val="0"/>
+        </w:rPr>
+        <w:t xml:space="preserve">Para la etapa de Machine Learning se implementó un modelo de clustering K Means, con el objetivo de clasificar las provincias argentinas según su nivel de eficiencia en la recuperación de vehículos robados. El modelo permitió identificar grupos de provincias con comportamientos similares en términos de desempeño de recupero.</w:t>
+      </w:r>
+    </w:p>
+    <w:p>
+      <w:pPr>
+        <w:jc w:val="both"/>
+        <w:rPr/>
+      </w:pPr>
+      <w:r>
+        <w:rPr>
+          <w:rtl w:val="0"/>
+        </w:rPr>
+      </w:r>
+    </w:p>
+    <w:p>
+      <w:pPr>
+        <w:jc w:val="both"/>
+        <w:rPr/>
+      </w:pPr>
+      <w:r>
+        <w:rPr>
+          <w:rtl w:val="0"/>
+        </w:rPr>
+        <w:t xml:space="preserve">Como variable principal se utilizó la Tasa de Recupero Suavizada, construida a partir de la relación entre vehículos recuperados y robados. La aplicación de un suavizado permitió reducir el efecto de fluctuaciones producidas por provincias con bajo volumen de casos, obteniendo un indicador más estable y representativo para el proceso de agrupamiento. Por ejemplo, si una provincia registra 10 robos y recupera 2 vehículos, su tasa de recupero sería del 20%. Sin embargo, esa tasa está calculada sobre un volumen muy pequeño y puede variar drásticamente con uno o dos casos adicionales.</w:t>
+      </w:r>
+    </w:p>
+    <w:p>
+      <w:pPr>
+        <w:jc w:val="both"/>
+        <w:rPr/>
+      </w:pPr>
+      <w:r>
+        <w:rPr>
+          <w:rtl w:val="0"/>
+        </w:rPr>
+      </w:r>
+    </w:p>
+    <w:p>
+      <w:pPr>
+        <w:jc w:val="both"/>
+        <w:rPr/>
+      </w:pPr>
+      <w:r>
+        <w:rPr>
+          <w:rtl w:val="0"/>
+        </w:rPr>
+        <w:t xml:space="preserve">Previo al entrenamiento, los datos fueron normalizados mediante Z-Score Standardization, transformando los valores para que tuvieran media cero y desviación estándar uno. Esta técnica fue necesaria debido a que K-Means utiliza distancias euclidianas para formar los grupos, por lo que trabajar con variables normalizadas evita sesgos y mejora la calidad de los resultados.</w:t>
+      </w:r>
+    </w:p>
+    <w:p>
+      <w:pPr>
+        <w:jc w:val="both"/>
+        <w:rPr/>
+      </w:pPr>
+      <w:r>
+        <w:rPr>
+          <w:rtl w:val="0"/>
+        </w:rPr>
+      </w:r>
+    </w:p>
+    <w:p>
+      <w:pPr>
+        <w:jc w:val="both"/>
+        <w:rPr/>
+      </w:pPr>
+      <w:r>
+        <w:rPr>
+          <w:rtl w:val="0"/>
+        </w:rPr>
+        <w:t xml:space="preserve">Una vez normalizados los datos, se ejecutó el algoritmo K-Means probando diferentes cantidades de clusters. La selección final se realizó considerando el coeficiente de silueta, dando k=3 como el mejor hiperparametro (coeficiente de 0.6465).</w:t>
+      </w:r>
+    </w:p>
+    <w:p>
+      <w:pPr>
+        <w:jc w:val="both"/>
+        <w:rPr/>
+      </w:pPr>
+      <w:r>
+        <w:rPr>
+          <w:rtl w:val="0"/>
+        </w:rPr>
+      </w:r>
+    </w:p>
+    <w:p>
+      <w:pPr>
+        <w:jc w:val="both"/>
+        <w:rPr/>
+      </w:pPr>
+      <w:r>
+        <w:rPr>
+          <w:rtl w:val="0"/>
+        </w:rPr>
+        <w:t xml:space="preserve">El modelo permitió identificar tres categorías de desempeño:</w:t>
+      </w:r>
+    </w:p>
+    <w:p>
+      <w:pPr>
+        <w:jc w:val="both"/>
+        <w:rPr/>
+      </w:pPr>
+      <w:r>
+        <w:rPr>
+          <w:rtl w:val="0"/>
+        </w:rPr>
+      </w:r>
+    </w:p>
+    <w:p>
+      <w:pPr>
+        <w:numPr>
+          <w:ilvl w:val="0"/>
+          <w:numId w:val="5"/>
+        </w:numPr>
+        <w:ind w:left="720" w:hanging="360"/>
+        <w:jc w:val="both"/>
+        <w:rPr>
+          <w:u w:val="none"/>
+        </w:rPr>
+      </w:pPr>
+      <w:r>
+        <w:rPr>
+          <w:b w:val="1"/>
+          <w:bCs w:val="1"/>
+          <w:rtl w:val="0"/>
+        </w:rPr>
+        <w:t xml:space="preserve">Clúster de Nivel de Intervención Crítico (16 provincias):</w:t>
+      </w:r>
+      <w:r>
+        <w:rPr>
+          <w:rtl w:val="0"/>
+        </w:rPr>
+        <w:t xml:space="preserve"> integrado por jurisdicciones con tasas de recupero inferiores al 5%, entre ellas Buenos Aires, Córdoba, Santa Fe y Mendoza. Estas provincias presentan los niveles de eficiencia más bajos y requieren una mayor atención desde el punto de vista operativo.</w:t>
+      </w:r>
+    </w:p>
+    <w:p>
+      <w:pPr>
+        <w:numPr>
+          <w:ilvl w:val="0"/>
+          <w:numId w:val="5"/>
+        </w:numPr>
+        <w:ind w:left="720" w:hanging="360"/>
+        <w:jc w:val="both"/>
+        <w:rPr>
+          <w:u w:val="none"/>
+        </w:rPr>
+      </w:pPr>
+      <w:r>
+        <w:rPr>
+          <w:b w:val="1"/>
+          <w:bCs w:val="1"/>
+          <w:rtl w:val="0"/>
+        </w:rPr>
+        <w:t xml:space="preserve">Clúster de Eficiencia Destacada (1 provincia):</w:t>
+      </w:r>
+      <w:r>
+        <w:rPr>
+          <w:rtl w:val="0"/>
+        </w:rPr>
+        <w:t xml:space="preserve"> conformado únicamente por Entre Ríos, que presentó la tasa de recupero más alta del país, alcanzando un 18,91% de recupero bruto y 16,92% de recupero suavizado.</w:t>
+      </w:r>
+    </w:p>
+    <w:p>
+      <w:pPr>
+        <w:numPr>
+          <w:ilvl w:val="0"/>
+          <w:numId w:val="5"/>
+        </w:numPr>
+        <w:ind w:left="720" w:hanging="360"/>
+        <w:jc w:val="both"/>
+        <w:rPr>
+          <w:u w:val="none"/>
+        </w:rPr>
+      </w:pPr>
+      <w:r>
+        <w:rPr>
+          <w:b w:val="1"/>
+          <w:bCs w:val="1"/>
+          <w:rtl w:val="0"/>
+        </w:rPr>
+        <w:t xml:space="preserve">Clúster de Intervención Moderada/Baja (7 provincias):</w:t>
+      </w:r>
+      <w:r>
+        <w:rPr>
+          <w:rtl w:val="0"/>
+        </w:rPr>
+        <w:t xml:space="preserve"> compuesto por jurisdicciones como CABA, Salta, Neuquén, Chubut, Jujuy, Misiones y Río Negro, que exhibieron tasas de recupero intermedias y niveles de desempeño relativamente estables.</w:t>
+      </w:r>
+    </w:p>
+    <w:p>
+      <w:pPr>
+        <w:ind w:left="0" w:firstLine="0"/>
+        <w:jc w:val="both"/>
         <w:rPr/>
       </w:pPr>
       <w:r>
@@ -3660,8 +4345,8 @@
         <w:pStyle w:val="Heading1"/>
         <w:rPr/>
       </w:pPr>
-      <w:bookmarkStart w:colFirst="0" w:colLast="0" w:name="_rpfyp26uzpzy" w:id="11"/>
-      <w:bookmarkEnd w:id="11"/>
+      <w:bookmarkStart w:colFirst="0" w:colLast="0" w:name="_rpfyp26uzpzy" w:id="15"/>
+      <w:bookmarkEnd w:id="15"/>
       <w:r>
         <w:rPr>
           <w:rtl w:val="0"/>
@@ -3677,6 +4362,401 @@
         <w:rPr>
           <w:rtl w:val="0"/>
         </w:rPr>
+        <w:t xml:space="preserve">Con el objetivo de comunicar de manera clara e interactiva los resultados obtenidos durante el análisis y el proceso de Machine Learning, se desarrolló el sistema web SFM-DA (Sistema Federal de Monitoreo y Priorización del Delito Automotor).</w:t>
+      </w:r>
+    </w:p>
+    <w:p>
+      <w:pPr>
+        <w:rPr/>
+      </w:pPr>
+      <w:r>
+        <w:rPr>
+          <w:rtl w:val="0"/>
+        </w:rPr>
+      </w:r>
+    </w:p>
+    <w:p>
+      <w:pPr>
+        <w:rPr/>
+      </w:pPr>
+      <w:r>
+        <w:rPr>
+          <w:rtl w:val="0"/>
+        </w:rPr>
+        <w:t xml:space="preserve">La plataforma fue diseñada como una herramienta de apoyo para la visualización y monitoreo de robos y recuperos de vehículos en Argentina durante el período 2020–2026, permitiendo explorar patrones geográficos y temporales de manera dinámica.</w:t>
+      </w:r>
+    </w:p>
+    <w:p>
+      <w:pPr>
+        <w:rPr/>
+      </w:pPr>
+      <w:r>
+        <w:rPr>
+          <w:rtl w:val="0"/>
+        </w:rPr>
+      </w:r>
+    </w:p>
+    <w:p>
+      <w:pPr>
+        <w:rPr/>
+      </w:pPr>
+      <w:r>
+        <w:rPr>
+          <w:rtl w:val="0"/>
+        </w:rPr>
+        <w:t xml:space="preserve">El sistema integra indicadores estadísticos, mapas interactivos, rankings provinciales, análisis temporales y visualizaciones derivadas del modelo de Machine Learning implementado previamente.</w:t>
+      </w:r>
+    </w:p>
+    <w:p>
+      <w:pPr>
+        <w:pStyle w:val="Heading2"/>
+        <w:rPr/>
+      </w:pPr>
+      <w:bookmarkStart w:colFirst="0" w:colLast="0" w:name="_3g010nwb9atx" w:id="16"/>
+      <w:bookmarkEnd w:id="16"/>
+      <w:r>
+        <w:rPr>
+          <w:rtl w:val="0"/>
+        </w:rPr>
+        <w:t xml:space="preserve">Componentes principales del sistema</w:t>
+      </w:r>
+    </w:p>
+    <w:p>
+      <w:pPr>
+        <w:rPr/>
+      </w:pPr>
+      <w:r>
+        <w:rPr>
+          <w:rtl w:val="0"/>
+        </w:rPr>
+        <w:t xml:space="preserve">El tablero interactivo fue organizado en distintas secciones funcionales:</w:t>
+      </w:r>
+    </w:p>
+    <w:p>
+      <w:pPr>
+        <w:rPr/>
+      </w:pPr>
+      <w:r>
+        <w:rPr>
+          <w:rtl w:val="0"/>
+        </w:rPr>
+      </w:r>
+    </w:p>
+    <w:p>
+      <w:pPr>
+        <w:numPr>
+          <w:ilvl w:val="0"/>
+          <w:numId w:val="8"/>
+        </w:numPr>
+        <w:ind w:left="720" w:hanging="360"/>
+        <w:rPr>
+          <w:u w:val="none"/>
+        </w:rPr>
+      </w:pPr>
+      <w:r>
+        <w:rPr>
+          <w:rtl w:val="0"/>
+        </w:rPr>
+        <w:t xml:space="preserve">Panel de indicadores nacionales (KPIs): muestra métricas generales como cantidad de robos, recuperos, tasa promedio de recupero e Índice de Prioridad de Intervención (IPI).</w:t>
+      </w:r>
+    </w:p>
+    <w:p>
+      <w:pPr>
+        <w:numPr>
+          <w:ilvl w:val="0"/>
+          <w:numId w:val="8"/>
+        </w:numPr>
+        <w:ind w:left="720" w:hanging="360"/>
+        <w:rPr>
+          <w:u w:val="none"/>
+        </w:rPr>
+      </w:pPr>
+      <w:r>
+        <w:rPr>
+          <w:rtl w:val="0"/>
+        </w:rPr>
+        <w:t xml:space="preserve">Mapa interactivo federal: permite visualizar la distribución geográfica del delito automotor por provincia, incluyendo filtros y acceso a información detallada de cada jurisdicción.</w:t>
+      </w:r>
+    </w:p>
+    <w:p>
+      <w:pPr>
+        <w:numPr>
+          <w:ilvl w:val="0"/>
+          <w:numId w:val="8"/>
+        </w:numPr>
+        <w:ind w:left="720" w:hanging="360"/>
+        <w:rPr>
+          <w:u w:val="none"/>
+        </w:rPr>
+      </w:pPr>
+      <w:r>
+        <w:rPr>
+          <w:rtl w:val="0"/>
+        </w:rPr>
+        <w:t xml:space="preserve">Ranking provincial de intervención: clasifica las provincias según su nivel de criticidad utilizando indicadores derivados del análisis exploratorio y del modelo de clustering.</w:t>
+      </w:r>
+    </w:p>
+    <w:p>
+      <w:pPr>
+        <w:numPr>
+          <w:ilvl w:val="0"/>
+          <w:numId w:val="8"/>
+        </w:numPr>
+        <w:ind w:left="720" w:hanging="360"/>
+        <w:rPr>
+          <w:u w:val="none"/>
+        </w:rPr>
+      </w:pPr>
+      <w:r>
+        <w:rPr>
+          <w:rtl w:val="0"/>
+        </w:rPr>
+        <w:t xml:space="preserve">Explorador temporal provincial: permite analizar la evolución histórica de robos, recuperos y tasas de recupero para cada provincia mediante gráficos dinámicos.</w:t>
+      </w:r>
+    </w:p>
+    <w:p>
+      <w:pPr>
+        <w:numPr>
+          <w:ilvl w:val="0"/>
+          <w:numId w:val="8"/>
+        </w:numPr>
+        <w:ind w:left="720" w:hanging="360"/>
+        <w:rPr>
+          <w:u w:val="none"/>
+        </w:rPr>
+      </w:pPr>
+      <w:r>
+        <w:rPr>
+          <w:rtl w:val="0"/>
+        </w:rPr>
+        <w:t xml:space="preserve">Visualización del modelo de Machine Learning: presenta gráficamente los clusters obtenidos por K-Means junto con recomendaciones generales de intervención.</w:t>
+      </w:r>
+    </w:p>
+    <w:p>
+      <w:pPr>
+        <w:rPr/>
+      </w:pPr>
+      <w:r>
+        <w:rPr>
+          <w:rtl w:val="0"/>
+        </w:rPr>
+      </w:r>
+    </w:p>
+    <w:p>
+      <w:pPr>
+        <w:pStyle w:val="Heading2"/>
+        <w:rPr/>
+      </w:pPr>
+      <w:bookmarkStart w:colFirst="0" w:colLast="0" w:name="_b63095jfnqsl" w:id="17"/>
+      <w:bookmarkEnd w:id="17"/>
+      <w:r>
+        <w:rPr>
+          <w:rtl w:val="0"/>
+        </w:rPr>
+        <w:t xml:space="preserve">Tecnologías utilizadas</w:t>
+      </w:r>
+    </w:p>
+    <w:p>
+      <w:pPr>
+        <w:rPr/>
+      </w:pPr>
+      <w:r>
+        <w:rPr>
+          <w:rtl w:val="0"/>
+        </w:rPr>
+        <w:t xml:space="preserve">Para el desarrollo del sistema se utilizaron tecnologías web orientadas a maximizar la portabilidad, la velocidad de carga y la interactividad:</w:t>
+      </w:r>
+    </w:p>
+    <w:p>
+      <w:pPr>
+        <w:rPr/>
+      </w:pPr>
+      <w:r>
+        <w:rPr>
+          <w:rtl w:val="0"/>
+        </w:rPr>
+      </w:r>
+    </w:p>
+    <w:p>
+      <w:pPr>
+        <w:numPr>
+          <w:ilvl w:val="0"/>
+          <w:numId w:val="7"/>
+        </w:numPr>
+        <w:ind w:left="720" w:hanging="360"/>
+        <w:rPr>
+          <w:u w:val="none"/>
+        </w:rPr>
+      </w:pPr>
+      <w:r>
+        <w:rPr>
+          <w:rtl w:val="0"/>
+        </w:rPr>
+        <w:t xml:space="preserve">HTML5 y CSS3 para la estructura y diseño visual de la interfaz.</w:t>
+      </w:r>
+    </w:p>
+    <w:p>
+      <w:pPr>
+        <w:numPr>
+          <w:ilvl w:val="0"/>
+          <w:numId w:val="7"/>
+        </w:numPr>
+        <w:ind w:left="720" w:hanging="360"/>
+        <w:rPr>
+          <w:u w:val="none"/>
+        </w:rPr>
+      </w:pPr>
+      <w:r>
+        <w:rPr>
+          <w:rtl w:val="0"/>
+        </w:rPr>
+        <w:t xml:space="preserve">JavaScript (ES6+) para el procesamiento dinámico de datos y la interacción del usuario.</w:t>
+      </w:r>
+    </w:p>
+    <w:p>
+      <w:pPr>
+        <w:numPr>
+          <w:ilvl w:val="0"/>
+          <w:numId w:val="7"/>
+        </w:numPr>
+        <w:ind w:left="720" w:hanging="360"/>
+        <w:rPr>
+          <w:u w:val="none"/>
+        </w:rPr>
+      </w:pPr>
+      <w:r>
+        <w:rPr>
+          <w:rtl w:val="0"/>
+        </w:rPr>
+        <w:t xml:space="preserve">Leaflet.js para la implementación de mapas interactivos provinciales.</w:t>
+      </w:r>
+    </w:p>
+    <w:p>
+      <w:pPr>
+        <w:numPr>
+          <w:ilvl w:val="0"/>
+          <w:numId w:val="7"/>
+        </w:numPr>
+        <w:ind w:left="720" w:hanging="360"/>
+        <w:rPr>
+          <w:u w:val="none"/>
+        </w:rPr>
+      </w:pPr>
+      <w:r>
+        <w:rPr>
+          <w:rtl w:val="0"/>
+        </w:rPr>
+        <w:t xml:space="preserve">Chart.js para la generación de gráficos estadísticos y temporales.</w:t>
+      </w:r>
+    </w:p>
+    <w:p>
+      <w:pPr>
+        <w:rPr/>
+      </w:pPr>
+      <w:r>
+        <w:rPr>
+          <w:rtl w:val="0"/>
+        </w:rPr>
+      </w:r>
+    </w:p>
+    <w:p>
+      <w:pPr>
+        <w:rPr/>
+      </w:pPr>
+      <w:r>
+        <w:rPr>
+          <w:rtl w:val="0"/>
+        </w:rPr>
+        <w:t xml:space="preserve">Además, se adoptó un enfoque completamente client-side, evitando dependencias de servidores o bases de datos en producción y facilitando el despliegue del proyecto en plataformas gratuitas.</w:t>
+      </w:r>
+    </w:p>
+    <w:p>
+      <w:pPr>
+        <w:pStyle w:val="Heading2"/>
+        <w:rPr/>
+      </w:pPr>
+      <w:bookmarkStart w:colFirst="0" w:colLast="0" w:name="_gxvwluyekid9" w:id="18"/>
+      <w:bookmarkEnd w:id="18"/>
+      <w:r>
+        <w:rPr>
+          <w:rtl w:val="0"/>
+        </w:rPr>
+        <w:t xml:space="preserve">Decisiones de visualización</w:t>
+      </w:r>
+    </w:p>
+    <w:p>
+      <w:pPr>
+        <w:rPr/>
+      </w:pPr>
+      <w:r>
+        <w:rPr>
+          <w:rtl w:val="0"/>
+        </w:rPr>
+        <w:t xml:space="preserve">Durante el diseño de las visualizaciones se tomaron distintas decisiones para mejorar la interpretación de los datos:</w:t>
+      </w:r>
+    </w:p>
+    <w:p>
+      <w:pPr>
+        <w:rPr/>
+      </w:pPr>
+      <w:r>
+        <w:rPr>
+          <w:rtl w:val="0"/>
+        </w:rPr>
+      </w:r>
+    </w:p>
+    <w:p>
+      <w:pPr>
+        <w:numPr>
+          <w:ilvl w:val="0"/>
+          <w:numId w:val="1"/>
+        </w:numPr>
+        <w:ind w:left="720" w:hanging="360"/>
+        <w:rPr>
+          <w:u w:val="none"/>
+        </w:rPr>
+      </w:pPr>
+      <w:r>
+        <w:rPr>
+          <w:rtl w:val="0"/>
+        </w:rPr>
+        <w:t xml:space="preserve">Se aplicó un escalado logarítmico en los marcadores geográficos para evitar que provincias con altos volúmenes de robos, como Buenos Aires, ocultaran visualmente al resto de las jurisdicciones.</w:t>
+      </w:r>
+    </w:p>
+    <w:p>
+      <w:pPr>
+        <w:numPr>
+          <w:ilvl w:val="0"/>
+          <w:numId w:val="1"/>
+        </w:numPr>
+        <w:ind w:left="720" w:hanging="360"/>
+        <w:rPr>
+          <w:u w:val="none"/>
+        </w:rPr>
+      </w:pPr>
+      <w:r>
+        <w:rPr>
+          <w:rtl w:val="0"/>
+        </w:rPr>
+        <w:t xml:space="preserve">En los gráficos temporales se utilizó un sistema de doble eje Y, permitiendo representar simultáneamente robos y recuperos pese a sus diferencias de escala.</w:t>
+      </w:r>
+    </w:p>
+    <w:p>
+      <w:pPr>
+        <w:numPr>
+          <w:ilvl w:val="0"/>
+          <w:numId w:val="1"/>
+        </w:numPr>
+        <w:ind w:left="720" w:hanging="360"/>
+        <w:rPr>
+          <w:u w:val="none"/>
+        </w:rPr>
+      </w:pPr>
+      <w:r>
+        <w:rPr>
+          <w:rtl w:val="0"/>
+        </w:rPr>
+        <w:t xml:space="preserve">Para la representación visual del clustering se utilizó una transformación logarítmica del IPI, reduciendo el impacto de valores extremos y facilitando la separación visual entre grupos provinciales.</w:t>
       </w:r>
     </w:p>
     <w:p>
@@ -3684,8 +4764,8 @@
         <w:pStyle w:val="Heading1"/>
         <w:rPr/>
       </w:pPr>
-      <w:bookmarkStart w:colFirst="0" w:colLast="0" w:name="_zp3z4gx5904" w:id="12"/>
-      <w:bookmarkEnd w:id="12"/>
+      <w:bookmarkStart w:colFirst="0" w:colLast="0" w:name="_zp3z4gx5904" w:id="19"/>
+      <w:bookmarkEnd w:id="19"/>
       <w:r>
         <w:rPr>
           <w:rtl w:val="0"/>
@@ -3708,8 +4788,8 @@
         <w:pStyle w:val="Heading1"/>
         <w:rPr/>
       </w:pPr>
-      <w:bookmarkStart w:colFirst="0" w:colLast="0" w:name="_s1h4ffem4lnn" w:id="13"/>
-      <w:bookmarkEnd w:id="13"/>
+      <w:bookmarkStart w:colFirst="0" w:colLast="0" w:name="_s1h4ffem4lnn" w:id="20"/>
+      <w:bookmarkEnd w:id="20"/>
       <w:r>
         <w:rPr>
           <w:rtl w:val="0"/>
@@ -3732,8 +4812,8 @@
         <w:pStyle w:val="Heading1"/>
         <w:rPr/>
       </w:pPr>
-      <w:bookmarkStart w:colFirst="0" w:colLast="0" w:name="_r5a9mwpgl5z3" w:id="14"/>
-      <w:bookmarkEnd w:id="14"/>
+      <w:bookmarkStart w:colFirst="0" w:colLast="0" w:name="_r5a9mwpgl5z3" w:id="21"/>
+      <w:bookmarkEnd w:id="21"/>
       <w:r>
         <w:rPr>
           <w:rtl w:val="0"/>
@@ -3756,8 +4836,8 @@
         <w:pStyle w:val="Heading1"/>
         <w:rPr/>
       </w:pPr>
-      <w:bookmarkStart w:colFirst="0" w:colLast="0" w:name="_uprcmwcondtl" w:id="15"/>
-      <w:bookmarkEnd w:id="15"/>
+      <w:bookmarkStart w:colFirst="0" w:colLast="0" w:name="_uprcmwcondtl" w:id="22"/>
+      <w:bookmarkEnd w:id="22"/>
       <w:r>
         <w:rPr>
           <w:rtl w:val="0"/>
@@ -3780,8 +4860,8 @@
         <w:pStyle w:val="Heading1"/>
         <w:rPr/>
       </w:pPr>
-      <w:bookmarkStart w:colFirst="0" w:colLast="0" w:name="_bomcbnrmi71b" w:id="16"/>
-      <w:bookmarkEnd w:id="16"/>
+      <w:bookmarkStart w:colFirst="0" w:colLast="0" w:name="_bomcbnrmi71b" w:id="23"/>
+      <w:bookmarkEnd w:id="23"/>
       <w:r>
         <w:rPr>
           <w:rtl w:val="0"/>
@@ -3869,6 +4949,4932 @@
           <w:rtl w:val="0"/>
         </w:rPr>
         <w:t xml:space="preserve">Robos y recuperos por provincias por períodos: Es establecer periodos de meses donde se obtengan índices de robos frente a recuperos, es decir, hace 1 mes se recuperaron 6 de cada 8 autos.</w:t>
+      </w:r>
+    </w:p>
+    <w:p>
+      <w:pPr>
+        <w:rPr/>
+      </w:pPr>
+      <w:r>
+        <w:rPr>
+          <w:rtl w:val="0"/>
+        </w:rPr>
+      </w:r>
+    </w:p>
+    <w:p>
+      <w:pPr>
+        <w:rPr/>
+      </w:pPr>
+      <w:r>
+        <w:rPr>
+          <w:rtl w:val="0"/>
+        </w:rPr>
+      </w:r>
+    </w:p>
+    <w:tbl>
+      <w:tblPr>
+        <w:tblStyle w:val="Table2"/>
+        <w:tblW w:w="9025.511811023624" w:type="dxa"/>
+        <w:jc w:val="left"/>
+        <w:tblBorders>
+          <w:top w:color="000000" w:space="0" w:sz="0" w:val="nil"/>
+          <w:left w:color="000000" w:space="0" w:sz="0" w:val="nil"/>
+          <w:bottom w:color="000000" w:space="0" w:sz="0" w:val="nil"/>
+          <w:right w:color="000000" w:space="0" w:sz="0" w:val="nil"/>
+          <w:insideH w:color="000000" w:space="0" w:sz="0" w:val="nil"/>
+          <w:insideV w:color="000000" w:space="0" w:sz="0" w:val="nil"/>
+        </w:tblBorders>
+        <w:tblLayout w:type="fixed"/>
+        <w:tblLook w:val="0600"/>
+      </w:tblPr>
+      <w:tblGrid>
+        <w:gridCol w:w="1936.6857992853566"/>
+        <w:gridCol w:w="1491.8967161958967"/>
+        <w:gridCol w:w="1450.1977396562597"/>
+        <w:gridCol w:w="4146.73155588611"/>
+        <w:tblGridChange w:id="0">
+          <w:tblGrid>
+            <w:gridCol w:w="1936.6857992853566"/>
+            <w:gridCol w:w="1491.8967161958967"/>
+            <w:gridCol w:w="1450.1977396562597"/>
+            <w:gridCol w:w="4146.73155588611"/>
+          </w:tblGrid>
+        </w:tblGridChange>
+      </w:tblGrid>
+      <w:tr>
+        <w:trPr>
+          <w:cantSplit w:val="0"/>
+          <w:trHeight w:val="1025" w:hRule="atLeast"/>
+          <w:tblHeader w:val="0"/>
+        </w:trPr>
+        <w:tc>
+          <w:tcPr>
+            <w:tcBorders>
+              <w:top w:color="000000" w:space="0" w:sz="0" w:val="nil"/>
+              <w:left w:color="000000" w:space="0" w:sz="0" w:val="nil"/>
+              <w:bottom w:color="000000" w:space="0" w:sz="5" w:val="single"/>
+              <w:right w:color="000000" w:space="0" w:sz="5" w:val="single"/>
+            </w:tcBorders>
+            <w:tcMar>
+              <w:top w:w="100.0" w:type="dxa"/>
+              <w:left w:w="100.0" w:type="dxa"/>
+              <w:bottom w:w="100.0" w:type="dxa"/>
+              <w:right w:w="100.0" w:type="dxa"/>
+            </w:tcMar>
+            <w:vAlign w:val="top"/>
+          </w:tcPr>
+          <w:p>
+            <w:pPr>
+              <w:spacing w:line="330" w:lineRule="auto"/>
+              <w:rPr>
+                <w:color w:val="cccccc"/>
+                <w:sz w:val="21"/>
+                <w:szCs w:val="21"/>
+              </w:rPr>
+            </w:pPr>
+            <w:r>
+              <w:rPr>
+                <w:color w:val="cccccc"/>
+                <w:sz w:val="21"/>
+                <w:szCs w:val="21"/>
+                <w:rtl w:val="0"/>
+              </w:rPr>
+              <w:t xml:space="preserve">Nombre del Atributo</w:t>
+            </w:r>
+          </w:p>
+        </w:tc>
+        <w:tc>
+          <w:tcPr>
+            <w:tcBorders>
+              <w:top w:color="000000" w:space="0" w:sz="0" w:val="nil"/>
+              <w:left w:color="000000" w:space="0" w:sz="5" w:val="single"/>
+              <w:bottom w:color="000000" w:space="0" w:sz="5" w:val="single"/>
+              <w:right w:color="000000" w:space="0" w:sz="5" w:val="single"/>
+            </w:tcBorders>
+            <w:tcMar>
+              <w:top w:w="100.0" w:type="dxa"/>
+              <w:left w:w="100.0" w:type="dxa"/>
+              <w:bottom w:w="100.0" w:type="dxa"/>
+              <w:right w:w="100.0" w:type="dxa"/>
+            </w:tcMar>
+            <w:vAlign w:val="top"/>
+          </w:tcPr>
+          <w:p>
+            <w:pPr>
+              <w:spacing w:line="330" w:lineRule="auto"/>
+              <w:jc w:val="center"/>
+              <w:rPr>
+                <w:color w:val="cccccc"/>
+                <w:sz w:val="21"/>
+                <w:szCs w:val="21"/>
+              </w:rPr>
+            </w:pPr>
+            <w:r>
+              <w:rPr>
+                <w:color w:val="cccccc"/>
+                <w:sz w:val="21"/>
+                <w:szCs w:val="21"/>
+                <w:rtl w:val="0"/>
+              </w:rPr>
+              <w:t xml:space="preserve">Registros Faltantes</w:t>
+            </w:r>
+          </w:p>
+        </w:tc>
+        <w:tc>
+          <w:tcPr>
+            <w:tcBorders>
+              <w:top w:color="000000" w:space="0" w:sz="0" w:val="nil"/>
+              <w:left w:color="000000" w:space="0" w:sz="5" w:val="single"/>
+              <w:bottom w:color="000000" w:space="0" w:sz="5" w:val="single"/>
+              <w:right w:color="000000" w:space="0" w:sz="5" w:val="single"/>
+            </w:tcBorders>
+            <w:tcMar>
+              <w:top w:w="100.0" w:type="dxa"/>
+              <w:left w:w="100.0" w:type="dxa"/>
+              <w:bottom w:w="100.0" w:type="dxa"/>
+              <w:right w:w="100.0" w:type="dxa"/>
+            </w:tcMar>
+            <w:vAlign w:val="top"/>
+          </w:tcPr>
+          <w:p>
+            <w:pPr>
+              <w:spacing w:line="330" w:lineRule="auto"/>
+              <w:jc w:val="center"/>
+              <w:rPr>
+                <w:color w:val="cccccc"/>
+                <w:sz w:val="21"/>
+                <w:szCs w:val="21"/>
+              </w:rPr>
+            </w:pPr>
+            <w:r>
+              <w:rPr>
+                <w:color w:val="cccccc"/>
+                <w:sz w:val="21"/>
+                <w:szCs w:val="21"/>
+                <w:rtl w:val="0"/>
+              </w:rPr>
+              <w:t xml:space="preserve">Formato en el CSV</w:t>
+            </w:r>
+          </w:p>
+        </w:tc>
+        <w:tc>
+          <w:tcPr>
+            <w:tcBorders>
+              <w:top w:color="000000" w:space="0" w:sz="0" w:val="nil"/>
+              <w:left w:color="000000" w:space="0" w:sz="5" w:val="single"/>
+              <w:bottom w:color="000000" w:space="0" w:sz="5" w:val="single"/>
+              <w:right w:color="000000" w:space="0" w:sz="0" w:val="nil"/>
+            </w:tcBorders>
+            <w:tcMar>
+              <w:top w:w="100.0" w:type="dxa"/>
+              <w:left w:w="100.0" w:type="dxa"/>
+              <w:bottom w:w="100.0" w:type="dxa"/>
+              <w:right w:w="100.0" w:type="dxa"/>
+            </w:tcMar>
+            <w:vAlign w:val="top"/>
+          </w:tcPr>
+          <w:p>
+            <w:pPr>
+              <w:spacing w:line="330" w:lineRule="auto"/>
+              <w:rPr>
+                <w:color w:val="cccccc"/>
+                <w:sz w:val="21"/>
+                <w:szCs w:val="21"/>
+              </w:rPr>
+            </w:pPr>
+            <w:r>
+              <w:rPr>
+                <w:color w:val="cccccc"/>
+                <w:sz w:val="21"/>
+                <w:szCs w:val="21"/>
+                <w:rtl w:val="0"/>
+              </w:rPr>
+              <w:t xml:space="preserve">Razón y Contexto del Nulo</w:t>
+            </w:r>
+          </w:p>
+        </w:tc>
+      </w:tr>
+      <w:tr>
+        <w:trPr>
+          <w:cantSplit w:val="0"/>
+          <w:trHeight w:val="1925" w:hRule="atLeast"/>
+          <w:tblHeader w:val="0"/>
+        </w:trPr>
+        <w:tc>
+          <w:tcPr>
+            <w:tcBorders>
+              <w:top w:color="000000" w:space="0" w:sz="5" w:val="single"/>
+              <w:left w:color="000000" w:space="0" w:sz="0" w:val="nil"/>
+              <w:bottom w:color="000000" w:space="0" w:sz="5" w:val="single"/>
+              <w:right w:color="000000" w:space="0" w:sz="5" w:val="single"/>
+            </w:tcBorders>
+            <w:tcMar>
+              <w:top w:w="100.0" w:type="dxa"/>
+              <w:left w:w="100.0" w:type="dxa"/>
+              <w:bottom w:w="100.0" w:type="dxa"/>
+              <w:right w:w="100.0" w:type="dxa"/>
+            </w:tcMar>
+            <w:vAlign w:val="top"/>
+          </w:tcPr>
+          <w:p>
+            <w:pPr>
+              <w:spacing w:line="330" w:lineRule="auto"/>
+              <w:rPr>
+                <w:color w:val="cccccc"/>
+                <w:sz w:val="21"/>
+                <w:szCs w:val="21"/>
+              </w:rPr>
+            </w:pPr>
+            <w:r>
+              <w:rPr>
+                <w:rFonts w:ascii="Courier New" w:cs="Courier New" w:eastAsia="Courier New" w:hAnsi="Courier New"/>
+                <w:b w:val="1"/>
+                <w:bCs w:val="1"/>
+                <w:color w:val="d7ba7d"/>
+                <w:sz w:val="19"/>
+                <w:szCs w:val="19"/>
+                <w:rtl w:val="0"/>
+              </w:rPr>
+              <w:t xml:space="preserve">automotor_modelo_codigo</w:t>
+            </w:r>
+            <w:r>
+              <w:rPr>
+                <w:rtl w:val="0"/>
+              </w:rPr>
+            </w:r>
+          </w:p>
+        </w:tc>
+        <w:tc>
+          <w:tcPr>
+            <w:tcBorders>
+              <w:top w:color="000000" w:space="0" w:sz="5" w:val="single"/>
+              <w:left w:color="000000" w:space="0" w:sz="5" w:val="single"/>
+              <w:bottom w:color="000000" w:space="0" w:sz="5" w:val="single"/>
+              <w:right w:color="000000" w:space="0" w:sz="5" w:val="single"/>
+            </w:tcBorders>
+            <w:tcMar>
+              <w:top w:w="100.0" w:type="dxa"/>
+              <w:left w:w="100.0" w:type="dxa"/>
+              <w:bottom w:w="100.0" w:type="dxa"/>
+              <w:right w:w="100.0" w:type="dxa"/>
+            </w:tcMar>
+            <w:vAlign w:val="top"/>
+          </w:tcPr>
+          <w:p>
+            <w:pPr>
+              <w:spacing w:line="330" w:lineRule="auto"/>
+              <w:jc w:val="center"/>
+              <w:rPr>
+                <w:color w:val="cccccc"/>
+                <w:sz w:val="21"/>
+                <w:szCs w:val="21"/>
+              </w:rPr>
+            </w:pPr>
+            <w:r>
+              <w:rPr>
+                <w:b w:val="1"/>
+                <w:bCs w:val="1"/>
+                <w:color w:val="cccccc"/>
+                <w:sz w:val="21"/>
+                <w:szCs w:val="21"/>
+                <w:rtl w:val="0"/>
+              </w:rPr>
+              <w:t xml:space="preserve">15,908</w:t>
+            </w:r>
+            <w:r>
+              <w:rPr>
+                <w:rtl w:val="0"/>
+              </w:rPr>
+            </w:r>
+          </w:p>
+        </w:tc>
+        <w:tc>
+          <w:tcPr>
+            <w:tcBorders>
+              <w:top w:color="000000" w:space="0" w:sz="5" w:val="single"/>
+              <w:left w:color="000000" w:space="0" w:sz="5" w:val="single"/>
+              <w:bottom w:color="000000" w:space="0" w:sz="5" w:val="single"/>
+              <w:right w:color="000000" w:space="0" w:sz="5" w:val="single"/>
+            </w:tcBorders>
+            <w:tcMar>
+              <w:top w:w="100.0" w:type="dxa"/>
+              <w:left w:w="100.0" w:type="dxa"/>
+              <w:bottom w:w="100.0" w:type="dxa"/>
+              <w:right w:w="100.0" w:type="dxa"/>
+            </w:tcMar>
+            <w:vAlign w:val="top"/>
+          </w:tcPr>
+          <w:p>
+            <w:pPr>
+              <w:spacing w:line="330" w:lineRule="auto"/>
+              <w:jc w:val="center"/>
+              <w:rPr>
+                <w:color w:val="cccccc"/>
+                <w:sz w:val="21"/>
+                <w:szCs w:val="21"/>
+              </w:rPr>
+            </w:pPr>
+            <w:r>
+              <w:rPr>
+                <w:color w:val="cccccc"/>
+                <w:sz w:val="21"/>
+                <w:szCs w:val="21"/>
+                <w:rtl w:val="0"/>
+              </w:rPr>
+              <w:t xml:space="preserve">Vacío o </w:t>
+            </w:r>
+            <w:r>
+              <w:rPr>
+                <w:rFonts w:ascii="Courier New" w:cs="Courier New" w:eastAsia="Courier New" w:hAnsi="Courier New"/>
+                <w:color w:val="d7ba7d"/>
+                <w:sz w:val="19"/>
+                <w:szCs w:val="19"/>
+                <w:rtl w:val="0"/>
+              </w:rPr>
+              <w:t xml:space="preserve">""</w:t>
+            </w:r>
+            <w:r>
+              <w:rPr>
+                <w:rtl w:val="0"/>
+              </w:rPr>
+            </w:r>
+          </w:p>
+        </w:tc>
+        <w:tc>
+          <w:tcPr>
+            <w:tcBorders>
+              <w:top w:color="000000" w:space="0" w:sz="5" w:val="single"/>
+              <w:left w:color="000000" w:space="0" w:sz="5" w:val="single"/>
+              <w:bottom w:color="000000" w:space="0" w:sz="5" w:val="single"/>
+              <w:right w:color="000000" w:space="0" w:sz="0" w:val="nil"/>
+            </w:tcBorders>
+            <w:tcMar>
+              <w:top w:w="100.0" w:type="dxa"/>
+              <w:left w:w="100.0" w:type="dxa"/>
+              <w:bottom w:w="100.0" w:type="dxa"/>
+              <w:right w:w="100.0" w:type="dxa"/>
+            </w:tcMar>
+            <w:vAlign w:val="top"/>
+          </w:tcPr>
+          <w:p>
+            <w:pPr>
+              <w:spacing w:line="330" w:lineRule="auto"/>
+              <w:rPr>
+                <w:color w:val="cccccc"/>
+                <w:sz w:val="21"/>
+                <w:szCs w:val="21"/>
+              </w:rPr>
+            </w:pPr>
+            <w:r>
+              <w:rPr>
+                <w:b w:val="1"/>
+                <w:bCs w:val="1"/>
+                <w:color w:val="cccccc"/>
+                <w:sz w:val="21"/>
+                <w:szCs w:val="21"/>
+                <w:rtl w:val="0"/>
+              </w:rPr>
+              <w:t xml:space="preserve">Muy Común</w:t>
+            </w:r>
+            <w:r>
+              <w:rPr>
+                <w:color w:val="cccccc"/>
+                <w:sz w:val="21"/>
+                <w:szCs w:val="21"/>
+                <w:rtl w:val="0"/>
+              </w:rPr>
+              <w:t xml:space="preserve">: Muchos vehículos no tienen un código de modelo estandarizado asignado en la DNRPA y solo registran la descripción de texto libre (</w:t>
+            </w:r>
+            <w:r>
+              <w:rPr>
+                <w:rFonts w:ascii="Courier New" w:cs="Courier New" w:eastAsia="Courier New" w:hAnsi="Courier New"/>
+                <w:color w:val="d7ba7d"/>
+                <w:sz w:val="19"/>
+                <w:szCs w:val="19"/>
+                <w:rtl w:val="0"/>
+              </w:rPr>
+              <w:t xml:space="preserve">automotor_modelo_descripcion</w:t>
+            </w:r>
+            <w:r>
+              <w:rPr>
+                <w:color w:val="cccccc"/>
+                <w:sz w:val="21"/>
+                <w:szCs w:val="21"/>
+                <w:rtl w:val="0"/>
+              </w:rPr>
+              <w:t xml:space="preserve">).</w:t>
+            </w:r>
+          </w:p>
+        </w:tc>
+      </w:tr>
+      <w:tr>
+        <w:trPr>
+          <w:cantSplit w:val="0"/>
+          <w:trHeight w:val="1340" w:hRule="atLeast"/>
+          <w:tblHeader w:val="0"/>
+        </w:trPr>
+        <w:tc>
+          <w:tcPr>
+            <w:tcBorders>
+              <w:top w:color="000000" w:space="0" w:sz="5" w:val="single"/>
+              <w:left w:color="000000" w:space="0" w:sz="0" w:val="nil"/>
+              <w:bottom w:color="000000" w:space="0" w:sz="5" w:val="single"/>
+              <w:right w:color="000000" w:space="0" w:sz="5" w:val="single"/>
+            </w:tcBorders>
+            <w:tcMar>
+              <w:top w:w="100.0" w:type="dxa"/>
+              <w:left w:w="100.0" w:type="dxa"/>
+              <w:bottom w:w="100.0" w:type="dxa"/>
+              <w:right w:w="100.0" w:type="dxa"/>
+            </w:tcMar>
+            <w:vAlign w:val="top"/>
+          </w:tcPr>
+          <w:p>
+            <w:pPr>
+              <w:spacing w:line="330" w:lineRule="auto"/>
+              <w:rPr>
+                <w:color w:val="cccccc"/>
+                <w:sz w:val="21"/>
+                <w:szCs w:val="21"/>
+              </w:rPr>
+            </w:pPr>
+            <w:r>
+              <w:rPr>
+                <w:rFonts w:ascii="Courier New" w:cs="Courier New" w:eastAsia="Courier New" w:hAnsi="Courier New"/>
+                <w:b w:val="1"/>
+                <w:bCs w:val="1"/>
+                <w:color w:val="d7ba7d"/>
+                <w:sz w:val="19"/>
+                <w:szCs w:val="19"/>
+                <w:rtl w:val="0"/>
+              </w:rPr>
+              <w:t xml:space="preserve">automotor_tipo_codigo</w:t>
+            </w:r>
+            <w:r>
+              <w:rPr>
+                <w:rtl w:val="0"/>
+              </w:rPr>
+            </w:r>
+          </w:p>
+        </w:tc>
+        <w:tc>
+          <w:tcPr>
+            <w:tcBorders>
+              <w:top w:color="000000" w:space="0" w:sz="5" w:val="single"/>
+              <w:left w:color="000000" w:space="0" w:sz="5" w:val="single"/>
+              <w:bottom w:color="000000" w:space="0" w:sz="5" w:val="single"/>
+              <w:right w:color="000000" w:space="0" w:sz="5" w:val="single"/>
+            </w:tcBorders>
+            <w:tcMar>
+              <w:top w:w="100.0" w:type="dxa"/>
+              <w:left w:w="100.0" w:type="dxa"/>
+              <w:bottom w:w="100.0" w:type="dxa"/>
+              <w:right w:w="100.0" w:type="dxa"/>
+            </w:tcMar>
+            <w:vAlign w:val="top"/>
+          </w:tcPr>
+          <w:p>
+            <w:pPr>
+              <w:spacing w:line="330" w:lineRule="auto"/>
+              <w:jc w:val="center"/>
+              <w:rPr>
+                <w:color w:val="cccccc"/>
+                <w:sz w:val="21"/>
+                <w:szCs w:val="21"/>
+              </w:rPr>
+            </w:pPr>
+            <w:r>
+              <w:rPr>
+                <w:b w:val="1"/>
+                <w:bCs w:val="1"/>
+                <w:color w:val="cccccc"/>
+                <w:sz w:val="21"/>
+                <w:szCs w:val="21"/>
+                <w:rtl w:val="0"/>
+              </w:rPr>
+              <w:t xml:space="preserve">1,279</w:t>
+            </w:r>
+            <w:r>
+              <w:rPr>
+                <w:rtl w:val="0"/>
+              </w:rPr>
+            </w:r>
+          </w:p>
+        </w:tc>
+        <w:tc>
+          <w:tcPr>
+            <w:tcBorders>
+              <w:top w:color="000000" w:space="0" w:sz="5" w:val="single"/>
+              <w:left w:color="000000" w:space="0" w:sz="5" w:val="single"/>
+              <w:bottom w:color="000000" w:space="0" w:sz="5" w:val="single"/>
+              <w:right w:color="000000" w:space="0" w:sz="5" w:val="single"/>
+            </w:tcBorders>
+            <w:tcMar>
+              <w:top w:w="100.0" w:type="dxa"/>
+              <w:left w:w="100.0" w:type="dxa"/>
+              <w:bottom w:w="100.0" w:type="dxa"/>
+              <w:right w:w="100.0" w:type="dxa"/>
+            </w:tcMar>
+            <w:vAlign w:val="top"/>
+          </w:tcPr>
+          <w:p>
+            <w:pPr>
+              <w:spacing w:line="330" w:lineRule="auto"/>
+              <w:jc w:val="center"/>
+              <w:rPr>
+                <w:color w:val="cccccc"/>
+                <w:sz w:val="21"/>
+                <w:szCs w:val="21"/>
+              </w:rPr>
+            </w:pPr>
+            <w:r>
+              <w:rPr>
+                <w:rFonts w:ascii="Courier New" w:cs="Courier New" w:eastAsia="Courier New" w:hAnsi="Courier New"/>
+                <w:color w:val="d7ba7d"/>
+                <w:sz w:val="19"/>
+                <w:szCs w:val="19"/>
+                <w:rtl w:val="0"/>
+              </w:rPr>
+              <w:t xml:space="preserve">""</w:t>
+            </w:r>
+            <w:r>
+              <w:rPr>
+                <w:rtl w:val="0"/>
+              </w:rPr>
+            </w:r>
+          </w:p>
+        </w:tc>
+        <w:tc>
+          <w:tcPr>
+            <w:tcBorders>
+              <w:top w:color="000000" w:space="0" w:sz="5" w:val="single"/>
+              <w:left w:color="000000" w:space="0" w:sz="5" w:val="single"/>
+              <w:bottom w:color="000000" w:space="0" w:sz="5" w:val="single"/>
+              <w:right w:color="000000" w:space="0" w:sz="0" w:val="nil"/>
+            </w:tcBorders>
+            <w:tcMar>
+              <w:top w:w="100.0" w:type="dxa"/>
+              <w:left w:w="100.0" w:type="dxa"/>
+              <w:bottom w:w="100.0" w:type="dxa"/>
+              <w:right w:w="100.0" w:type="dxa"/>
+            </w:tcMar>
+            <w:vAlign w:val="top"/>
+          </w:tcPr>
+          <w:p>
+            <w:pPr>
+              <w:spacing w:line="330" w:lineRule="auto"/>
+              <w:rPr>
+                <w:color w:val="cccccc"/>
+                <w:sz w:val="21"/>
+                <w:szCs w:val="21"/>
+              </w:rPr>
+            </w:pPr>
+            <w:r>
+              <w:rPr>
+                <w:color w:val="cccccc"/>
+                <w:sz w:val="21"/>
+                <w:szCs w:val="21"/>
+                <w:rtl w:val="0"/>
+              </w:rPr>
+              <w:t xml:space="preserve">Falta la codificación interna para el tipo de vehículo en la carga original del registro.</w:t>
+            </w:r>
+          </w:p>
+        </w:tc>
+      </w:tr>
+      <w:tr>
+        <w:trPr>
+          <w:cantSplit w:val="0"/>
+          <w:trHeight w:val="1055" w:hRule="atLeast"/>
+          <w:tblHeader w:val="0"/>
+        </w:trPr>
+        <w:tc>
+          <w:tcPr>
+            <w:tcBorders>
+              <w:top w:color="000000" w:space="0" w:sz="5" w:val="single"/>
+              <w:left w:color="000000" w:space="0" w:sz="0" w:val="nil"/>
+              <w:bottom w:color="000000" w:space="0" w:sz="5" w:val="single"/>
+              <w:right w:color="000000" w:space="0" w:sz="5" w:val="single"/>
+            </w:tcBorders>
+            <w:tcMar>
+              <w:top w:w="100.0" w:type="dxa"/>
+              <w:left w:w="100.0" w:type="dxa"/>
+              <w:bottom w:w="100.0" w:type="dxa"/>
+              <w:right w:w="100.0" w:type="dxa"/>
+            </w:tcMar>
+            <w:vAlign w:val="top"/>
+          </w:tcPr>
+          <w:p>
+            <w:pPr>
+              <w:spacing w:line="330" w:lineRule="auto"/>
+              <w:rPr>
+                <w:color w:val="cccccc"/>
+                <w:sz w:val="21"/>
+                <w:szCs w:val="21"/>
+              </w:rPr>
+            </w:pPr>
+            <w:r>
+              <w:rPr>
+                <w:rFonts w:ascii="Courier New" w:cs="Courier New" w:eastAsia="Courier New" w:hAnsi="Courier New"/>
+                <w:b w:val="1"/>
+                <w:bCs w:val="1"/>
+                <w:color w:val="d7ba7d"/>
+                <w:sz w:val="19"/>
+                <w:szCs w:val="19"/>
+                <w:rtl w:val="0"/>
+              </w:rPr>
+              <w:t xml:space="preserve">automotor_marca_codigo</w:t>
+            </w:r>
+            <w:r>
+              <w:rPr>
+                <w:rtl w:val="0"/>
+              </w:rPr>
+            </w:r>
+          </w:p>
+        </w:tc>
+        <w:tc>
+          <w:tcPr>
+            <w:tcBorders>
+              <w:top w:color="000000" w:space="0" w:sz="5" w:val="single"/>
+              <w:left w:color="000000" w:space="0" w:sz="5" w:val="single"/>
+              <w:bottom w:color="000000" w:space="0" w:sz="5" w:val="single"/>
+              <w:right w:color="000000" w:space="0" w:sz="5" w:val="single"/>
+            </w:tcBorders>
+            <w:tcMar>
+              <w:top w:w="100.0" w:type="dxa"/>
+              <w:left w:w="100.0" w:type="dxa"/>
+              <w:bottom w:w="100.0" w:type="dxa"/>
+              <w:right w:w="100.0" w:type="dxa"/>
+            </w:tcMar>
+            <w:vAlign w:val="top"/>
+          </w:tcPr>
+          <w:p>
+            <w:pPr>
+              <w:spacing w:line="330" w:lineRule="auto"/>
+              <w:jc w:val="center"/>
+              <w:rPr>
+                <w:color w:val="cccccc"/>
+                <w:sz w:val="21"/>
+                <w:szCs w:val="21"/>
+              </w:rPr>
+            </w:pPr>
+            <w:r>
+              <w:rPr>
+                <w:b w:val="1"/>
+                <w:bCs w:val="1"/>
+                <w:color w:val="cccccc"/>
+                <w:sz w:val="21"/>
+                <w:szCs w:val="21"/>
+                <w:rtl w:val="0"/>
+              </w:rPr>
+              <w:t xml:space="preserve">917</w:t>
+            </w:r>
+            <w:r>
+              <w:rPr>
+                <w:rtl w:val="0"/>
+              </w:rPr>
+            </w:r>
+          </w:p>
+        </w:tc>
+        <w:tc>
+          <w:tcPr>
+            <w:tcBorders>
+              <w:top w:color="000000" w:space="0" w:sz="5" w:val="single"/>
+              <w:left w:color="000000" w:space="0" w:sz="5" w:val="single"/>
+              <w:bottom w:color="000000" w:space="0" w:sz="5" w:val="single"/>
+              <w:right w:color="000000" w:space="0" w:sz="5" w:val="single"/>
+            </w:tcBorders>
+            <w:tcMar>
+              <w:top w:w="100.0" w:type="dxa"/>
+              <w:left w:w="100.0" w:type="dxa"/>
+              <w:bottom w:w="100.0" w:type="dxa"/>
+              <w:right w:w="100.0" w:type="dxa"/>
+            </w:tcMar>
+            <w:vAlign w:val="top"/>
+          </w:tcPr>
+          <w:p>
+            <w:pPr>
+              <w:spacing w:line="330" w:lineRule="auto"/>
+              <w:jc w:val="center"/>
+              <w:rPr>
+                <w:color w:val="cccccc"/>
+                <w:sz w:val="21"/>
+                <w:szCs w:val="21"/>
+              </w:rPr>
+            </w:pPr>
+            <w:r>
+              <w:rPr>
+                <w:color w:val="cccccc"/>
+                <w:sz w:val="21"/>
+                <w:szCs w:val="21"/>
+                <w:rtl w:val="0"/>
+              </w:rPr>
+              <w:t xml:space="preserve">Vacío o </w:t>
+            </w:r>
+            <w:r>
+              <w:rPr>
+                <w:rFonts w:ascii="Courier New" w:cs="Courier New" w:eastAsia="Courier New" w:hAnsi="Courier New"/>
+                <w:color w:val="d7ba7d"/>
+                <w:sz w:val="19"/>
+                <w:szCs w:val="19"/>
+                <w:rtl w:val="0"/>
+              </w:rPr>
+              <w:t xml:space="preserve">""</w:t>
+            </w:r>
+            <w:r>
+              <w:rPr>
+                <w:rtl w:val="0"/>
+              </w:rPr>
+            </w:r>
+          </w:p>
+        </w:tc>
+        <w:tc>
+          <w:tcPr>
+            <w:tcBorders>
+              <w:top w:color="000000" w:space="0" w:sz="5" w:val="single"/>
+              <w:left w:color="000000" w:space="0" w:sz="5" w:val="single"/>
+              <w:bottom w:color="000000" w:space="0" w:sz="5" w:val="single"/>
+              <w:right w:color="000000" w:space="0" w:sz="0" w:val="nil"/>
+            </w:tcBorders>
+            <w:tcMar>
+              <w:top w:w="100.0" w:type="dxa"/>
+              <w:left w:w="100.0" w:type="dxa"/>
+              <w:bottom w:w="100.0" w:type="dxa"/>
+              <w:right w:w="100.0" w:type="dxa"/>
+            </w:tcMar>
+            <w:vAlign w:val="top"/>
+          </w:tcPr>
+          <w:p>
+            <w:pPr>
+              <w:spacing w:line="330" w:lineRule="auto"/>
+              <w:rPr>
+                <w:color w:val="cccccc"/>
+                <w:sz w:val="21"/>
+                <w:szCs w:val="21"/>
+              </w:rPr>
+            </w:pPr>
+            <w:r>
+              <w:rPr>
+                <w:color w:val="cccccc"/>
+                <w:sz w:val="21"/>
+                <w:szCs w:val="21"/>
+                <w:rtl w:val="0"/>
+              </w:rPr>
+              <w:t xml:space="preserve">Marca del vehículo no codificada en el sistema DNRPA.</w:t>
+            </w:r>
+          </w:p>
+        </w:tc>
+      </w:tr>
+      <w:tr>
+        <w:trPr>
+          <w:cantSplit w:val="0"/>
+          <w:trHeight w:val="1040" w:hRule="atLeast"/>
+          <w:tblHeader w:val="0"/>
+        </w:trPr>
+        <w:tc>
+          <w:tcPr>
+            <w:tcBorders>
+              <w:top w:color="000000" w:space="0" w:sz="5" w:val="single"/>
+              <w:left w:color="000000" w:space="0" w:sz="0" w:val="nil"/>
+              <w:bottom w:color="000000" w:space="0" w:sz="5" w:val="single"/>
+              <w:right w:color="000000" w:space="0" w:sz="5" w:val="single"/>
+            </w:tcBorders>
+            <w:tcMar>
+              <w:top w:w="100.0" w:type="dxa"/>
+              <w:left w:w="100.0" w:type="dxa"/>
+              <w:bottom w:w="100.0" w:type="dxa"/>
+              <w:right w:w="100.0" w:type="dxa"/>
+            </w:tcMar>
+            <w:vAlign w:val="top"/>
+          </w:tcPr>
+          <w:p>
+            <w:pPr>
+              <w:spacing w:line="330" w:lineRule="auto"/>
+              <w:rPr>
+                <w:color w:val="cccccc"/>
+                <w:sz w:val="21"/>
+                <w:szCs w:val="21"/>
+              </w:rPr>
+            </w:pPr>
+            <w:r>
+              <w:rPr>
+                <w:rFonts w:ascii="Courier New" w:cs="Courier New" w:eastAsia="Courier New" w:hAnsi="Courier New"/>
+                <w:b w:val="1"/>
+                <w:bCs w:val="1"/>
+                <w:color w:val="d7ba7d"/>
+                <w:sz w:val="19"/>
+                <w:szCs w:val="19"/>
+                <w:rtl w:val="0"/>
+              </w:rPr>
+              <w:t xml:space="preserve">automotor_anio_modelo</w:t>
+            </w:r>
+            <w:r>
+              <w:rPr>
+                <w:rtl w:val="0"/>
+              </w:rPr>
+            </w:r>
+          </w:p>
+        </w:tc>
+        <w:tc>
+          <w:tcPr>
+            <w:tcBorders>
+              <w:top w:color="000000" w:space="0" w:sz="5" w:val="single"/>
+              <w:left w:color="000000" w:space="0" w:sz="5" w:val="single"/>
+              <w:bottom w:color="000000" w:space="0" w:sz="5" w:val="single"/>
+              <w:right w:color="000000" w:space="0" w:sz="5" w:val="single"/>
+            </w:tcBorders>
+            <w:tcMar>
+              <w:top w:w="100.0" w:type="dxa"/>
+              <w:left w:w="100.0" w:type="dxa"/>
+              <w:bottom w:w="100.0" w:type="dxa"/>
+              <w:right w:w="100.0" w:type="dxa"/>
+            </w:tcMar>
+            <w:vAlign w:val="top"/>
+          </w:tcPr>
+          <w:p>
+            <w:pPr>
+              <w:spacing w:line="330" w:lineRule="auto"/>
+              <w:jc w:val="center"/>
+              <w:rPr>
+                <w:color w:val="cccccc"/>
+                <w:sz w:val="21"/>
+                <w:szCs w:val="21"/>
+              </w:rPr>
+            </w:pPr>
+            <w:r>
+              <w:rPr>
+                <w:b w:val="1"/>
+                <w:bCs w:val="1"/>
+                <w:color w:val="cccccc"/>
+                <w:sz w:val="21"/>
+                <w:szCs w:val="21"/>
+                <w:rtl w:val="0"/>
+              </w:rPr>
+              <w:t xml:space="preserve">90</w:t>
+            </w:r>
+            <w:r>
+              <w:rPr>
+                <w:rtl w:val="0"/>
+              </w:rPr>
+            </w:r>
+          </w:p>
+        </w:tc>
+        <w:tc>
+          <w:tcPr>
+            <w:tcBorders>
+              <w:top w:color="000000" w:space="0" w:sz="5" w:val="single"/>
+              <w:left w:color="000000" w:space="0" w:sz="5" w:val="single"/>
+              <w:bottom w:color="000000" w:space="0" w:sz="5" w:val="single"/>
+              <w:right w:color="000000" w:space="0" w:sz="5" w:val="single"/>
+            </w:tcBorders>
+            <w:tcMar>
+              <w:top w:w="100.0" w:type="dxa"/>
+              <w:left w:w="100.0" w:type="dxa"/>
+              <w:bottom w:w="100.0" w:type="dxa"/>
+              <w:right w:w="100.0" w:type="dxa"/>
+            </w:tcMar>
+            <w:vAlign w:val="top"/>
+          </w:tcPr>
+          <w:p>
+            <w:pPr>
+              <w:spacing w:line="330" w:lineRule="auto"/>
+              <w:jc w:val="center"/>
+              <w:rPr>
+                <w:color w:val="cccccc"/>
+                <w:sz w:val="21"/>
+                <w:szCs w:val="21"/>
+              </w:rPr>
+            </w:pPr>
+            <w:r>
+              <w:rPr>
+                <w:color w:val="cccccc"/>
+                <w:sz w:val="21"/>
+                <w:szCs w:val="21"/>
+                <w:rtl w:val="0"/>
+              </w:rPr>
+              <w:t xml:space="preserve">Vacío (sin comillas)</w:t>
+            </w:r>
+          </w:p>
+        </w:tc>
+        <w:tc>
+          <w:tcPr>
+            <w:tcBorders>
+              <w:top w:color="000000" w:space="0" w:sz="5" w:val="single"/>
+              <w:left w:color="000000" w:space="0" w:sz="5" w:val="single"/>
+              <w:bottom w:color="000000" w:space="0" w:sz="5" w:val="single"/>
+              <w:right w:color="000000" w:space="0" w:sz="0" w:val="nil"/>
+            </w:tcBorders>
+            <w:tcMar>
+              <w:top w:w="100.0" w:type="dxa"/>
+              <w:left w:w="100.0" w:type="dxa"/>
+              <w:bottom w:w="100.0" w:type="dxa"/>
+              <w:right w:w="100.0" w:type="dxa"/>
+            </w:tcMar>
+            <w:vAlign w:val="top"/>
+          </w:tcPr>
+          <w:p>
+            <w:pPr>
+              <w:spacing w:line="330" w:lineRule="auto"/>
+              <w:rPr>
+                <w:color w:val="cccccc"/>
+                <w:sz w:val="21"/>
+                <w:szCs w:val="21"/>
+              </w:rPr>
+            </w:pPr>
+            <w:r>
+              <w:rPr>
+                <w:color w:val="cccccc"/>
+                <w:sz w:val="21"/>
+                <w:szCs w:val="21"/>
+                <w:rtl w:val="0"/>
+              </w:rPr>
+              <w:t xml:space="preserve">Año del modelo del vehículo no especificado en el trámite.</w:t>
+            </w:r>
+          </w:p>
+        </w:tc>
+      </w:tr>
+      <w:tr>
+        <w:trPr>
+          <w:cantSplit w:val="0"/>
+          <w:trHeight w:val="1040" w:hRule="atLeast"/>
+          <w:tblHeader w:val="0"/>
+        </w:trPr>
+        <w:tc>
+          <w:tcPr>
+            <w:tcBorders>
+              <w:top w:color="000000" w:space="0" w:sz="5" w:val="single"/>
+              <w:left w:color="000000" w:space="0" w:sz="0" w:val="nil"/>
+              <w:bottom w:color="000000" w:space="0" w:sz="5" w:val="single"/>
+              <w:right w:color="000000" w:space="0" w:sz="5" w:val="single"/>
+            </w:tcBorders>
+            <w:tcMar>
+              <w:top w:w="100.0" w:type="dxa"/>
+              <w:left w:w="100.0" w:type="dxa"/>
+              <w:bottom w:w="100.0" w:type="dxa"/>
+              <w:right w:w="100.0" w:type="dxa"/>
+            </w:tcMar>
+            <w:vAlign w:val="top"/>
+          </w:tcPr>
+          <w:p>
+            <w:pPr>
+              <w:spacing w:line="330" w:lineRule="auto"/>
+              <w:rPr>
+                <w:color w:val="cccccc"/>
+                <w:sz w:val="21"/>
+                <w:szCs w:val="21"/>
+              </w:rPr>
+            </w:pPr>
+            <w:r>
+              <w:rPr>
+                <w:rFonts w:ascii="Courier New" w:cs="Courier New" w:eastAsia="Courier New" w:hAnsi="Courier New"/>
+                <w:b w:val="1"/>
+                <w:bCs w:val="1"/>
+                <w:color w:val="d7ba7d"/>
+                <w:sz w:val="19"/>
+                <w:szCs w:val="19"/>
+                <w:rtl w:val="0"/>
+              </w:rPr>
+              <w:t xml:space="preserve">titular_domicilio_localidad</w:t>
+            </w:r>
+            <w:r>
+              <w:rPr>
+                <w:rtl w:val="0"/>
+              </w:rPr>
+            </w:r>
+          </w:p>
+        </w:tc>
+        <w:tc>
+          <w:tcPr>
+            <w:tcBorders>
+              <w:top w:color="000000" w:space="0" w:sz="5" w:val="single"/>
+              <w:left w:color="000000" w:space="0" w:sz="5" w:val="single"/>
+              <w:bottom w:color="000000" w:space="0" w:sz="5" w:val="single"/>
+              <w:right w:color="000000" w:space="0" w:sz="5" w:val="single"/>
+            </w:tcBorders>
+            <w:tcMar>
+              <w:top w:w="100.0" w:type="dxa"/>
+              <w:left w:w="100.0" w:type="dxa"/>
+              <w:bottom w:w="100.0" w:type="dxa"/>
+              <w:right w:w="100.0" w:type="dxa"/>
+            </w:tcMar>
+            <w:vAlign w:val="top"/>
+          </w:tcPr>
+          <w:p>
+            <w:pPr>
+              <w:spacing w:line="330" w:lineRule="auto"/>
+              <w:jc w:val="center"/>
+              <w:rPr>
+                <w:color w:val="cccccc"/>
+                <w:sz w:val="21"/>
+                <w:szCs w:val="21"/>
+              </w:rPr>
+            </w:pPr>
+            <w:r>
+              <w:rPr>
+                <w:b w:val="1"/>
+                <w:bCs w:val="1"/>
+                <w:color w:val="cccccc"/>
+                <w:sz w:val="21"/>
+                <w:szCs w:val="21"/>
+                <w:rtl w:val="0"/>
+              </w:rPr>
+              <w:t xml:space="preserve">44</w:t>
+            </w:r>
+            <w:r>
+              <w:rPr>
+                <w:rtl w:val="0"/>
+              </w:rPr>
+            </w:r>
+          </w:p>
+        </w:tc>
+        <w:tc>
+          <w:tcPr>
+            <w:tcBorders>
+              <w:top w:color="000000" w:space="0" w:sz="5" w:val="single"/>
+              <w:left w:color="000000" w:space="0" w:sz="5" w:val="single"/>
+              <w:bottom w:color="000000" w:space="0" w:sz="5" w:val="single"/>
+              <w:right w:color="000000" w:space="0" w:sz="5" w:val="single"/>
+            </w:tcBorders>
+            <w:tcMar>
+              <w:top w:w="100.0" w:type="dxa"/>
+              <w:left w:w="100.0" w:type="dxa"/>
+              <w:bottom w:w="100.0" w:type="dxa"/>
+              <w:right w:w="100.0" w:type="dxa"/>
+            </w:tcMar>
+            <w:vAlign w:val="top"/>
+          </w:tcPr>
+          <w:p>
+            <w:pPr>
+              <w:spacing w:line="330" w:lineRule="auto"/>
+              <w:jc w:val="center"/>
+              <w:rPr>
+                <w:color w:val="cccccc"/>
+                <w:sz w:val="21"/>
+                <w:szCs w:val="21"/>
+              </w:rPr>
+            </w:pPr>
+            <w:r>
+              <w:rPr>
+                <w:rFonts w:ascii="Courier New" w:cs="Courier New" w:eastAsia="Courier New" w:hAnsi="Courier New"/>
+                <w:color w:val="d7ba7d"/>
+                <w:sz w:val="19"/>
+                <w:szCs w:val="19"/>
+                <w:rtl w:val="0"/>
+              </w:rPr>
+              <w:t xml:space="preserve">""</w:t>
+            </w:r>
+            <w:r>
+              <w:rPr>
+                <w:rtl w:val="0"/>
+              </w:rPr>
+            </w:r>
+          </w:p>
+        </w:tc>
+        <w:tc>
+          <w:tcPr>
+            <w:tcBorders>
+              <w:top w:color="000000" w:space="0" w:sz="5" w:val="single"/>
+              <w:left w:color="000000" w:space="0" w:sz="5" w:val="single"/>
+              <w:bottom w:color="000000" w:space="0" w:sz="5" w:val="single"/>
+              <w:right w:color="000000" w:space="0" w:sz="0" w:val="nil"/>
+            </w:tcBorders>
+            <w:tcMar>
+              <w:top w:w="100.0" w:type="dxa"/>
+              <w:left w:w="100.0" w:type="dxa"/>
+              <w:bottom w:w="100.0" w:type="dxa"/>
+              <w:right w:w="100.0" w:type="dxa"/>
+            </w:tcMar>
+            <w:vAlign w:val="top"/>
+          </w:tcPr>
+          <w:p>
+            <w:pPr>
+              <w:spacing w:line="330" w:lineRule="auto"/>
+              <w:rPr>
+                <w:color w:val="cccccc"/>
+                <w:sz w:val="21"/>
+                <w:szCs w:val="21"/>
+              </w:rPr>
+            </w:pPr>
+            <w:r>
+              <w:rPr>
+                <w:color w:val="cccccc"/>
+                <w:sz w:val="21"/>
+                <w:szCs w:val="21"/>
+                <w:rtl w:val="0"/>
+              </w:rPr>
+              <w:t xml:space="preserve">Localidad del titular no informada o no registrada en el seccional.</w:t>
+            </w:r>
+          </w:p>
+        </w:tc>
+      </w:tr>
+      <w:tr>
+        <w:trPr>
+          <w:cantSplit w:val="0"/>
+          <w:trHeight w:val="1040" w:hRule="atLeast"/>
+          <w:tblHeader w:val="0"/>
+        </w:trPr>
+        <w:tc>
+          <w:tcPr>
+            <w:tcBorders>
+              <w:top w:color="000000" w:space="0" w:sz="5" w:val="single"/>
+              <w:left w:color="000000" w:space="0" w:sz="0" w:val="nil"/>
+              <w:bottom w:color="000000" w:space="0" w:sz="5" w:val="single"/>
+              <w:right w:color="000000" w:space="0" w:sz="5" w:val="single"/>
+            </w:tcBorders>
+            <w:tcMar>
+              <w:top w:w="100.0" w:type="dxa"/>
+              <w:left w:w="100.0" w:type="dxa"/>
+              <w:bottom w:w="100.0" w:type="dxa"/>
+              <w:right w:w="100.0" w:type="dxa"/>
+            </w:tcMar>
+            <w:vAlign w:val="top"/>
+          </w:tcPr>
+          <w:p>
+            <w:pPr>
+              <w:spacing w:line="330" w:lineRule="auto"/>
+              <w:rPr>
+                <w:color w:val="cccccc"/>
+                <w:sz w:val="21"/>
+                <w:szCs w:val="21"/>
+              </w:rPr>
+            </w:pPr>
+            <w:r>
+              <w:rPr>
+                <w:rFonts w:ascii="Courier New" w:cs="Courier New" w:eastAsia="Courier New" w:hAnsi="Courier New"/>
+                <w:b w:val="1"/>
+                <w:bCs w:val="1"/>
+                <w:color w:val="d7ba7d"/>
+                <w:sz w:val="19"/>
+                <w:szCs w:val="19"/>
+                <w:rtl w:val="0"/>
+              </w:rPr>
+              <w:t xml:space="preserve">titular_anio_nacimiento</w:t>
+            </w:r>
+            <w:r>
+              <w:rPr>
+                <w:rtl w:val="0"/>
+              </w:rPr>
+            </w:r>
+          </w:p>
+        </w:tc>
+        <w:tc>
+          <w:tcPr>
+            <w:tcBorders>
+              <w:top w:color="000000" w:space="0" w:sz="5" w:val="single"/>
+              <w:left w:color="000000" w:space="0" w:sz="5" w:val="single"/>
+              <w:bottom w:color="000000" w:space="0" w:sz="5" w:val="single"/>
+              <w:right w:color="000000" w:space="0" w:sz="5" w:val="single"/>
+            </w:tcBorders>
+            <w:tcMar>
+              <w:top w:w="100.0" w:type="dxa"/>
+              <w:left w:w="100.0" w:type="dxa"/>
+              <w:bottom w:w="100.0" w:type="dxa"/>
+              <w:right w:w="100.0" w:type="dxa"/>
+            </w:tcMar>
+            <w:vAlign w:val="top"/>
+          </w:tcPr>
+          <w:p>
+            <w:pPr>
+              <w:spacing w:line="330" w:lineRule="auto"/>
+              <w:jc w:val="center"/>
+              <w:rPr>
+                <w:color w:val="cccccc"/>
+                <w:sz w:val="21"/>
+                <w:szCs w:val="21"/>
+              </w:rPr>
+            </w:pPr>
+            <w:r>
+              <w:rPr>
+                <w:b w:val="1"/>
+                <w:bCs w:val="1"/>
+                <w:color w:val="cccccc"/>
+                <w:sz w:val="21"/>
+                <w:szCs w:val="21"/>
+                <w:rtl w:val="0"/>
+              </w:rPr>
+              <w:t xml:space="preserve">6</w:t>
+            </w:r>
+            <w:r>
+              <w:rPr>
+                <w:rtl w:val="0"/>
+              </w:rPr>
+            </w:r>
+          </w:p>
+        </w:tc>
+        <w:tc>
+          <w:tcPr>
+            <w:tcBorders>
+              <w:top w:color="000000" w:space="0" w:sz="5" w:val="single"/>
+              <w:left w:color="000000" w:space="0" w:sz="5" w:val="single"/>
+              <w:bottom w:color="000000" w:space="0" w:sz="5" w:val="single"/>
+              <w:right w:color="000000" w:space="0" w:sz="5" w:val="single"/>
+            </w:tcBorders>
+            <w:tcMar>
+              <w:top w:w="100.0" w:type="dxa"/>
+              <w:left w:w="100.0" w:type="dxa"/>
+              <w:bottom w:w="100.0" w:type="dxa"/>
+              <w:right w:w="100.0" w:type="dxa"/>
+            </w:tcMar>
+            <w:vAlign w:val="top"/>
+          </w:tcPr>
+          <w:p>
+            <w:pPr>
+              <w:spacing w:line="330" w:lineRule="auto"/>
+              <w:jc w:val="center"/>
+              <w:rPr>
+                <w:color w:val="cccccc"/>
+                <w:sz w:val="21"/>
+                <w:szCs w:val="21"/>
+              </w:rPr>
+            </w:pPr>
+            <w:r>
+              <w:rPr>
+                <w:color w:val="cccccc"/>
+                <w:sz w:val="21"/>
+                <w:szCs w:val="21"/>
+                <w:rtl w:val="0"/>
+              </w:rPr>
+              <w:t xml:space="preserve">Vacío (sin comillas)</w:t>
+            </w:r>
+          </w:p>
+        </w:tc>
+        <w:tc>
+          <w:tcPr>
+            <w:tcBorders>
+              <w:top w:color="000000" w:space="0" w:sz="5" w:val="single"/>
+              <w:left w:color="000000" w:space="0" w:sz="5" w:val="single"/>
+              <w:bottom w:color="000000" w:space="0" w:sz="5" w:val="single"/>
+              <w:right w:color="000000" w:space="0" w:sz="0" w:val="nil"/>
+            </w:tcBorders>
+            <w:tcMar>
+              <w:top w:w="100.0" w:type="dxa"/>
+              <w:left w:w="100.0" w:type="dxa"/>
+              <w:bottom w:w="100.0" w:type="dxa"/>
+              <w:right w:w="100.0" w:type="dxa"/>
+            </w:tcMar>
+            <w:vAlign w:val="top"/>
+          </w:tcPr>
+          <w:p>
+            <w:pPr>
+              <w:spacing w:line="330" w:lineRule="auto"/>
+              <w:rPr>
+                <w:color w:val="cccccc"/>
+                <w:sz w:val="21"/>
+                <w:szCs w:val="21"/>
+              </w:rPr>
+            </w:pPr>
+            <w:r>
+              <w:rPr>
+                <w:color w:val="cccccc"/>
+                <w:sz w:val="21"/>
+                <w:szCs w:val="21"/>
+                <w:rtl w:val="0"/>
+              </w:rPr>
+              <w:t xml:space="preserve">Año de nacimiento del titular omitido o no registrado.</w:t>
+            </w:r>
+          </w:p>
+        </w:tc>
+      </w:tr>
+      <w:tr>
+        <w:trPr>
+          <w:cantSplit w:val="0"/>
+          <w:trHeight w:val="1535" w:hRule="atLeast"/>
+          <w:tblHeader w:val="0"/>
+        </w:trPr>
+        <w:tc>
+          <w:tcPr>
+            <w:tcBorders>
+              <w:top w:color="000000" w:space="0" w:sz="5" w:val="single"/>
+              <w:left w:color="000000" w:space="0" w:sz="0" w:val="nil"/>
+              <w:bottom w:color="000000" w:space="0" w:sz="0" w:val="nil"/>
+              <w:right w:color="000000" w:space="0" w:sz="5" w:val="single"/>
+            </w:tcBorders>
+            <w:tcMar>
+              <w:top w:w="100.0" w:type="dxa"/>
+              <w:left w:w="100.0" w:type="dxa"/>
+              <w:bottom w:w="100.0" w:type="dxa"/>
+              <w:right w:w="100.0" w:type="dxa"/>
+            </w:tcMar>
+            <w:vAlign w:val="top"/>
+          </w:tcPr>
+          <w:p>
+            <w:pPr>
+              <w:spacing w:line="330" w:lineRule="auto"/>
+              <w:rPr>
+                <w:color w:val="cccccc"/>
+                <w:sz w:val="21"/>
+                <w:szCs w:val="21"/>
+              </w:rPr>
+            </w:pPr>
+            <w:r>
+              <w:rPr>
+                <w:rFonts w:ascii="Courier New" w:cs="Courier New" w:eastAsia="Courier New" w:hAnsi="Courier New"/>
+                <w:b w:val="1"/>
+                <w:bCs w:val="1"/>
+                <w:color w:val="d7ba7d"/>
+                <w:sz w:val="19"/>
+                <w:szCs w:val="19"/>
+                <w:rtl w:val="0"/>
+              </w:rPr>
+              <w:t xml:space="preserve">automotor_uso_codigo</w:t>
+            </w:r>
+            <w:r>
+              <w:rPr>
+                <w:color w:val="cccccc"/>
+                <w:sz w:val="21"/>
+                <w:szCs w:val="21"/>
+                <w:rtl w:val="0"/>
+              </w:rPr>
+              <w:t xml:space="preserve"> y </w:t>
+            </w:r>
+            <w:r>
+              <w:rPr>
+                <w:rFonts w:ascii="Courier New" w:cs="Courier New" w:eastAsia="Courier New" w:hAnsi="Courier New"/>
+                <w:b w:val="1"/>
+                <w:bCs w:val="1"/>
+                <w:color w:val="d7ba7d"/>
+                <w:sz w:val="19"/>
+                <w:szCs w:val="19"/>
+                <w:rtl w:val="0"/>
+              </w:rPr>
+              <w:t xml:space="preserve">automotor_uso_descripcion</w:t>
+            </w:r>
+            <w:r>
+              <w:rPr>
+                <w:rtl w:val="0"/>
+              </w:rPr>
+            </w:r>
+          </w:p>
+        </w:tc>
+        <w:tc>
+          <w:tcPr>
+            <w:tcBorders>
+              <w:top w:color="000000" w:space="0" w:sz="5" w:val="single"/>
+              <w:left w:color="000000" w:space="0" w:sz="5" w:val="single"/>
+              <w:bottom w:color="000000" w:space="0" w:sz="0" w:val="nil"/>
+              <w:right w:color="000000" w:space="0" w:sz="5" w:val="single"/>
+            </w:tcBorders>
+            <w:tcMar>
+              <w:top w:w="100.0" w:type="dxa"/>
+              <w:left w:w="100.0" w:type="dxa"/>
+              <w:bottom w:w="100.0" w:type="dxa"/>
+              <w:right w:w="100.0" w:type="dxa"/>
+            </w:tcMar>
+            <w:vAlign w:val="top"/>
+          </w:tcPr>
+          <w:p>
+            <w:pPr>
+              <w:spacing w:line="330" w:lineRule="auto"/>
+              <w:jc w:val="center"/>
+              <w:rPr>
+                <w:color w:val="cccccc"/>
+                <w:sz w:val="21"/>
+                <w:szCs w:val="21"/>
+              </w:rPr>
+            </w:pPr>
+            <w:r>
+              <w:rPr>
+                <w:b w:val="1"/>
+                <w:bCs w:val="1"/>
+                <w:color w:val="cccccc"/>
+                <w:sz w:val="21"/>
+                <w:szCs w:val="21"/>
+                <w:rtl w:val="0"/>
+              </w:rPr>
+              <w:t xml:space="preserve">3</w:t>
+            </w:r>
+            <w:r>
+              <w:rPr>
+                <w:rtl w:val="0"/>
+              </w:rPr>
+            </w:r>
+          </w:p>
+        </w:tc>
+        <w:tc>
+          <w:tcPr>
+            <w:tcBorders>
+              <w:top w:color="000000" w:space="0" w:sz="5" w:val="single"/>
+              <w:left w:color="000000" w:space="0" w:sz="5" w:val="single"/>
+              <w:bottom w:color="000000" w:space="0" w:sz="0" w:val="nil"/>
+              <w:right w:color="000000" w:space="0" w:sz="5" w:val="single"/>
+            </w:tcBorders>
+            <w:tcMar>
+              <w:top w:w="100.0" w:type="dxa"/>
+              <w:left w:w="100.0" w:type="dxa"/>
+              <w:bottom w:w="100.0" w:type="dxa"/>
+              <w:right w:w="100.0" w:type="dxa"/>
+            </w:tcMar>
+            <w:vAlign w:val="top"/>
+          </w:tcPr>
+          <w:p>
+            <w:pPr>
+              <w:spacing w:line="330" w:lineRule="auto"/>
+              <w:jc w:val="center"/>
+              <w:rPr>
+                <w:color w:val="cccccc"/>
+                <w:sz w:val="21"/>
+                <w:szCs w:val="21"/>
+              </w:rPr>
+            </w:pPr>
+            <w:r>
+              <w:rPr>
+                <w:color w:val="cccccc"/>
+                <w:sz w:val="21"/>
+                <w:szCs w:val="21"/>
+                <w:rtl w:val="0"/>
+              </w:rPr>
+              <w:t xml:space="preserve">Vacío y </w:t>
+            </w:r>
+            <w:r>
+              <w:rPr>
+                <w:rFonts w:ascii="Courier New" w:cs="Courier New" w:eastAsia="Courier New" w:hAnsi="Courier New"/>
+                <w:color w:val="d7ba7d"/>
+                <w:sz w:val="19"/>
+                <w:szCs w:val="19"/>
+                <w:rtl w:val="0"/>
+              </w:rPr>
+              <w:t xml:space="preserve">""</w:t>
+            </w:r>
+            <w:r>
+              <w:rPr>
+                <w:rtl w:val="0"/>
+              </w:rPr>
+            </w:r>
+          </w:p>
+        </w:tc>
+        <w:tc>
+          <w:tcPr>
+            <w:tcBorders>
+              <w:top w:color="000000" w:space="0" w:sz="5" w:val="single"/>
+              <w:left w:color="000000" w:space="0" w:sz="5" w:val="single"/>
+              <w:bottom w:color="000000" w:space="0" w:sz="0" w:val="nil"/>
+              <w:right w:color="000000" w:space="0" w:sz="0" w:val="nil"/>
+            </w:tcBorders>
+            <w:tcMar>
+              <w:top w:w="100.0" w:type="dxa"/>
+              <w:left w:w="100.0" w:type="dxa"/>
+              <w:bottom w:w="100.0" w:type="dxa"/>
+              <w:right w:w="100.0" w:type="dxa"/>
+            </w:tcMar>
+            <w:vAlign w:val="top"/>
+          </w:tcPr>
+          <w:p>
+            <w:pPr>
+              <w:spacing w:line="330" w:lineRule="auto"/>
+              <w:rPr>
+                <w:color w:val="cccccc"/>
+                <w:sz w:val="21"/>
+                <w:szCs w:val="21"/>
+              </w:rPr>
+            </w:pPr>
+            <w:r>
+              <w:rPr>
+                <w:color w:val="cccccc"/>
+                <w:sz w:val="21"/>
+                <w:szCs w:val="21"/>
+                <w:rtl w:val="0"/>
+              </w:rPr>
+              <w:t xml:space="preserve">El uso del vehículo (Privado, Comercial, etc.) no fue clasificado.</w:t>
+            </w:r>
+          </w:p>
+        </w:tc>
+      </w:tr>
+    </w:tbl>
+    <w:p>
+      <w:pPr>
+        <w:rPr/>
+      </w:pPr>
+      <w:r>
+        <w:rPr>
+          <w:rtl w:val="0"/>
+        </w:rPr>
+      </w:r>
+    </w:p>
+    <w:p>
+      <w:pPr>
+        <w:rPr/>
+      </w:pPr>
+      <w:r>
+        <w:rPr>
+          <w:rtl w:val="0"/>
+        </w:rPr>
+      </w:r>
+    </w:p>
+    <w:p>
+      <w:pPr>
+        <w:rPr/>
+      </w:pPr>
+      <w:r>
+        <w:rPr>
+          <w:rtl w:val="0"/>
+        </w:rPr>
+      </w:r>
+    </w:p>
+    <w:p>
+      <w:pPr>
+        <w:shd w:fill="101010" w:val="clear"/>
+        <w:rPr>
+          <w:color w:val="cccccc"/>
+          <w:sz w:val="21"/>
+          <w:szCs w:val="21"/>
+        </w:rPr>
+      </w:pPr>
+      <w:r>
+        <w:rPr>
+          <w:color w:val="cccccc"/>
+          <w:sz w:val="21"/>
+          <w:szCs w:val="21"/>
+          <w:rtl w:val="0"/>
+        </w:rPr>
+        <w:t xml:space="preserve">Para un Trabajo Final Integrador y bajo las mejores prácticas de la metodología </w:t>
+      </w:r>
+      <w:r>
+        <w:rPr>
+          <w:b w:val="1"/>
+          <w:bCs w:val="1"/>
+          <w:color w:val="cccccc"/>
+          <w:sz w:val="21"/>
+          <w:szCs w:val="21"/>
+          <w:rtl w:val="0"/>
+        </w:rPr>
+        <w:t xml:space="preserve">CRISP-DM</w:t>
+      </w:r>
+      <w:r>
+        <w:rPr>
+          <w:color w:val="cccccc"/>
+          <w:sz w:val="21"/>
+          <w:szCs w:val="21"/>
+          <w:rtl w:val="0"/>
+        </w:rPr>
+        <w:t xml:space="preserve">, la decisión sobre cómo tratar los valores faltantes debe justificarse estadísticamente.</w:t>
+      </w:r>
+    </w:p>
+    <w:p>
+      <w:pPr>
+        <w:shd w:fill="101010" w:val="clear"/>
+        <w:rPr>
+          <w:color w:val="cccccc"/>
+          <w:sz w:val="21"/>
+          <w:szCs w:val="21"/>
+        </w:rPr>
+      </w:pPr>
+      <w:r>
+        <w:rPr>
+          <w:color w:val="cccccc"/>
+          <w:sz w:val="21"/>
+          <w:szCs w:val="21"/>
+          <w:rtl w:val="0"/>
+        </w:rPr>
+        <w:t xml:space="preserve">Aquí tienes mi recomendación profesional dividida por tipo de atributo:</w:t>
+      </w:r>
+    </w:p>
+    <w:p>
+      <w:pPr>
+        <w:pStyle w:val="Heading3"/>
+        <w:keepNext w:val="0"/>
+        <w:keepLines w:val="0"/>
+        <w:shd w:fill="101010" w:val="clear"/>
+        <w:spacing w:before="280" w:lineRule="auto"/>
+        <w:rPr>
+          <w:color w:val="cccccc"/>
+          <w:sz w:val="26"/>
+          <w:szCs w:val="26"/>
+        </w:rPr>
+      </w:pPr>
+      <w:bookmarkStart w:colFirst="0" w:colLast="0" w:name="_vxf41fqkpqd5" w:id="24"/>
+      <w:bookmarkEnd w:id="24"/>
+      <w:r>
+        <w:rPr>
+          <w:color w:val="cccccc"/>
+          <w:sz w:val="26"/>
+          <w:szCs w:val="26"/>
+          <w:rtl w:val="0"/>
+        </w:rPr>
+        <w:t xml:space="preserve">1. Variables Categóricas y Códigos de Identificación (</w:t>
+      </w:r>
+      <w:r>
+        <w:rPr>
+          <w:rFonts w:ascii="Courier New" w:cs="Courier New" w:eastAsia="Courier New" w:hAnsi="Courier New"/>
+          <w:color w:val="d7ba7d"/>
+          <w:sz w:val="23"/>
+          <w:szCs w:val="23"/>
+          <w:rtl w:val="0"/>
+        </w:rPr>
+        <w:t xml:space="preserve">modelo_codigo</w:t>
+      </w:r>
+      <w:r>
+        <w:rPr>
+          <w:color w:val="cccccc"/>
+          <w:sz w:val="26"/>
+          <w:szCs w:val="26"/>
+          <w:rtl w:val="0"/>
+        </w:rPr>
+        <w:t xml:space="preserve">, </w:t>
+      </w:r>
+      <w:r>
+        <w:rPr>
+          <w:rFonts w:ascii="Courier New" w:cs="Courier New" w:eastAsia="Courier New" w:hAnsi="Courier New"/>
+          <w:color w:val="d7ba7d"/>
+          <w:sz w:val="23"/>
+          <w:szCs w:val="23"/>
+          <w:rtl w:val="0"/>
+        </w:rPr>
+        <w:t xml:space="preserve">marca_codigo</w:t>
+      </w:r>
+      <w:r>
+        <w:rPr>
+          <w:color w:val="cccccc"/>
+          <w:sz w:val="26"/>
+          <w:szCs w:val="26"/>
+          <w:rtl w:val="0"/>
+        </w:rPr>
+        <w:t xml:space="preserve">, </w:t>
+      </w:r>
+      <w:r>
+        <w:rPr>
+          <w:rFonts w:ascii="Courier New" w:cs="Courier New" w:eastAsia="Courier New" w:hAnsi="Courier New"/>
+          <w:color w:val="d7ba7d"/>
+          <w:sz w:val="23"/>
+          <w:szCs w:val="23"/>
+          <w:rtl w:val="0"/>
+        </w:rPr>
+        <w:t xml:space="preserve">tipo_codigo</w:t>
+      </w:r>
+      <w:r>
+        <w:rPr>
+          <w:color w:val="cccccc"/>
+          <w:sz w:val="26"/>
+          <w:szCs w:val="26"/>
+          <w:rtl w:val="0"/>
+        </w:rPr>
+        <w:t xml:space="preserve">, </w:t>
+      </w:r>
+      <w:r>
+        <w:rPr>
+          <w:rFonts w:ascii="Courier New" w:cs="Courier New" w:eastAsia="Courier New" w:hAnsi="Courier New"/>
+          <w:color w:val="d7ba7d"/>
+          <w:sz w:val="23"/>
+          <w:szCs w:val="23"/>
+          <w:rtl w:val="0"/>
+        </w:rPr>
+        <w:t xml:space="preserve">localidad</w:t>
+      </w:r>
+      <w:r>
+        <w:rPr>
+          <w:color w:val="cccccc"/>
+          <w:sz w:val="26"/>
+          <w:szCs w:val="26"/>
+          <w:rtl w:val="0"/>
+        </w:rPr>
+        <w:t xml:space="preserve">)</w:t>
+      </w:r>
+    </w:p>
+    <w:p>
+      <w:pPr>
+        <w:numPr>
+          <w:ilvl w:val="0"/>
+          <w:numId w:val="6"/>
+        </w:numPr>
+        <w:shd w:fill="101010" w:val="clear"/>
+        <w:spacing w:after="0" w:afterAutospacing="0" w:before="120" w:lineRule="auto"/>
+        <w:ind w:left="720" w:hanging="360"/>
+      </w:pPr>
+      <w:r>
+        <w:rPr>
+          <w:b w:val="1"/>
+          <w:bCs w:val="1"/>
+          <w:color w:val="cccccc"/>
+          <w:sz w:val="21"/>
+          <w:szCs w:val="21"/>
+          <w:rtl w:val="0"/>
+        </w:rPr>
+        <w:t xml:space="preserve">Qué NO hacer</w:t>
+      </w:r>
+      <w:r>
+        <w:rPr>
+          <w:color w:val="cccccc"/>
+          <w:sz w:val="21"/>
+          <w:szCs w:val="21"/>
+          <w:rtl w:val="0"/>
+        </w:rPr>
+        <w:t xml:space="preserve">: No se debe utilizar la </w:t>
+      </w:r>
+      <w:r>
+        <w:rPr>
+          <w:b w:val="1"/>
+          <w:bCs w:val="1"/>
+          <w:color w:val="cccccc"/>
+          <w:sz w:val="21"/>
+          <w:szCs w:val="21"/>
+          <w:rtl w:val="0"/>
+        </w:rPr>
+        <w:t xml:space="preserve">moda</w:t>
+      </w:r>
+      <w:r>
+        <w:rPr>
+          <w:color w:val="cccccc"/>
+          <w:sz w:val="21"/>
+          <w:szCs w:val="21"/>
+          <w:rtl w:val="0"/>
+        </w:rPr>
+        <w:t xml:space="preserve"> (el valor más frecuente) para imputar los códigos de marca y modelo. Como hay casi 16,000 modelos faltantes, si los imputáramos con el modelo más común (por ejemplo, "CHEVROLET CORSA"), estaríamos inflando artificialmente esa categoría, distorsionando gravemente las distribuciones y arruinando el futuro modelo de Clustering.</w:t>
+      </w:r>
+    </w:p>
+    <w:p>
+      <w:pPr>
+        <w:numPr>
+          <w:ilvl w:val="0"/>
+          <w:numId w:val="6"/>
+        </w:numPr>
+        <w:shd w:fill="101010" w:val="clear"/>
+        <w:spacing w:after="0" w:afterAutospacing="0" w:before="0" w:beforeAutospacing="0" w:lineRule="auto"/>
+        <w:ind w:left="720" w:hanging="360"/>
+      </w:pPr>
+      <w:r>
+        <w:rPr>
+          <w:b w:val="1"/>
+          <w:bCs w:val="1"/>
+          <w:color w:val="cccccc"/>
+          <w:sz w:val="21"/>
+          <w:szCs w:val="21"/>
+          <w:rtl w:val="0"/>
+        </w:rPr>
+        <w:t xml:space="preserve">Recomendación</w:t>
+      </w:r>
+      <w:r>
+        <w:rPr>
+          <w:color w:val="cccccc"/>
+          <w:sz w:val="21"/>
+          <w:szCs w:val="21"/>
+          <w:rtl w:val="0"/>
+        </w:rPr>
+        <w:t xml:space="preserve">: </w:t>
+      </w:r>
+      <w:r>
+        <w:rPr>
+          <w:b w:val="1"/>
+          <w:bCs w:val="1"/>
+          <w:color w:val="cccccc"/>
+          <w:sz w:val="21"/>
+          <w:szCs w:val="21"/>
+          <w:rtl w:val="0"/>
+        </w:rPr>
+        <w:t xml:space="preserve">Dejarlos así</w:t>
+      </w:r>
+      <w:r>
+        <w:rPr>
+          <w:color w:val="cccccc"/>
+          <w:sz w:val="21"/>
+          <w:szCs w:val="21"/>
+          <w:rtl w:val="0"/>
+        </w:rPr>
+        <w:t xml:space="preserve"> (o etiquetarlos explícitamente como </w:t>
+      </w:r>
+      <w:r>
+        <w:rPr>
+          <w:rFonts w:ascii="Courier New" w:cs="Courier New" w:eastAsia="Courier New" w:hAnsi="Courier New"/>
+          <w:color w:val="d7ba7d"/>
+          <w:sz w:val="19"/>
+          <w:szCs w:val="19"/>
+          <w:rtl w:val="0"/>
+        </w:rPr>
+        <w:t xml:space="preserve">"SIN ESPECIFICAR"</w:t>
+      </w:r>
+      <w:r>
+        <w:rPr>
+          <w:color w:val="cccccc"/>
+          <w:sz w:val="21"/>
+          <w:szCs w:val="21"/>
+          <w:rtl w:val="0"/>
+        </w:rPr>
+        <w:t xml:space="preserve"> o </w:t>
+      </w:r>
+      <w:r>
+        <w:rPr>
+          <w:rFonts w:ascii="Courier New" w:cs="Courier New" w:eastAsia="Courier New" w:hAnsi="Courier New"/>
+          <w:color w:val="d7ba7d"/>
+          <w:sz w:val="19"/>
+          <w:szCs w:val="19"/>
+          <w:rtl w:val="0"/>
+        </w:rPr>
+        <w:t xml:space="preserve">"DESCONOCIDO"</w:t>
+      </w:r>
+      <w:r>
+        <w:rPr>
+          <w:color w:val="cccccc"/>
+          <w:sz w:val="21"/>
+          <w:szCs w:val="21"/>
+          <w:rtl w:val="0"/>
+        </w:rPr>
+        <w:t xml:space="preserve"> en la descripción de texto, y </w:t>
+      </w:r>
+      <w:r>
+        <w:rPr>
+          <w:rFonts w:ascii="Courier New" w:cs="Courier New" w:eastAsia="Courier New" w:hAnsi="Courier New"/>
+          <w:color w:val="d7ba7d"/>
+          <w:sz w:val="19"/>
+          <w:szCs w:val="19"/>
+          <w:rtl w:val="0"/>
+        </w:rPr>
+        <w:t xml:space="preserve">-1</w:t>
+      </w:r>
+      <w:r>
+        <w:rPr>
+          <w:color w:val="cccccc"/>
+          <w:sz w:val="21"/>
+          <w:szCs w:val="21"/>
+          <w:rtl w:val="0"/>
+        </w:rPr>
+        <w:t xml:space="preserve"> en los códigos numéricos).</w:t>
+      </w:r>
+    </w:p>
+    <w:p>
+      <w:pPr>
+        <w:numPr>
+          <w:ilvl w:val="1"/>
+          <w:numId w:val="6"/>
+        </w:numPr>
+        <w:spacing w:after="240" w:before="0" w:beforeAutospacing="0" w:lineRule="auto"/>
+        <w:ind w:left="1440" w:hanging="360"/>
+      </w:pPr>
+      <w:r>
+        <w:rPr>
+          <w:i w:val="1"/>
+          <w:iCs w:val="1"/>
+          <w:color w:val="cccccc"/>
+          <w:sz w:val="21"/>
+          <w:szCs w:val="21"/>
+          <w:rtl w:val="0"/>
+        </w:rPr>
+        <w:t xml:space="preserve">Justificación</w:t>
+      </w:r>
+      <w:r>
+        <w:rPr>
+          <w:color w:val="cccccc"/>
+          <w:sz w:val="21"/>
+          <w:szCs w:val="21"/>
+          <w:rtl w:val="0"/>
+        </w:rPr>
+        <w:t xml:space="preserve">: El hecho de que un registro no tenga cargado el modelo o tipo de vehículo es en sí misma una característica de los datos de la DNRPA (por ejemplo, puede correlacionarse con vehículos más antiguos o con cargas deficientes de ciertas provincias).</w:t>
+      </w:r>
+    </w:p>
+    <w:p>
+      <w:pPr>
+        <w:rPr/>
+      </w:pPr>
+      <w:r>
+        <w:pict>
+          <v:rect style="width:0.0pt;height:1.5pt" o:hr="t" o:hrstd="t" o:hralign="center" fillcolor="#A0A0A0" stroked="f"/>
+        </w:pict>
+      </w:r>
+      <w:r>
+        <w:rPr>
+          <w:rtl w:val="0"/>
+        </w:rPr>
+      </w:r>
+    </w:p>
+    <w:p>
+      <w:pPr>
+        <w:pStyle w:val="Heading3"/>
+        <w:keepNext w:val="0"/>
+        <w:keepLines w:val="0"/>
+        <w:shd w:fill="101010" w:val="clear"/>
+        <w:spacing w:before="280" w:lineRule="auto"/>
+        <w:rPr>
+          <w:color w:val="cccccc"/>
+          <w:sz w:val="26"/>
+          <w:szCs w:val="26"/>
+        </w:rPr>
+      </w:pPr>
+      <w:bookmarkStart w:colFirst="0" w:colLast="0" w:name="_ixkednsjilb3" w:id="25"/>
+      <w:bookmarkEnd w:id="25"/>
+      <w:r>
+        <w:rPr>
+          <w:color w:val="cccccc"/>
+          <w:sz w:val="26"/>
+          <w:szCs w:val="26"/>
+          <w:rtl w:val="0"/>
+        </w:rPr>
+        <w:t xml:space="preserve">2. Variables Numéricas y Temporales (</w:t>
+      </w:r>
+      <w:r>
+        <w:rPr>
+          <w:rFonts w:ascii="Courier New" w:cs="Courier New" w:eastAsia="Courier New" w:hAnsi="Courier New"/>
+          <w:color w:val="d7ba7d"/>
+          <w:sz w:val="23"/>
+          <w:szCs w:val="23"/>
+          <w:rtl w:val="0"/>
+        </w:rPr>
+        <w:t xml:space="preserve">automotor_anio_modelo</w:t>
+      </w:r>
+      <w:r>
+        <w:rPr>
+          <w:color w:val="cccccc"/>
+          <w:sz w:val="26"/>
+          <w:szCs w:val="26"/>
+          <w:rtl w:val="0"/>
+        </w:rPr>
+        <w:t xml:space="preserve">, </w:t>
+      </w:r>
+      <w:r>
+        <w:rPr>
+          <w:rFonts w:ascii="Courier New" w:cs="Courier New" w:eastAsia="Courier New" w:hAnsi="Courier New"/>
+          <w:color w:val="d7ba7d"/>
+          <w:sz w:val="23"/>
+          <w:szCs w:val="23"/>
+          <w:rtl w:val="0"/>
+        </w:rPr>
+        <w:t xml:space="preserve">titular_anio_nacimiento</w:t>
+      </w:r>
+      <w:r>
+        <w:rPr>
+          <w:color w:val="cccccc"/>
+          <w:sz w:val="26"/>
+          <w:szCs w:val="26"/>
+          <w:rtl w:val="0"/>
+        </w:rPr>
+        <w:t xml:space="preserve">)</w:t>
+      </w:r>
+    </w:p>
+    <w:p>
+      <w:pPr>
+        <w:shd w:fill="101010" w:val="clear"/>
+        <w:rPr>
+          <w:color w:val="cccccc"/>
+          <w:sz w:val="21"/>
+          <w:szCs w:val="21"/>
+        </w:rPr>
+      </w:pPr>
+      <w:r>
+        <w:rPr>
+          <w:color w:val="cccccc"/>
+          <w:sz w:val="21"/>
+          <w:szCs w:val="21"/>
+          <w:rtl w:val="0"/>
+        </w:rPr>
+        <w:t xml:space="preserve">Aquí la cantidad de datos faltantes es extremadamente pequeña (menos del 0.2% del dataset):</w:t>
+      </w:r>
+    </w:p>
+    <w:p>
+      <w:pPr>
+        <w:numPr>
+          <w:ilvl w:val="0"/>
+          <w:numId w:val="2"/>
+        </w:numPr>
+        <w:shd w:fill="101010" w:val="clear"/>
+        <w:spacing w:after="0" w:afterAutospacing="0" w:before="120" w:lineRule="auto"/>
+        <w:ind w:left="720" w:hanging="360"/>
+      </w:pPr>
+      <w:r>
+        <w:rPr>
+          <w:rFonts w:ascii="Courier New" w:cs="Courier New" w:eastAsia="Courier New" w:hAnsi="Courier New"/>
+          <w:color w:val="d7ba7d"/>
+          <w:sz w:val="19"/>
+          <w:szCs w:val="19"/>
+          <w:rtl w:val="0"/>
+        </w:rPr>
+        <w:t xml:space="preserve">automotor_anio_modelo</w:t>
+      </w:r>
+      <w:r>
+        <w:rPr>
+          <w:color w:val="cccccc"/>
+          <w:sz w:val="21"/>
+          <w:szCs w:val="21"/>
+          <w:rtl w:val="0"/>
+        </w:rPr>
+        <w:t xml:space="preserve">: 90 registros faltantes (0.19%)</w:t>
+      </w:r>
+    </w:p>
+    <w:p>
+      <w:pPr>
+        <w:numPr>
+          <w:ilvl w:val="0"/>
+          <w:numId w:val="2"/>
+        </w:numPr>
+        <w:shd w:fill="101010" w:val="clear"/>
+        <w:spacing w:after="120" w:before="0" w:beforeAutospacing="0" w:lineRule="auto"/>
+        <w:ind w:left="720" w:hanging="360"/>
+      </w:pPr>
+      <w:r>
+        <w:rPr>
+          <w:rFonts w:ascii="Courier New" w:cs="Courier New" w:eastAsia="Courier New" w:hAnsi="Courier New"/>
+          <w:color w:val="d7ba7d"/>
+          <w:sz w:val="19"/>
+          <w:szCs w:val="19"/>
+          <w:rtl w:val="0"/>
+        </w:rPr>
+        <w:t xml:space="preserve">titular_anio_nacimiento</w:t>
+      </w:r>
+      <w:r>
+        <w:rPr>
+          <w:color w:val="cccccc"/>
+          <w:sz w:val="21"/>
+          <w:szCs w:val="21"/>
+          <w:rtl w:val="0"/>
+        </w:rPr>
+        <w:t xml:space="preserve">: 6 registros faltantes (0.01%)</w:t>
+      </w:r>
+    </w:p>
+    <w:p>
+      <w:pPr>
+        <w:shd w:fill="101010" w:val="clear"/>
+        <w:rPr>
+          <w:color w:val="cccccc"/>
+          <w:sz w:val="21"/>
+          <w:szCs w:val="21"/>
+        </w:rPr>
+      </w:pPr>
+      <w:r>
+        <w:rPr>
+          <w:color w:val="cccccc"/>
+          <w:sz w:val="21"/>
+          <w:szCs w:val="21"/>
+          <w:rtl w:val="0"/>
+        </w:rPr>
+        <w:t xml:space="preserve">Para estas dos variables, te recomiendo </w:t>
+      </w:r>
+      <w:r>
+        <w:rPr>
+          <w:b w:val="1"/>
+          <w:bCs w:val="1"/>
+          <w:color w:val="cccccc"/>
+          <w:sz w:val="21"/>
+          <w:szCs w:val="21"/>
+          <w:rtl w:val="0"/>
+        </w:rPr>
+        <w:t xml:space="preserve">dos caminos profesionales posibles</w:t>
+      </w:r>
+      <w:r>
+        <w:rPr>
+          <w:color w:val="cccccc"/>
+          <w:sz w:val="21"/>
+          <w:szCs w:val="21"/>
+          <w:rtl w:val="0"/>
+        </w:rPr>
+        <w:t xml:space="preserve">:</w:t>
+      </w:r>
+    </w:p>
+    <w:p>
+      <w:pPr>
+        <w:pStyle w:val="Heading4"/>
+        <w:keepNext w:val="0"/>
+        <w:keepLines w:val="0"/>
+        <w:shd w:fill="101010" w:val="clear"/>
+        <w:spacing w:after="40" w:before="240" w:lineRule="auto"/>
+        <w:rPr>
+          <w:color w:val="cccccc"/>
+          <w:sz w:val="21"/>
+          <w:szCs w:val="21"/>
+        </w:rPr>
+      </w:pPr>
+      <w:bookmarkStart w:colFirst="0" w:colLast="0" w:name="_6ydimz994hsp" w:id="26"/>
+      <w:bookmarkEnd w:id="26"/>
+      <w:r>
+        <w:rPr>
+          <w:color w:val="cccccc"/>
+          <w:sz w:val="21"/>
+          <w:szCs w:val="21"/>
+          <w:rtl w:val="0"/>
+        </w:rPr>
+        <w:t xml:space="preserve">Opción A: Imputación por la Mediana (Recomendado para el Año del Modelo)</w:t>
+      </w:r>
+    </w:p>
+    <w:p>
+      <w:pPr>
+        <w:shd w:fill="101010" w:val="clear"/>
+        <w:rPr>
+          <w:color w:val="cccccc"/>
+          <w:sz w:val="21"/>
+          <w:szCs w:val="21"/>
+        </w:rPr>
+      </w:pPr>
+      <w:r>
+        <w:rPr>
+          <w:color w:val="cccccc"/>
+          <w:sz w:val="21"/>
+          <w:szCs w:val="21"/>
+          <w:rtl w:val="0"/>
+        </w:rPr>
+        <w:t xml:space="preserve">La </w:t>
+      </w:r>
+      <w:r>
+        <w:rPr>
+          <w:b w:val="1"/>
+          <w:bCs w:val="1"/>
+          <w:color w:val="cccccc"/>
+          <w:sz w:val="21"/>
+          <w:szCs w:val="21"/>
+          <w:rtl w:val="0"/>
+        </w:rPr>
+        <w:t xml:space="preserve">mediana</w:t>
+      </w:r>
+      <w:r>
+        <w:rPr>
+          <w:color w:val="cccccc"/>
+          <w:sz w:val="21"/>
+          <w:szCs w:val="21"/>
+          <w:rtl w:val="0"/>
+        </w:rPr>
+        <w:t xml:space="preserve"> es mucho mejor que la media para años y edades, ya que la media puede verse distorsionada por valores atípicos (por ejemplo, un auto clásico de 1920 o un error de carga como año </w:t>
+      </w:r>
+      <w:r>
+        <w:rPr>
+          <w:rFonts w:ascii="Courier New" w:cs="Courier New" w:eastAsia="Courier New" w:hAnsi="Courier New"/>
+          <w:color w:val="d7ba7d"/>
+          <w:sz w:val="19"/>
+          <w:szCs w:val="19"/>
+          <w:rtl w:val="0"/>
+        </w:rPr>
+        <w:t xml:space="preserve">1000</w:t>
+      </w:r>
+      <w:r>
+        <w:rPr>
+          <w:color w:val="cccccc"/>
+          <w:sz w:val="21"/>
+          <w:szCs w:val="21"/>
+          <w:rtl w:val="0"/>
+        </w:rPr>
+        <w:t xml:space="preserve">).</w:t>
+      </w:r>
+    </w:p>
+    <w:p>
+      <w:pPr>
+        <w:numPr>
+          <w:ilvl w:val="0"/>
+          <w:numId w:val="4"/>
+        </w:numPr>
+        <w:shd w:fill="101010" w:val="clear"/>
+        <w:spacing w:after="0" w:afterAutospacing="0" w:before="120" w:lineRule="auto"/>
+        <w:ind w:left="720" w:hanging="360"/>
+      </w:pPr>
+      <w:r>
+        <w:rPr>
+          <w:b w:val="1"/>
+          <w:bCs w:val="1"/>
+          <w:color w:val="cccccc"/>
+          <w:sz w:val="21"/>
+          <w:szCs w:val="21"/>
+          <w:rtl w:val="0"/>
+        </w:rPr>
+        <w:t xml:space="preserve">Año del Modelo</w:t>
+      </w:r>
+      <w:r>
+        <w:rPr>
+          <w:color w:val="cccccc"/>
+          <w:sz w:val="21"/>
+          <w:szCs w:val="21"/>
+          <w:rtl w:val="0"/>
+        </w:rPr>
+        <w:t xml:space="preserve">: Imputar los 90 nulos con la </w:t>
+      </w:r>
+      <w:r>
+        <w:rPr>
+          <w:b w:val="1"/>
+          <w:bCs w:val="1"/>
+          <w:color w:val="cccccc"/>
+          <w:sz w:val="21"/>
+          <w:szCs w:val="21"/>
+          <w:rtl w:val="0"/>
+        </w:rPr>
+        <w:t xml:space="preserve">mediana del año modelo</w:t>
+      </w:r>
+      <w:r>
+        <w:rPr>
+          <w:color w:val="cccccc"/>
+          <w:sz w:val="21"/>
+          <w:szCs w:val="21"/>
+          <w:rtl w:val="0"/>
+        </w:rPr>
+        <w:t xml:space="preserve"> de los autos robados en 2023 (que suele rondar el 2012-2015).</w:t>
+      </w:r>
+    </w:p>
+    <w:p>
+      <w:pPr>
+        <w:numPr>
+          <w:ilvl w:val="0"/>
+          <w:numId w:val="4"/>
+        </w:numPr>
+        <w:shd w:fill="101010" w:val="clear"/>
+        <w:spacing w:after="120" w:before="0" w:beforeAutospacing="0" w:lineRule="auto"/>
+        <w:ind w:left="720" w:hanging="360"/>
+      </w:pPr>
+      <w:r>
+        <w:rPr>
+          <w:b w:val="1"/>
+          <w:bCs w:val="1"/>
+          <w:color w:val="cccccc"/>
+          <w:sz w:val="21"/>
+          <w:szCs w:val="21"/>
+          <w:rtl w:val="0"/>
+        </w:rPr>
+        <w:t xml:space="preserve">Año de Nacimiento</w:t>
+      </w:r>
+      <w:r>
+        <w:rPr>
+          <w:color w:val="cccccc"/>
+          <w:sz w:val="21"/>
+          <w:szCs w:val="21"/>
+          <w:rtl w:val="0"/>
+        </w:rPr>
+        <w:t xml:space="preserve">: Imputar los 6 nulos con la </w:t>
+      </w:r>
+      <w:r>
+        <w:rPr>
+          <w:b w:val="1"/>
+          <w:bCs w:val="1"/>
+          <w:color w:val="cccccc"/>
+          <w:sz w:val="21"/>
+          <w:szCs w:val="21"/>
+          <w:rtl w:val="0"/>
+        </w:rPr>
+        <w:t xml:space="preserve">mediana del año de nacimiento</w:t>
+      </w:r>
+      <w:r>
+        <w:rPr>
+          <w:color w:val="cccccc"/>
+          <w:sz w:val="21"/>
+          <w:szCs w:val="21"/>
+          <w:rtl w:val="0"/>
+        </w:rPr>
+        <w:t xml:space="preserve"> del titular (que ronda los años 70-80).</w:t>
+      </w:r>
+    </w:p>
+    <w:p>
+      <w:pPr>
+        <w:pStyle w:val="Heading4"/>
+        <w:keepNext w:val="0"/>
+        <w:keepLines w:val="0"/>
+        <w:shd w:fill="101010" w:val="clear"/>
+        <w:spacing w:after="40" w:before="240" w:lineRule="auto"/>
+        <w:rPr>
+          <w:color w:val="cccccc"/>
+          <w:sz w:val="21"/>
+          <w:szCs w:val="21"/>
+        </w:rPr>
+      </w:pPr>
+      <w:bookmarkStart w:colFirst="0" w:colLast="0" w:name="_69e0dergvo7s" w:id="27"/>
+      <w:bookmarkEnd w:id="27"/>
+      <w:r>
+        <w:rPr>
+          <w:color w:val="cccccc"/>
+          <w:sz w:val="21"/>
+          <w:szCs w:val="21"/>
+          <w:rtl w:val="0"/>
+        </w:rPr>
+        <w:t xml:space="preserve">Opción B: Eliminación Directa (Filtro por fila)</w:t>
+      </w:r>
+    </w:p>
+    <w:p>
+      <w:pPr>
+        <w:shd w:fill="101010" w:val="clear"/>
+        <w:rPr>
+          <w:color w:val="cccccc"/>
+          <w:sz w:val="21"/>
+          <w:szCs w:val="21"/>
+        </w:rPr>
+      </w:pPr>
+      <w:r>
+        <w:rPr>
+          <w:color w:val="cccccc"/>
+          <w:sz w:val="21"/>
+          <w:szCs w:val="21"/>
+          <w:rtl w:val="0"/>
+        </w:rPr>
+        <w:t xml:space="preserve">Dado que representan solo 96 filas en un total de 45,963 (0.2%), simplemente </w:t>
+      </w:r>
+      <w:r>
+        <w:rPr>
+          <w:b w:val="1"/>
+          <w:bCs w:val="1"/>
+          <w:color w:val="cccccc"/>
+          <w:sz w:val="21"/>
+          <w:szCs w:val="21"/>
+          <w:rtl w:val="0"/>
+        </w:rPr>
+        <w:t xml:space="preserve">descartar estas 96 filas</w:t>
+      </w:r>
+      <w:r>
+        <w:rPr>
+          <w:color w:val="cccccc"/>
+          <w:sz w:val="21"/>
+          <w:szCs w:val="21"/>
+          <w:rtl w:val="0"/>
+        </w:rPr>
+        <w:t xml:space="preserve"> durante la fase de modelado es una opción sumamente limpia y aceptada en ciencia de datos, ya que no altera en absoluto la representatividad estadística del dataset.</w:t>
+      </w:r>
+    </w:p>
+    <w:p>
+      <w:pPr>
+        <w:rPr/>
+      </w:pPr>
+      <w:r>
+        <w:pict>
+          <v:rect style="width:0.0pt;height:1.5pt" o:hr="t" o:hrstd="t" o:hralign="center" fillcolor="#A0A0A0" stroked="f"/>
+        </w:pict>
+      </w:r>
+      <w:r>
+        <w:rPr>
+          <w:rtl w:val="0"/>
+        </w:rPr>
+      </w:r>
+    </w:p>
+    <w:p>
+      <w:pPr>
+        <w:pStyle w:val="Heading3"/>
+        <w:keepNext w:val="0"/>
+        <w:keepLines w:val="0"/>
+        <w:shd w:fill="101010" w:val="clear"/>
+        <w:spacing w:before="280" w:lineRule="auto"/>
+        <w:rPr>
+          <w:color w:val="cccccc"/>
+          <w:sz w:val="26"/>
+          <w:szCs w:val="26"/>
+        </w:rPr>
+      </w:pPr>
+      <w:bookmarkStart w:colFirst="0" w:colLast="0" w:name="_juigv0hxw3w6" w:id="28"/>
+      <w:bookmarkEnd w:id="28"/>
+      <w:r>
+        <w:rPr>
+          <w:color w:val="cccccc"/>
+          <w:sz w:val="26"/>
+          <w:szCs w:val="26"/>
+          <w:rtl w:val="0"/>
+        </w:rPr>
+        <w:t xml:space="preserve">Resumen de Plan de Acción Sugerido para la Skill:</w:t>
+      </w:r>
+    </w:p>
+    <w:tbl>
+      <w:tblPr>
+        <w:tblStyle w:val="Table3"/>
+        <w:tblW w:w="9025.511811023624" w:type="dxa"/>
+        <w:jc w:val="left"/>
+        <w:tblBorders>
+          <w:top w:color="000000" w:space="0" w:sz="0" w:val="nil"/>
+          <w:left w:color="000000" w:space="0" w:sz="0" w:val="nil"/>
+          <w:bottom w:color="000000" w:space="0" w:sz="0" w:val="nil"/>
+          <w:right w:color="000000" w:space="0" w:sz="0" w:val="nil"/>
+          <w:insideH w:color="000000" w:space="0" w:sz="0" w:val="nil"/>
+          <w:insideV w:color="000000" w:space="0" w:sz="0" w:val="nil"/>
+        </w:tblBorders>
+        <w:tblLayout w:type="fixed"/>
+        <w:tblLook w:val="0600"/>
+      </w:tblPr>
+      <w:tblGrid>
+        <w:gridCol w:w="1714.8016376679548"/>
+        <w:gridCol w:w="1167.5245192632883"/>
+        <w:gridCol w:w="1509.572718266205"/>
+        <w:gridCol w:w="2563.081171195188"/>
+        <w:gridCol w:w="2070.5317646309877"/>
+        <w:tblGridChange w:id="0">
+          <w:tblGrid>
+            <w:gridCol w:w="1714.8016376679548"/>
+            <w:gridCol w:w="1167.5245192632883"/>
+            <w:gridCol w:w="1509.572718266205"/>
+            <w:gridCol w:w="2563.081171195188"/>
+            <w:gridCol w:w="2070.5317646309877"/>
+          </w:tblGrid>
+        </w:tblGridChange>
+      </w:tblGrid>
+      <w:tr>
+        <w:trPr>
+          <w:cantSplit w:val="0"/>
+          <w:trHeight w:val="1115" w:hRule="atLeast"/>
+          <w:tblHeader w:val="0"/>
+        </w:trPr>
+        <w:tc>
+          <w:tcPr>
+            <w:tcBorders>
+              <w:top w:color="000000" w:space="0" w:sz="0" w:val="nil"/>
+              <w:left w:color="000000" w:space="0" w:sz="0" w:val="nil"/>
+              <w:bottom w:color="000000" w:space="0" w:sz="5" w:val="single"/>
+              <w:right w:color="000000" w:space="0" w:sz="5" w:val="single"/>
+            </w:tcBorders>
+            <w:tcMar>
+              <w:top w:w="100.0" w:type="dxa"/>
+              <w:left w:w="100.0" w:type="dxa"/>
+              <w:bottom w:w="100.0" w:type="dxa"/>
+              <w:right w:w="100.0" w:type="dxa"/>
+            </w:tcMar>
+            <w:vAlign w:val="top"/>
+          </w:tcPr>
+          <w:p>
+            <w:pPr>
+              <w:spacing w:line="330" w:lineRule="auto"/>
+              <w:rPr>
+                <w:color w:val="cccccc"/>
+                <w:sz w:val="21"/>
+                <w:szCs w:val="21"/>
+              </w:rPr>
+            </w:pPr>
+            <w:r>
+              <w:rPr>
+                <w:color w:val="cccccc"/>
+                <w:sz w:val="21"/>
+                <w:szCs w:val="21"/>
+                <w:rtl w:val="0"/>
+              </w:rPr>
+              <w:t xml:space="preserve">Columna</w:t>
+            </w:r>
+          </w:p>
+        </w:tc>
+        <w:tc>
+          <w:tcPr>
+            <w:tcBorders>
+              <w:top w:color="000000" w:space="0" w:sz="0" w:val="nil"/>
+              <w:left w:color="000000" w:space="0" w:sz="5" w:val="single"/>
+              <w:bottom w:color="000000" w:space="0" w:sz="5" w:val="single"/>
+              <w:right w:color="000000" w:space="0" w:sz="5" w:val="single"/>
+            </w:tcBorders>
+            <w:tcMar>
+              <w:top w:w="100.0" w:type="dxa"/>
+              <w:left w:w="100.0" w:type="dxa"/>
+              <w:bottom w:w="100.0" w:type="dxa"/>
+              <w:right w:w="100.0" w:type="dxa"/>
+            </w:tcMar>
+            <w:vAlign w:val="top"/>
+          </w:tcPr>
+          <w:p>
+            <w:pPr>
+              <w:spacing w:line="330" w:lineRule="auto"/>
+              <w:jc w:val="center"/>
+              <w:rPr>
+                <w:color w:val="cccccc"/>
+                <w:sz w:val="21"/>
+                <w:szCs w:val="21"/>
+              </w:rPr>
+            </w:pPr>
+            <w:r>
+              <w:rPr>
+                <w:color w:val="cccccc"/>
+                <w:sz w:val="21"/>
+                <w:szCs w:val="21"/>
+                <w:rtl w:val="0"/>
+              </w:rPr>
+              <w:t xml:space="preserve">Nulos</w:t>
+            </w:r>
+          </w:p>
+        </w:tc>
+        <w:tc>
+          <w:tcPr>
+            <w:tcBorders>
+              <w:top w:color="000000" w:space="0" w:sz="0" w:val="nil"/>
+              <w:left w:color="000000" w:space="0" w:sz="5" w:val="single"/>
+              <w:bottom w:color="000000" w:space="0" w:sz="5" w:val="single"/>
+              <w:right w:color="000000" w:space="0" w:sz="5" w:val="single"/>
+            </w:tcBorders>
+            <w:tcMar>
+              <w:top w:w="100.0" w:type="dxa"/>
+              <w:left w:w="100.0" w:type="dxa"/>
+              <w:bottom w:w="100.0" w:type="dxa"/>
+              <w:right w:w="100.0" w:type="dxa"/>
+            </w:tcMar>
+            <w:vAlign w:val="top"/>
+          </w:tcPr>
+          <w:p>
+            <w:pPr>
+              <w:spacing w:line="330" w:lineRule="auto"/>
+              <w:jc w:val="center"/>
+              <w:rPr>
+                <w:color w:val="cccccc"/>
+                <w:sz w:val="21"/>
+                <w:szCs w:val="21"/>
+              </w:rPr>
+            </w:pPr>
+            <w:r>
+              <w:rPr>
+                <w:color w:val="cccccc"/>
+                <w:sz w:val="21"/>
+                <w:szCs w:val="21"/>
+                <w:rtl w:val="0"/>
+              </w:rPr>
+              <w:t xml:space="preserve">Tipo</w:t>
+            </w:r>
+          </w:p>
+        </w:tc>
+        <w:tc>
+          <w:tcPr>
+            <w:tcBorders>
+              <w:top w:color="000000" w:space="0" w:sz="0" w:val="nil"/>
+              <w:left w:color="000000" w:space="0" w:sz="5" w:val="single"/>
+              <w:bottom w:color="000000" w:space="0" w:sz="5" w:val="single"/>
+              <w:right w:color="000000" w:space="0" w:sz="5" w:val="single"/>
+            </w:tcBorders>
+            <w:tcMar>
+              <w:top w:w="100.0" w:type="dxa"/>
+              <w:left w:w="100.0" w:type="dxa"/>
+              <w:bottom w:w="100.0" w:type="dxa"/>
+              <w:right w:w="100.0" w:type="dxa"/>
+            </w:tcMar>
+            <w:vAlign w:val="top"/>
+          </w:tcPr>
+          <w:p>
+            <w:pPr>
+              <w:spacing w:line="330" w:lineRule="auto"/>
+              <w:rPr>
+                <w:color w:val="cccccc"/>
+                <w:sz w:val="21"/>
+                <w:szCs w:val="21"/>
+              </w:rPr>
+            </w:pPr>
+            <w:r>
+              <w:rPr>
+                <w:color w:val="cccccc"/>
+                <w:sz w:val="21"/>
+                <w:szCs w:val="21"/>
+                <w:rtl w:val="0"/>
+              </w:rPr>
+              <w:t xml:space="preserve">Recomendación</w:t>
+            </w:r>
+          </w:p>
+        </w:tc>
+        <w:tc>
+          <w:tcPr>
+            <w:tcBorders>
+              <w:top w:color="000000" w:space="0" w:sz="0" w:val="nil"/>
+              <w:left w:color="000000" w:space="0" w:sz="5" w:val="single"/>
+              <w:bottom w:color="000000" w:space="0" w:sz="5" w:val="single"/>
+              <w:right w:color="000000" w:space="0" w:sz="0" w:val="nil"/>
+            </w:tcBorders>
+            <w:tcMar>
+              <w:top w:w="100.0" w:type="dxa"/>
+              <w:left w:w="100.0" w:type="dxa"/>
+              <w:bottom w:w="100.0" w:type="dxa"/>
+              <w:right w:w="100.0" w:type="dxa"/>
+            </w:tcMar>
+            <w:vAlign w:val="top"/>
+          </w:tcPr>
+          <w:p>
+            <w:pPr>
+              <w:spacing w:line="330" w:lineRule="auto"/>
+              <w:rPr>
+                <w:color w:val="cccccc"/>
+                <w:sz w:val="21"/>
+                <w:szCs w:val="21"/>
+              </w:rPr>
+            </w:pPr>
+            <w:r>
+              <w:rPr>
+                <w:color w:val="cccccc"/>
+                <w:sz w:val="21"/>
+                <w:szCs w:val="21"/>
+                <w:rtl w:val="0"/>
+              </w:rPr>
+              <w:t xml:space="preserve">Acción en Código</w:t>
+            </w:r>
+          </w:p>
+        </w:tc>
+      </w:tr>
+      <w:tr>
+        <w:trPr>
+          <w:cantSplit w:val="0"/>
+          <w:trHeight w:val="1355" w:hRule="atLeast"/>
+          <w:tblHeader w:val="0"/>
+        </w:trPr>
+        <w:tc>
+          <w:tcPr>
+            <w:tcBorders>
+              <w:top w:color="000000" w:space="0" w:sz="5" w:val="single"/>
+              <w:left w:color="000000" w:space="0" w:sz="0" w:val="nil"/>
+              <w:bottom w:color="000000" w:space="0" w:sz="5" w:val="single"/>
+              <w:right w:color="000000" w:space="0" w:sz="5" w:val="single"/>
+            </w:tcBorders>
+            <w:tcMar>
+              <w:top w:w="100.0" w:type="dxa"/>
+              <w:left w:w="100.0" w:type="dxa"/>
+              <w:bottom w:w="100.0" w:type="dxa"/>
+              <w:right w:w="100.0" w:type="dxa"/>
+            </w:tcMar>
+            <w:vAlign w:val="top"/>
+          </w:tcPr>
+          <w:p>
+            <w:pPr>
+              <w:spacing w:line="330" w:lineRule="auto"/>
+              <w:rPr>
+                <w:color w:val="cccccc"/>
+                <w:sz w:val="21"/>
+                <w:szCs w:val="21"/>
+              </w:rPr>
+            </w:pPr>
+            <w:r>
+              <w:rPr>
+                <w:rFonts w:ascii="Courier New" w:cs="Courier New" w:eastAsia="Courier New" w:hAnsi="Courier New"/>
+                <w:color w:val="d7ba7d"/>
+                <w:sz w:val="19"/>
+                <w:szCs w:val="19"/>
+                <w:rtl w:val="0"/>
+              </w:rPr>
+              <w:t xml:space="preserve">automotor_modelo_codigo</w:t>
+            </w:r>
+            <w:r>
+              <w:rPr>
+                <w:rtl w:val="0"/>
+              </w:rPr>
+            </w:r>
+          </w:p>
+        </w:tc>
+        <w:tc>
+          <w:tcPr>
+            <w:tcBorders>
+              <w:top w:color="000000" w:space="0" w:sz="5" w:val="single"/>
+              <w:left w:color="000000" w:space="0" w:sz="5" w:val="single"/>
+              <w:bottom w:color="000000" w:space="0" w:sz="5" w:val="single"/>
+              <w:right w:color="000000" w:space="0" w:sz="5" w:val="single"/>
+            </w:tcBorders>
+            <w:tcMar>
+              <w:top w:w="100.0" w:type="dxa"/>
+              <w:left w:w="100.0" w:type="dxa"/>
+              <w:bottom w:w="100.0" w:type="dxa"/>
+              <w:right w:w="100.0" w:type="dxa"/>
+            </w:tcMar>
+            <w:vAlign w:val="top"/>
+          </w:tcPr>
+          <w:p>
+            <w:pPr>
+              <w:spacing w:line="330" w:lineRule="auto"/>
+              <w:jc w:val="center"/>
+              <w:rPr>
+                <w:color w:val="cccccc"/>
+                <w:sz w:val="21"/>
+                <w:szCs w:val="21"/>
+              </w:rPr>
+            </w:pPr>
+            <w:r>
+              <w:rPr>
+                <w:color w:val="cccccc"/>
+                <w:sz w:val="21"/>
+                <w:szCs w:val="21"/>
+                <w:rtl w:val="0"/>
+              </w:rPr>
+              <w:t xml:space="preserve">15,908</w:t>
+            </w:r>
+          </w:p>
+        </w:tc>
+        <w:tc>
+          <w:tcPr>
+            <w:tcBorders>
+              <w:top w:color="000000" w:space="0" w:sz="5" w:val="single"/>
+              <w:left w:color="000000" w:space="0" w:sz="5" w:val="single"/>
+              <w:bottom w:color="000000" w:space="0" w:sz="5" w:val="single"/>
+              <w:right w:color="000000" w:space="0" w:sz="5" w:val="single"/>
+            </w:tcBorders>
+            <w:tcMar>
+              <w:top w:w="100.0" w:type="dxa"/>
+              <w:left w:w="100.0" w:type="dxa"/>
+              <w:bottom w:w="100.0" w:type="dxa"/>
+              <w:right w:w="100.0" w:type="dxa"/>
+            </w:tcMar>
+            <w:vAlign w:val="top"/>
+          </w:tcPr>
+          <w:p>
+            <w:pPr>
+              <w:spacing w:line="330" w:lineRule="auto"/>
+              <w:jc w:val="center"/>
+              <w:rPr>
+                <w:color w:val="cccccc"/>
+                <w:sz w:val="21"/>
+                <w:szCs w:val="21"/>
+              </w:rPr>
+            </w:pPr>
+            <w:r>
+              <w:rPr>
+                <w:color w:val="cccccc"/>
+                <w:sz w:val="21"/>
+                <w:szCs w:val="21"/>
+                <w:rtl w:val="0"/>
+              </w:rPr>
+              <w:t xml:space="preserve">Código Cat.</w:t>
+            </w:r>
+          </w:p>
+        </w:tc>
+        <w:tc>
+          <w:tcPr>
+            <w:tcBorders>
+              <w:top w:color="000000" w:space="0" w:sz="5" w:val="single"/>
+              <w:left w:color="000000" w:space="0" w:sz="5" w:val="single"/>
+              <w:bottom w:color="000000" w:space="0" w:sz="5" w:val="single"/>
+              <w:right w:color="000000" w:space="0" w:sz="5" w:val="single"/>
+            </w:tcBorders>
+            <w:tcMar>
+              <w:top w:w="100.0" w:type="dxa"/>
+              <w:left w:w="100.0" w:type="dxa"/>
+              <w:bottom w:w="100.0" w:type="dxa"/>
+              <w:right w:w="100.0" w:type="dxa"/>
+            </w:tcMar>
+            <w:vAlign w:val="top"/>
+          </w:tcPr>
+          <w:p>
+            <w:pPr>
+              <w:spacing w:line="330" w:lineRule="auto"/>
+              <w:rPr>
+                <w:color w:val="cccccc"/>
+                <w:sz w:val="21"/>
+                <w:szCs w:val="21"/>
+              </w:rPr>
+            </w:pPr>
+            <w:r>
+              <w:rPr>
+                <w:b w:val="1"/>
+                <w:bCs w:val="1"/>
+                <w:color w:val="cccccc"/>
+                <w:sz w:val="21"/>
+                <w:szCs w:val="21"/>
+                <w:rtl w:val="0"/>
+              </w:rPr>
+              <w:t xml:space="preserve">Dejar Nulo o </w:t>
+            </w:r>
+            <w:r>
+              <w:rPr>
+                <w:rFonts w:ascii="Courier New" w:cs="Courier New" w:eastAsia="Courier New" w:hAnsi="Courier New"/>
+                <w:b w:val="1"/>
+                <w:bCs w:val="1"/>
+                <w:color w:val="d7ba7d"/>
+                <w:sz w:val="19"/>
+                <w:szCs w:val="19"/>
+                <w:rtl w:val="0"/>
+              </w:rPr>
+              <w:t xml:space="preserve">-1</w:t>
+            </w:r>
+            <w:r>
+              <w:rPr>
+                <w:rtl w:val="0"/>
+              </w:rPr>
+            </w:r>
+          </w:p>
+        </w:tc>
+        <w:tc>
+          <w:tcPr>
+            <w:tcBorders>
+              <w:top w:color="000000" w:space="0" w:sz="5" w:val="single"/>
+              <w:left w:color="000000" w:space="0" w:sz="5" w:val="single"/>
+              <w:bottom w:color="000000" w:space="0" w:sz="5" w:val="single"/>
+              <w:right w:color="000000" w:space="0" w:sz="0" w:val="nil"/>
+            </w:tcBorders>
+            <w:tcMar>
+              <w:top w:w="100.0" w:type="dxa"/>
+              <w:left w:w="100.0" w:type="dxa"/>
+              <w:bottom w:w="100.0" w:type="dxa"/>
+              <w:right w:w="100.0" w:type="dxa"/>
+            </w:tcMar>
+            <w:vAlign w:val="top"/>
+          </w:tcPr>
+          <w:p>
+            <w:pPr>
+              <w:spacing w:line="330" w:lineRule="auto"/>
+              <w:rPr>
+                <w:color w:val="cccccc"/>
+                <w:sz w:val="21"/>
+                <w:szCs w:val="21"/>
+              </w:rPr>
+            </w:pPr>
+            <w:r>
+              <w:rPr>
+                <w:color w:val="cccccc"/>
+                <w:sz w:val="21"/>
+                <w:szCs w:val="21"/>
+                <w:rtl w:val="0"/>
+              </w:rPr>
+              <w:t xml:space="preserve">Mantener vacío en el CSV.</w:t>
+            </w:r>
+          </w:p>
+        </w:tc>
+      </w:tr>
+      <w:tr>
+        <w:trPr>
+          <w:cantSplit w:val="0"/>
+          <w:trHeight w:val="1355" w:hRule="atLeast"/>
+          <w:tblHeader w:val="0"/>
+        </w:trPr>
+        <w:tc>
+          <w:tcPr>
+            <w:tcBorders>
+              <w:top w:color="000000" w:space="0" w:sz="5" w:val="single"/>
+              <w:left w:color="000000" w:space="0" w:sz="0" w:val="nil"/>
+              <w:bottom w:color="000000" w:space="0" w:sz="5" w:val="single"/>
+              <w:right w:color="000000" w:space="0" w:sz="5" w:val="single"/>
+            </w:tcBorders>
+            <w:tcMar>
+              <w:top w:w="100.0" w:type="dxa"/>
+              <w:left w:w="100.0" w:type="dxa"/>
+              <w:bottom w:w="100.0" w:type="dxa"/>
+              <w:right w:w="100.0" w:type="dxa"/>
+            </w:tcMar>
+            <w:vAlign w:val="top"/>
+          </w:tcPr>
+          <w:p>
+            <w:pPr>
+              <w:spacing w:line="330" w:lineRule="auto"/>
+              <w:rPr>
+                <w:color w:val="cccccc"/>
+                <w:sz w:val="21"/>
+                <w:szCs w:val="21"/>
+              </w:rPr>
+            </w:pPr>
+            <w:r>
+              <w:rPr>
+                <w:rFonts w:ascii="Courier New" w:cs="Courier New" w:eastAsia="Courier New" w:hAnsi="Courier New"/>
+                <w:color w:val="d7ba7d"/>
+                <w:sz w:val="19"/>
+                <w:szCs w:val="19"/>
+                <w:rtl w:val="0"/>
+              </w:rPr>
+              <w:t xml:space="preserve">automotor_tipo_codigo</w:t>
+            </w:r>
+            <w:r>
+              <w:rPr>
+                <w:rtl w:val="0"/>
+              </w:rPr>
+            </w:r>
+          </w:p>
+        </w:tc>
+        <w:tc>
+          <w:tcPr>
+            <w:tcBorders>
+              <w:top w:color="000000" w:space="0" w:sz="5" w:val="single"/>
+              <w:left w:color="000000" w:space="0" w:sz="5" w:val="single"/>
+              <w:bottom w:color="000000" w:space="0" w:sz="5" w:val="single"/>
+              <w:right w:color="000000" w:space="0" w:sz="5" w:val="single"/>
+            </w:tcBorders>
+            <w:tcMar>
+              <w:top w:w="100.0" w:type="dxa"/>
+              <w:left w:w="100.0" w:type="dxa"/>
+              <w:bottom w:w="100.0" w:type="dxa"/>
+              <w:right w:w="100.0" w:type="dxa"/>
+            </w:tcMar>
+            <w:vAlign w:val="top"/>
+          </w:tcPr>
+          <w:p>
+            <w:pPr>
+              <w:spacing w:line="330" w:lineRule="auto"/>
+              <w:jc w:val="center"/>
+              <w:rPr>
+                <w:color w:val="cccccc"/>
+                <w:sz w:val="21"/>
+                <w:szCs w:val="21"/>
+              </w:rPr>
+            </w:pPr>
+            <w:r>
+              <w:rPr>
+                <w:color w:val="cccccc"/>
+                <w:sz w:val="21"/>
+                <w:szCs w:val="21"/>
+                <w:rtl w:val="0"/>
+              </w:rPr>
+              <w:t xml:space="preserve">1,279</w:t>
+            </w:r>
+          </w:p>
+        </w:tc>
+        <w:tc>
+          <w:tcPr>
+            <w:tcBorders>
+              <w:top w:color="000000" w:space="0" w:sz="5" w:val="single"/>
+              <w:left w:color="000000" w:space="0" w:sz="5" w:val="single"/>
+              <w:bottom w:color="000000" w:space="0" w:sz="5" w:val="single"/>
+              <w:right w:color="000000" w:space="0" w:sz="5" w:val="single"/>
+            </w:tcBorders>
+            <w:tcMar>
+              <w:top w:w="100.0" w:type="dxa"/>
+              <w:left w:w="100.0" w:type="dxa"/>
+              <w:bottom w:w="100.0" w:type="dxa"/>
+              <w:right w:w="100.0" w:type="dxa"/>
+            </w:tcMar>
+            <w:vAlign w:val="top"/>
+          </w:tcPr>
+          <w:p>
+            <w:pPr>
+              <w:spacing w:line="330" w:lineRule="auto"/>
+              <w:jc w:val="center"/>
+              <w:rPr>
+                <w:color w:val="cccccc"/>
+                <w:sz w:val="21"/>
+                <w:szCs w:val="21"/>
+              </w:rPr>
+            </w:pPr>
+            <w:r>
+              <w:rPr>
+                <w:color w:val="cccccc"/>
+                <w:sz w:val="21"/>
+                <w:szCs w:val="21"/>
+                <w:rtl w:val="0"/>
+              </w:rPr>
+              <w:t xml:space="preserve">Código Cat.</w:t>
+            </w:r>
+          </w:p>
+        </w:tc>
+        <w:tc>
+          <w:tcPr>
+            <w:tcBorders>
+              <w:top w:color="000000" w:space="0" w:sz="5" w:val="single"/>
+              <w:left w:color="000000" w:space="0" w:sz="5" w:val="single"/>
+              <w:bottom w:color="000000" w:space="0" w:sz="5" w:val="single"/>
+              <w:right w:color="000000" w:space="0" w:sz="5" w:val="single"/>
+            </w:tcBorders>
+            <w:tcMar>
+              <w:top w:w="100.0" w:type="dxa"/>
+              <w:left w:w="100.0" w:type="dxa"/>
+              <w:bottom w:w="100.0" w:type="dxa"/>
+              <w:right w:w="100.0" w:type="dxa"/>
+            </w:tcMar>
+            <w:vAlign w:val="top"/>
+          </w:tcPr>
+          <w:p>
+            <w:pPr>
+              <w:spacing w:line="330" w:lineRule="auto"/>
+              <w:rPr>
+                <w:color w:val="cccccc"/>
+                <w:sz w:val="21"/>
+                <w:szCs w:val="21"/>
+              </w:rPr>
+            </w:pPr>
+            <w:r>
+              <w:rPr>
+                <w:b w:val="1"/>
+                <w:bCs w:val="1"/>
+                <w:color w:val="cccccc"/>
+                <w:sz w:val="21"/>
+                <w:szCs w:val="21"/>
+                <w:rtl w:val="0"/>
+              </w:rPr>
+              <w:t xml:space="preserve">Dejar Nulo o </w:t>
+            </w:r>
+            <w:r>
+              <w:rPr>
+                <w:rFonts w:ascii="Courier New" w:cs="Courier New" w:eastAsia="Courier New" w:hAnsi="Courier New"/>
+                <w:b w:val="1"/>
+                <w:bCs w:val="1"/>
+                <w:color w:val="d7ba7d"/>
+                <w:sz w:val="19"/>
+                <w:szCs w:val="19"/>
+                <w:rtl w:val="0"/>
+              </w:rPr>
+              <w:t xml:space="preserve">-1</w:t>
+            </w:r>
+            <w:r>
+              <w:rPr>
+                <w:rtl w:val="0"/>
+              </w:rPr>
+            </w:r>
+          </w:p>
+        </w:tc>
+        <w:tc>
+          <w:tcPr>
+            <w:tcBorders>
+              <w:top w:color="000000" w:space="0" w:sz="5" w:val="single"/>
+              <w:left w:color="000000" w:space="0" w:sz="5" w:val="single"/>
+              <w:bottom w:color="000000" w:space="0" w:sz="5" w:val="single"/>
+              <w:right w:color="000000" w:space="0" w:sz="0" w:val="nil"/>
+            </w:tcBorders>
+            <w:tcMar>
+              <w:top w:w="100.0" w:type="dxa"/>
+              <w:left w:w="100.0" w:type="dxa"/>
+              <w:bottom w:w="100.0" w:type="dxa"/>
+              <w:right w:w="100.0" w:type="dxa"/>
+            </w:tcMar>
+            <w:vAlign w:val="top"/>
+          </w:tcPr>
+          <w:p>
+            <w:pPr>
+              <w:spacing w:line="330" w:lineRule="auto"/>
+              <w:rPr>
+                <w:color w:val="cccccc"/>
+                <w:sz w:val="21"/>
+                <w:szCs w:val="21"/>
+              </w:rPr>
+            </w:pPr>
+            <w:r>
+              <w:rPr>
+                <w:color w:val="cccccc"/>
+                <w:sz w:val="21"/>
+                <w:szCs w:val="21"/>
+                <w:rtl w:val="0"/>
+              </w:rPr>
+              <w:t xml:space="preserve">Mantener vacío en el CSV.</w:t>
+            </w:r>
+          </w:p>
+        </w:tc>
+      </w:tr>
+      <w:tr>
+        <w:trPr>
+          <w:cantSplit w:val="0"/>
+          <w:trHeight w:val="1355" w:hRule="atLeast"/>
+          <w:tblHeader w:val="0"/>
+        </w:trPr>
+        <w:tc>
+          <w:tcPr>
+            <w:tcBorders>
+              <w:top w:color="000000" w:space="0" w:sz="5" w:val="single"/>
+              <w:left w:color="000000" w:space="0" w:sz="0" w:val="nil"/>
+              <w:bottom w:color="000000" w:space="0" w:sz="5" w:val="single"/>
+              <w:right w:color="000000" w:space="0" w:sz="5" w:val="single"/>
+            </w:tcBorders>
+            <w:tcMar>
+              <w:top w:w="100.0" w:type="dxa"/>
+              <w:left w:w="100.0" w:type="dxa"/>
+              <w:bottom w:w="100.0" w:type="dxa"/>
+              <w:right w:w="100.0" w:type="dxa"/>
+            </w:tcMar>
+            <w:vAlign w:val="top"/>
+          </w:tcPr>
+          <w:p>
+            <w:pPr>
+              <w:spacing w:line="330" w:lineRule="auto"/>
+              <w:rPr>
+                <w:color w:val="cccccc"/>
+                <w:sz w:val="21"/>
+                <w:szCs w:val="21"/>
+              </w:rPr>
+            </w:pPr>
+            <w:r>
+              <w:rPr>
+                <w:rFonts w:ascii="Courier New" w:cs="Courier New" w:eastAsia="Courier New" w:hAnsi="Courier New"/>
+                <w:color w:val="d7ba7d"/>
+                <w:sz w:val="19"/>
+                <w:szCs w:val="19"/>
+                <w:rtl w:val="0"/>
+              </w:rPr>
+              <w:t xml:space="preserve">automotor_marca_codigo</w:t>
+            </w:r>
+            <w:r>
+              <w:rPr>
+                <w:rtl w:val="0"/>
+              </w:rPr>
+            </w:r>
+          </w:p>
+        </w:tc>
+        <w:tc>
+          <w:tcPr>
+            <w:tcBorders>
+              <w:top w:color="000000" w:space="0" w:sz="5" w:val="single"/>
+              <w:left w:color="000000" w:space="0" w:sz="5" w:val="single"/>
+              <w:bottom w:color="000000" w:space="0" w:sz="5" w:val="single"/>
+              <w:right w:color="000000" w:space="0" w:sz="5" w:val="single"/>
+            </w:tcBorders>
+            <w:tcMar>
+              <w:top w:w="100.0" w:type="dxa"/>
+              <w:left w:w="100.0" w:type="dxa"/>
+              <w:bottom w:w="100.0" w:type="dxa"/>
+              <w:right w:w="100.0" w:type="dxa"/>
+            </w:tcMar>
+            <w:vAlign w:val="top"/>
+          </w:tcPr>
+          <w:p>
+            <w:pPr>
+              <w:spacing w:line="330" w:lineRule="auto"/>
+              <w:jc w:val="center"/>
+              <w:rPr>
+                <w:color w:val="cccccc"/>
+                <w:sz w:val="21"/>
+                <w:szCs w:val="21"/>
+              </w:rPr>
+            </w:pPr>
+            <w:r>
+              <w:rPr>
+                <w:color w:val="cccccc"/>
+                <w:sz w:val="21"/>
+                <w:szCs w:val="21"/>
+                <w:rtl w:val="0"/>
+              </w:rPr>
+              <w:t xml:space="preserve">917</w:t>
+            </w:r>
+          </w:p>
+        </w:tc>
+        <w:tc>
+          <w:tcPr>
+            <w:tcBorders>
+              <w:top w:color="000000" w:space="0" w:sz="5" w:val="single"/>
+              <w:left w:color="000000" w:space="0" w:sz="5" w:val="single"/>
+              <w:bottom w:color="000000" w:space="0" w:sz="5" w:val="single"/>
+              <w:right w:color="000000" w:space="0" w:sz="5" w:val="single"/>
+            </w:tcBorders>
+            <w:tcMar>
+              <w:top w:w="100.0" w:type="dxa"/>
+              <w:left w:w="100.0" w:type="dxa"/>
+              <w:bottom w:w="100.0" w:type="dxa"/>
+              <w:right w:w="100.0" w:type="dxa"/>
+            </w:tcMar>
+            <w:vAlign w:val="top"/>
+          </w:tcPr>
+          <w:p>
+            <w:pPr>
+              <w:spacing w:line="330" w:lineRule="auto"/>
+              <w:jc w:val="center"/>
+              <w:rPr>
+                <w:color w:val="cccccc"/>
+                <w:sz w:val="21"/>
+                <w:szCs w:val="21"/>
+              </w:rPr>
+            </w:pPr>
+            <w:r>
+              <w:rPr>
+                <w:color w:val="cccccc"/>
+                <w:sz w:val="21"/>
+                <w:szCs w:val="21"/>
+                <w:rtl w:val="0"/>
+              </w:rPr>
+              <w:t xml:space="preserve">Código Cat.</w:t>
+            </w:r>
+          </w:p>
+        </w:tc>
+        <w:tc>
+          <w:tcPr>
+            <w:tcBorders>
+              <w:top w:color="000000" w:space="0" w:sz="5" w:val="single"/>
+              <w:left w:color="000000" w:space="0" w:sz="5" w:val="single"/>
+              <w:bottom w:color="000000" w:space="0" w:sz="5" w:val="single"/>
+              <w:right w:color="000000" w:space="0" w:sz="5" w:val="single"/>
+            </w:tcBorders>
+            <w:tcMar>
+              <w:top w:w="100.0" w:type="dxa"/>
+              <w:left w:w="100.0" w:type="dxa"/>
+              <w:bottom w:w="100.0" w:type="dxa"/>
+              <w:right w:w="100.0" w:type="dxa"/>
+            </w:tcMar>
+            <w:vAlign w:val="top"/>
+          </w:tcPr>
+          <w:p>
+            <w:pPr>
+              <w:spacing w:line="330" w:lineRule="auto"/>
+              <w:rPr>
+                <w:color w:val="cccccc"/>
+                <w:sz w:val="21"/>
+                <w:szCs w:val="21"/>
+              </w:rPr>
+            </w:pPr>
+            <w:r>
+              <w:rPr>
+                <w:b w:val="1"/>
+                <w:bCs w:val="1"/>
+                <w:color w:val="cccccc"/>
+                <w:sz w:val="21"/>
+                <w:szCs w:val="21"/>
+                <w:rtl w:val="0"/>
+              </w:rPr>
+              <w:t xml:space="preserve">Dejar Nulo o </w:t>
+            </w:r>
+            <w:r>
+              <w:rPr>
+                <w:rFonts w:ascii="Courier New" w:cs="Courier New" w:eastAsia="Courier New" w:hAnsi="Courier New"/>
+                <w:b w:val="1"/>
+                <w:bCs w:val="1"/>
+                <w:color w:val="d7ba7d"/>
+                <w:sz w:val="19"/>
+                <w:szCs w:val="19"/>
+                <w:rtl w:val="0"/>
+              </w:rPr>
+              <w:t xml:space="preserve">-1</w:t>
+            </w:r>
+            <w:r>
+              <w:rPr>
+                <w:rtl w:val="0"/>
+              </w:rPr>
+            </w:r>
+          </w:p>
+        </w:tc>
+        <w:tc>
+          <w:tcPr>
+            <w:tcBorders>
+              <w:top w:color="000000" w:space="0" w:sz="5" w:val="single"/>
+              <w:left w:color="000000" w:space="0" w:sz="5" w:val="single"/>
+              <w:bottom w:color="000000" w:space="0" w:sz="5" w:val="single"/>
+              <w:right w:color="000000" w:space="0" w:sz="0" w:val="nil"/>
+            </w:tcBorders>
+            <w:tcMar>
+              <w:top w:w="100.0" w:type="dxa"/>
+              <w:left w:w="100.0" w:type="dxa"/>
+              <w:bottom w:w="100.0" w:type="dxa"/>
+              <w:right w:w="100.0" w:type="dxa"/>
+            </w:tcMar>
+            <w:vAlign w:val="top"/>
+          </w:tcPr>
+          <w:p>
+            <w:pPr>
+              <w:spacing w:line="330" w:lineRule="auto"/>
+              <w:rPr>
+                <w:color w:val="cccccc"/>
+                <w:sz w:val="21"/>
+                <w:szCs w:val="21"/>
+              </w:rPr>
+            </w:pPr>
+            <w:r>
+              <w:rPr>
+                <w:color w:val="cccccc"/>
+                <w:sz w:val="21"/>
+                <w:szCs w:val="21"/>
+                <w:rtl w:val="0"/>
+              </w:rPr>
+              <w:t xml:space="preserve">Mantener vacío en el CSV.</w:t>
+            </w:r>
+          </w:p>
+        </w:tc>
+      </w:tr>
+      <w:tr>
+        <w:trPr>
+          <w:cantSplit w:val="0"/>
+          <w:trHeight w:val="1790" w:hRule="atLeast"/>
+          <w:tblHeader w:val="0"/>
+        </w:trPr>
+        <w:tc>
+          <w:tcPr>
+            <w:tcBorders>
+              <w:top w:color="000000" w:space="0" w:sz="5" w:val="single"/>
+              <w:left w:color="000000" w:space="0" w:sz="0" w:val="nil"/>
+              <w:bottom w:color="000000" w:space="0" w:sz="5" w:val="single"/>
+              <w:right w:color="000000" w:space="0" w:sz="5" w:val="single"/>
+            </w:tcBorders>
+            <w:tcMar>
+              <w:top w:w="100.0" w:type="dxa"/>
+              <w:left w:w="100.0" w:type="dxa"/>
+              <w:bottom w:w="100.0" w:type="dxa"/>
+              <w:right w:w="100.0" w:type="dxa"/>
+            </w:tcMar>
+            <w:vAlign w:val="top"/>
+          </w:tcPr>
+          <w:p>
+            <w:pPr>
+              <w:spacing w:line="330" w:lineRule="auto"/>
+              <w:rPr>
+                <w:color w:val="cccccc"/>
+                <w:sz w:val="21"/>
+                <w:szCs w:val="21"/>
+              </w:rPr>
+            </w:pPr>
+            <w:r>
+              <w:rPr>
+                <w:rFonts w:ascii="Courier New" w:cs="Courier New" w:eastAsia="Courier New" w:hAnsi="Courier New"/>
+                <w:color w:val="d7ba7d"/>
+                <w:sz w:val="19"/>
+                <w:szCs w:val="19"/>
+                <w:rtl w:val="0"/>
+              </w:rPr>
+              <w:t xml:space="preserve">automotor_anio_modelo</w:t>
+            </w:r>
+            <w:r>
+              <w:rPr>
+                <w:rtl w:val="0"/>
+              </w:rPr>
+            </w:r>
+          </w:p>
+        </w:tc>
+        <w:tc>
+          <w:tcPr>
+            <w:tcBorders>
+              <w:top w:color="000000" w:space="0" w:sz="5" w:val="single"/>
+              <w:left w:color="000000" w:space="0" w:sz="5" w:val="single"/>
+              <w:bottom w:color="000000" w:space="0" w:sz="5" w:val="single"/>
+              <w:right w:color="000000" w:space="0" w:sz="5" w:val="single"/>
+            </w:tcBorders>
+            <w:tcMar>
+              <w:top w:w="100.0" w:type="dxa"/>
+              <w:left w:w="100.0" w:type="dxa"/>
+              <w:bottom w:w="100.0" w:type="dxa"/>
+              <w:right w:w="100.0" w:type="dxa"/>
+            </w:tcMar>
+            <w:vAlign w:val="top"/>
+          </w:tcPr>
+          <w:p>
+            <w:pPr>
+              <w:spacing w:line="330" w:lineRule="auto"/>
+              <w:jc w:val="center"/>
+              <w:rPr>
+                <w:color w:val="cccccc"/>
+                <w:sz w:val="21"/>
+                <w:szCs w:val="21"/>
+              </w:rPr>
+            </w:pPr>
+            <w:r>
+              <w:rPr>
+                <w:color w:val="cccccc"/>
+                <w:sz w:val="21"/>
+                <w:szCs w:val="21"/>
+                <w:rtl w:val="0"/>
+              </w:rPr>
+              <w:t xml:space="preserve">90</w:t>
+            </w:r>
+          </w:p>
+        </w:tc>
+        <w:tc>
+          <w:tcPr>
+            <w:tcBorders>
+              <w:top w:color="000000" w:space="0" w:sz="5" w:val="single"/>
+              <w:left w:color="000000" w:space="0" w:sz="5" w:val="single"/>
+              <w:bottom w:color="000000" w:space="0" w:sz="5" w:val="single"/>
+              <w:right w:color="000000" w:space="0" w:sz="5" w:val="single"/>
+            </w:tcBorders>
+            <w:tcMar>
+              <w:top w:w="100.0" w:type="dxa"/>
+              <w:left w:w="100.0" w:type="dxa"/>
+              <w:bottom w:w="100.0" w:type="dxa"/>
+              <w:right w:w="100.0" w:type="dxa"/>
+            </w:tcMar>
+            <w:vAlign w:val="top"/>
+          </w:tcPr>
+          <w:p>
+            <w:pPr>
+              <w:spacing w:line="330" w:lineRule="auto"/>
+              <w:jc w:val="center"/>
+              <w:rPr>
+                <w:color w:val="cccccc"/>
+                <w:sz w:val="21"/>
+                <w:szCs w:val="21"/>
+              </w:rPr>
+            </w:pPr>
+            <w:r>
+              <w:rPr>
+                <w:color w:val="cccccc"/>
+                <w:sz w:val="21"/>
+                <w:szCs w:val="21"/>
+                <w:rtl w:val="0"/>
+              </w:rPr>
+              <w:t xml:space="preserve">Numérico</w:t>
+            </w:r>
+          </w:p>
+        </w:tc>
+        <w:tc>
+          <w:tcPr>
+            <w:tcBorders>
+              <w:top w:color="000000" w:space="0" w:sz="5" w:val="single"/>
+              <w:left w:color="000000" w:space="0" w:sz="5" w:val="single"/>
+              <w:bottom w:color="000000" w:space="0" w:sz="5" w:val="single"/>
+              <w:right w:color="000000" w:space="0" w:sz="5" w:val="single"/>
+            </w:tcBorders>
+            <w:tcMar>
+              <w:top w:w="100.0" w:type="dxa"/>
+              <w:left w:w="100.0" w:type="dxa"/>
+              <w:bottom w:w="100.0" w:type="dxa"/>
+              <w:right w:w="100.0" w:type="dxa"/>
+            </w:tcMar>
+            <w:vAlign w:val="top"/>
+          </w:tcPr>
+          <w:p>
+            <w:pPr>
+              <w:spacing w:line="330" w:lineRule="auto"/>
+              <w:rPr>
+                <w:color w:val="cccccc"/>
+                <w:sz w:val="21"/>
+                <w:szCs w:val="21"/>
+              </w:rPr>
+            </w:pPr>
+            <w:r>
+              <w:rPr>
+                <w:b w:val="1"/>
+                <w:bCs w:val="1"/>
+                <w:color w:val="cccccc"/>
+                <w:sz w:val="21"/>
+                <w:szCs w:val="21"/>
+                <w:rtl w:val="0"/>
+              </w:rPr>
+              <w:t xml:space="preserve">Imputar por Mediana</w:t>
+            </w:r>
+            <w:r>
+              <w:rPr>
+                <w:rtl w:val="0"/>
+              </w:rPr>
+            </w:r>
+          </w:p>
+        </w:tc>
+        <w:tc>
+          <w:tcPr>
+            <w:tcBorders>
+              <w:top w:color="000000" w:space="0" w:sz="5" w:val="single"/>
+              <w:left w:color="000000" w:space="0" w:sz="5" w:val="single"/>
+              <w:bottom w:color="000000" w:space="0" w:sz="5" w:val="single"/>
+              <w:right w:color="000000" w:space="0" w:sz="0" w:val="nil"/>
+            </w:tcBorders>
+            <w:tcMar>
+              <w:top w:w="100.0" w:type="dxa"/>
+              <w:left w:w="100.0" w:type="dxa"/>
+              <w:bottom w:w="100.0" w:type="dxa"/>
+              <w:right w:w="100.0" w:type="dxa"/>
+            </w:tcMar>
+            <w:vAlign w:val="top"/>
+          </w:tcPr>
+          <w:p>
+            <w:pPr>
+              <w:spacing w:line="330" w:lineRule="auto"/>
+              <w:rPr>
+                <w:color w:val="cccccc"/>
+                <w:sz w:val="21"/>
+                <w:szCs w:val="21"/>
+              </w:rPr>
+            </w:pPr>
+            <w:r>
+              <w:rPr>
+                <w:color w:val="cccccc"/>
+                <w:sz w:val="21"/>
+                <w:szCs w:val="21"/>
+                <w:rtl w:val="0"/>
+              </w:rPr>
+              <w:t xml:space="preserve">Reemplazar NaNs por la mediana del año.</w:t>
+            </w:r>
+          </w:p>
+        </w:tc>
+      </w:tr>
+      <w:tr>
+        <w:trPr>
+          <w:cantSplit w:val="0"/>
+          <w:trHeight w:val="1355" w:hRule="atLeast"/>
+          <w:tblHeader w:val="0"/>
+        </w:trPr>
+        <w:tc>
+          <w:tcPr>
+            <w:tcBorders>
+              <w:top w:color="000000" w:space="0" w:sz="5" w:val="single"/>
+              <w:left w:color="000000" w:space="0" w:sz="0" w:val="nil"/>
+              <w:bottom w:color="000000" w:space="0" w:sz="5" w:val="single"/>
+              <w:right w:color="000000" w:space="0" w:sz="5" w:val="single"/>
+            </w:tcBorders>
+            <w:tcMar>
+              <w:top w:w="100.0" w:type="dxa"/>
+              <w:left w:w="100.0" w:type="dxa"/>
+              <w:bottom w:w="100.0" w:type="dxa"/>
+              <w:right w:w="100.0" w:type="dxa"/>
+            </w:tcMar>
+            <w:vAlign w:val="top"/>
+          </w:tcPr>
+          <w:p>
+            <w:pPr>
+              <w:spacing w:line="330" w:lineRule="auto"/>
+              <w:rPr>
+                <w:color w:val="cccccc"/>
+                <w:sz w:val="21"/>
+                <w:szCs w:val="21"/>
+              </w:rPr>
+            </w:pPr>
+            <w:r>
+              <w:rPr>
+                <w:rFonts w:ascii="Courier New" w:cs="Courier New" w:eastAsia="Courier New" w:hAnsi="Courier New"/>
+                <w:color w:val="d7ba7d"/>
+                <w:sz w:val="19"/>
+                <w:szCs w:val="19"/>
+                <w:rtl w:val="0"/>
+              </w:rPr>
+              <w:t xml:space="preserve">titular_domicilio_localidad</w:t>
+            </w:r>
+            <w:r>
+              <w:rPr>
+                <w:rtl w:val="0"/>
+              </w:rPr>
+            </w:r>
+          </w:p>
+        </w:tc>
+        <w:tc>
+          <w:tcPr>
+            <w:tcBorders>
+              <w:top w:color="000000" w:space="0" w:sz="5" w:val="single"/>
+              <w:left w:color="000000" w:space="0" w:sz="5" w:val="single"/>
+              <w:bottom w:color="000000" w:space="0" w:sz="5" w:val="single"/>
+              <w:right w:color="000000" w:space="0" w:sz="5" w:val="single"/>
+            </w:tcBorders>
+            <w:tcMar>
+              <w:top w:w="100.0" w:type="dxa"/>
+              <w:left w:w="100.0" w:type="dxa"/>
+              <w:bottom w:w="100.0" w:type="dxa"/>
+              <w:right w:w="100.0" w:type="dxa"/>
+            </w:tcMar>
+            <w:vAlign w:val="top"/>
+          </w:tcPr>
+          <w:p>
+            <w:pPr>
+              <w:spacing w:line="330" w:lineRule="auto"/>
+              <w:jc w:val="center"/>
+              <w:rPr>
+                <w:color w:val="cccccc"/>
+                <w:sz w:val="21"/>
+                <w:szCs w:val="21"/>
+              </w:rPr>
+            </w:pPr>
+            <w:r>
+              <w:rPr>
+                <w:color w:val="cccccc"/>
+                <w:sz w:val="21"/>
+                <w:szCs w:val="21"/>
+                <w:rtl w:val="0"/>
+              </w:rPr>
+              <w:t xml:space="preserve">44</w:t>
+            </w:r>
+          </w:p>
+        </w:tc>
+        <w:tc>
+          <w:tcPr>
+            <w:tcBorders>
+              <w:top w:color="000000" w:space="0" w:sz="5" w:val="single"/>
+              <w:left w:color="000000" w:space="0" w:sz="5" w:val="single"/>
+              <w:bottom w:color="000000" w:space="0" w:sz="5" w:val="single"/>
+              <w:right w:color="000000" w:space="0" w:sz="5" w:val="single"/>
+            </w:tcBorders>
+            <w:tcMar>
+              <w:top w:w="100.0" w:type="dxa"/>
+              <w:left w:w="100.0" w:type="dxa"/>
+              <w:bottom w:w="100.0" w:type="dxa"/>
+              <w:right w:w="100.0" w:type="dxa"/>
+            </w:tcMar>
+            <w:vAlign w:val="top"/>
+          </w:tcPr>
+          <w:p>
+            <w:pPr>
+              <w:spacing w:line="330" w:lineRule="auto"/>
+              <w:jc w:val="center"/>
+              <w:rPr>
+                <w:color w:val="cccccc"/>
+                <w:sz w:val="21"/>
+                <w:szCs w:val="21"/>
+              </w:rPr>
+            </w:pPr>
+            <w:r>
+              <w:rPr>
+                <w:color w:val="cccccc"/>
+                <w:sz w:val="21"/>
+                <w:szCs w:val="21"/>
+                <w:rtl w:val="0"/>
+              </w:rPr>
+              <w:t xml:space="preserve">Texto Cat.</w:t>
+            </w:r>
+          </w:p>
+        </w:tc>
+        <w:tc>
+          <w:tcPr>
+            <w:tcBorders>
+              <w:top w:color="000000" w:space="0" w:sz="5" w:val="single"/>
+              <w:left w:color="000000" w:space="0" w:sz="5" w:val="single"/>
+              <w:bottom w:color="000000" w:space="0" w:sz="5" w:val="single"/>
+              <w:right w:color="000000" w:space="0" w:sz="5" w:val="single"/>
+            </w:tcBorders>
+            <w:tcMar>
+              <w:top w:w="100.0" w:type="dxa"/>
+              <w:left w:w="100.0" w:type="dxa"/>
+              <w:bottom w:w="100.0" w:type="dxa"/>
+              <w:right w:w="100.0" w:type="dxa"/>
+            </w:tcMar>
+            <w:vAlign w:val="top"/>
+          </w:tcPr>
+          <w:p>
+            <w:pPr>
+              <w:spacing w:line="330" w:lineRule="auto"/>
+              <w:rPr>
+                <w:color w:val="cccccc"/>
+                <w:sz w:val="21"/>
+                <w:szCs w:val="21"/>
+              </w:rPr>
+            </w:pPr>
+            <w:r>
+              <w:rPr>
+                <w:b w:val="1"/>
+                <w:bCs w:val="1"/>
+                <w:color w:val="cccccc"/>
+                <w:sz w:val="21"/>
+                <w:szCs w:val="21"/>
+                <w:rtl w:val="0"/>
+              </w:rPr>
+              <w:t xml:space="preserve">Reemplazar por "DESCONOCIDO"</w:t>
+            </w:r>
+            <w:r>
+              <w:rPr>
+                <w:rtl w:val="0"/>
+              </w:rPr>
+            </w:r>
+          </w:p>
+        </w:tc>
+        <w:tc>
+          <w:tcPr>
+            <w:tcBorders>
+              <w:top w:color="000000" w:space="0" w:sz="5" w:val="single"/>
+              <w:left w:color="000000" w:space="0" w:sz="5" w:val="single"/>
+              <w:bottom w:color="000000" w:space="0" w:sz="5" w:val="single"/>
+              <w:right w:color="000000" w:space="0" w:sz="0" w:val="nil"/>
+            </w:tcBorders>
+            <w:tcMar>
+              <w:top w:w="100.0" w:type="dxa"/>
+              <w:left w:w="100.0" w:type="dxa"/>
+              <w:bottom w:w="100.0" w:type="dxa"/>
+              <w:right w:w="100.0" w:type="dxa"/>
+            </w:tcMar>
+            <w:vAlign w:val="top"/>
+          </w:tcPr>
+          <w:p>
+            <w:pPr>
+              <w:spacing w:line="330" w:lineRule="auto"/>
+              <w:rPr>
+                <w:color w:val="cccccc"/>
+                <w:sz w:val="21"/>
+                <w:szCs w:val="21"/>
+              </w:rPr>
+            </w:pPr>
+            <w:r>
+              <w:rPr>
+                <w:color w:val="cccccc"/>
+                <w:sz w:val="21"/>
+                <w:szCs w:val="21"/>
+                <w:rtl w:val="0"/>
+              </w:rPr>
+              <w:t xml:space="preserve">Asignar </w:t>
+            </w:r>
+            <w:r>
+              <w:rPr>
+                <w:rFonts w:ascii="Courier New" w:cs="Courier New" w:eastAsia="Courier New" w:hAnsi="Courier New"/>
+                <w:color w:val="d7ba7d"/>
+                <w:sz w:val="19"/>
+                <w:szCs w:val="19"/>
+                <w:rtl w:val="0"/>
+              </w:rPr>
+              <w:t xml:space="preserve">"DESCONOCIDO"</w:t>
+            </w:r>
+            <w:r>
+              <w:rPr>
+                <w:color w:val="cccccc"/>
+                <w:sz w:val="21"/>
+                <w:szCs w:val="21"/>
+                <w:rtl w:val="0"/>
+              </w:rPr>
+              <w:t xml:space="preserve">.</w:t>
+            </w:r>
+          </w:p>
+        </w:tc>
+      </w:tr>
+      <w:tr>
+        <w:trPr>
+          <w:cantSplit w:val="0"/>
+          <w:trHeight w:val="1775" w:hRule="atLeast"/>
+          <w:tblHeader w:val="0"/>
+        </w:trPr>
+        <w:tc>
+          <w:tcPr>
+            <w:tcBorders>
+              <w:top w:color="000000" w:space="0" w:sz="5" w:val="single"/>
+              <w:left w:color="000000" w:space="0" w:sz="0" w:val="nil"/>
+              <w:bottom w:color="000000" w:space="0" w:sz="0" w:val="nil"/>
+              <w:right w:color="000000" w:space="0" w:sz="5" w:val="single"/>
+            </w:tcBorders>
+            <w:tcMar>
+              <w:top w:w="100.0" w:type="dxa"/>
+              <w:left w:w="100.0" w:type="dxa"/>
+              <w:bottom w:w="100.0" w:type="dxa"/>
+              <w:right w:w="100.0" w:type="dxa"/>
+            </w:tcMar>
+            <w:vAlign w:val="top"/>
+          </w:tcPr>
+          <w:p>
+            <w:pPr>
+              <w:spacing w:line="330" w:lineRule="auto"/>
+              <w:rPr>
+                <w:color w:val="cccccc"/>
+                <w:sz w:val="21"/>
+                <w:szCs w:val="21"/>
+              </w:rPr>
+            </w:pPr>
+            <w:r>
+              <w:rPr>
+                <w:rFonts w:ascii="Courier New" w:cs="Courier New" w:eastAsia="Courier New" w:hAnsi="Courier New"/>
+                <w:color w:val="d7ba7d"/>
+                <w:sz w:val="19"/>
+                <w:szCs w:val="19"/>
+                <w:rtl w:val="0"/>
+              </w:rPr>
+              <w:t xml:space="preserve">titular_anio_nacimiento</w:t>
+            </w:r>
+            <w:r>
+              <w:rPr>
+                <w:rtl w:val="0"/>
+              </w:rPr>
+            </w:r>
+          </w:p>
+        </w:tc>
+        <w:tc>
+          <w:tcPr>
+            <w:tcBorders>
+              <w:top w:color="000000" w:space="0" w:sz="5" w:val="single"/>
+              <w:left w:color="000000" w:space="0" w:sz="5" w:val="single"/>
+              <w:bottom w:color="000000" w:space="0" w:sz="0" w:val="nil"/>
+              <w:right w:color="000000" w:space="0" w:sz="5" w:val="single"/>
+            </w:tcBorders>
+            <w:tcMar>
+              <w:top w:w="100.0" w:type="dxa"/>
+              <w:left w:w="100.0" w:type="dxa"/>
+              <w:bottom w:w="100.0" w:type="dxa"/>
+              <w:right w:w="100.0" w:type="dxa"/>
+            </w:tcMar>
+            <w:vAlign w:val="top"/>
+          </w:tcPr>
+          <w:p>
+            <w:pPr>
+              <w:spacing w:line="330" w:lineRule="auto"/>
+              <w:jc w:val="center"/>
+              <w:rPr>
+                <w:color w:val="cccccc"/>
+                <w:sz w:val="21"/>
+                <w:szCs w:val="21"/>
+              </w:rPr>
+            </w:pPr>
+            <w:r>
+              <w:rPr>
+                <w:color w:val="cccccc"/>
+                <w:sz w:val="21"/>
+                <w:szCs w:val="21"/>
+                <w:rtl w:val="0"/>
+              </w:rPr>
+              <w:t xml:space="preserve">6</w:t>
+            </w:r>
+          </w:p>
+        </w:tc>
+        <w:tc>
+          <w:tcPr>
+            <w:tcBorders>
+              <w:top w:color="000000" w:space="0" w:sz="5" w:val="single"/>
+              <w:left w:color="000000" w:space="0" w:sz="5" w:val="single"/>
+              <w:bottom w:color="000000" w:space="0" w:sz="0" w:val="nil"/>
+              <w:right w:color="000000" w:space="0" w:sz="5" w:val="single"/>
+            </w:tcBorders>
+            <w:tcMar>
+              <w:top w:w="100.0" w:type="dxa"/>
+              <w:left w:w="100.0" w:type="dxa"/>
+              <w:bottom w:w="100.0" w:type="dxa"/>
+              <w:right w:w="100.0" w:type="dxa"/>
+            </w:tcMar>
+            <w:vAlign w:val="top"/>
+          </w:tcPr>
+          <w:p>
+            <w:pPr>
+              <w:spacing w:line="330" w:lineRule="auto"/>
+              <w:jc w:val="center"/>
+              <w:rPr>
+                <w:color w:val="cccccc"/>
+                <w:sz w:val="21"/>
+                <w:szCs w:val="21"/>
+              </w:rPr>
+            </w:pPr>
+            <w:r>
+              <w:rPr>
+                <w:color w:val="cccccc"/>
+                <w:sz w:val="21"/>
+                <w:szCs w:val="21"/>
+                <w:rtl w:val="0"/>
+              </w:rPr>
+              <w:t xml:space="preserve">Numérico</w:t>
+            </w:r>
+          </w:p>
+        </w:tc>
+        <w:tc>
+          <w:tcPr>
+            <w:tcBorders>
+              <w:top w:color="000000" w:space="0" w:sz="5" w:val="single"/>
+              <w:left w:color="000000" w:space="0" w:sz="5" w:val="single"/>
+              <w:bottom w:color="000000" w:space="0" w:sz="0" w:val="nil"/>
+              <w:right w:color="000000" w:space="0" w:sz="5" w:val="single"/>
+            </w:tcBorders>
+            <w:tcMar>
+              <w:top w:w="100.0" w:type="dxa"/>
+              <w:left w:w="100.0" w:type="dxa"/>
+              <w:bottom w:w="100.0" w:type="dxa"/>
+              <w:right w:w="100.0" w:type="dxa"/>
+            </w:tcMar>
+            <w:vAlign w:val="top"/>
+          </w:tcPr>
+          <w:p>
+            <w:pPr>
+              <w:spacing w:line="330" w:lineRule="auto"/>
+              <w:rPr>
+                <w:color w:val="cccccc"/>
+                <w:sz w:val="21"/>
+                <w:szCs w:val="21"/>
+              </w:rPr>
+            </w:pPr>
+            <w:r>
+              <w:rPr>
+                <w:b w:val="1"/>
+                <w:bCs w:val="1"/>
+                <w:color w:val="cccccc"/>
+                <w:sz w:val="21"/>
+                <w:szCs w:val="21"/>
+                <w:rtl w:val="0"/>
+              </w:rPr>
+              <w:t xml:space="preserve">Imputar por Mediana</w:t>
+            </w:r>
+            <w:r>
+              <w:rPr>
+                <w:rtl w:val="0"/>
+              </w:rPr>
+            </w:r>
+          </w:p>
+        </w:tc>
+        <w:tc>
+          <w:tcPr>
+            <w:tcBorders>
+              <w:top w:color="000000" w:space="0" w:sz="5" w:val="single"/>
+              <w:left w:color="000000" w:space="0" w:sz="5" w:val="single"/>
+              <w:bottom w:color="000000" w:space="0" w:sz="0" w:val="nil"/>
+              <w:right w:color="000000" w:space="0" w:sz="0" w:val="nil"/>
+            </w:tcBorders>
+            <w:tcMar>
+              <w:top w:w="100.0" w:type="dxa"/>
+              <w:left w:w="100.0" w:type="dxa"/>
+              <w:bottom w:w="100.0" w:type="dxa"/>
+              <w:right w:w="100.0" w:type="dxa"/>
+            </w:tcMar>
+            <w:vAlign w:val="top"/>
+          </w:tcPr>
+          <w:p>
+            <w:pPr>
+              <w:spacing w:line="330" w:lineRule="auto"/>
+              <w:rPr>
+                <w:color w:val="cccccc"/>
+                <w:sz w:val="21"/>
+                <w:szCs w:val="21"/>
+              </w:rPr>
+            </w:pPr>
+            <w:r>
+              <w:rPr>
+                <w:color w:val="cccccc"/>
+                <w:sz w:val="21"/>
+                <w:szCs w:val="21"/>
+                <w:rtl w:val="0"/>
+              </w:rPr>
+              <w:t xml:space="preserve">Reemplazar NaNs por la mediana del año.</w:t>
+            </w:r>
+          </w:p>
+        </w:tc>
+      </w:tr>
+    </w:tbl>
+    <w:p>
+      <w:pPr>
+        <w:rPr/>
+      </w:pPr>
+      <w:r>
+        <w:rPr>
+          <w:rtl w:val="0"/>
+        </w:rPr>
+      </w:r>
+    </w:p>
+    <w:p>
+      <w:pPr>
+        <w:rPr/>
+      </w:pPr>
+      <w:r>
+        <w:rPr>
+          <w:rtl w:val="0"/>
+        </w:rPr>
+      </w:r>
+    </w:p>
+    <w:p>
+      <w:pPr>
+        <w:rPr/>
+      </w:pPr>
+      <w:r>
+        <w:rPr>
+          <w:rtl w:val="0"/>
+        </w:rPr>
+      </w:r>
+    </w:p>
+    <w:p>
+      <w:pPr>
+        <w:rPr/>
+      </w:pPr>
+      <w:r>
+        <w:rPr>
+          <w:rtl w:val="0"/>
+        </w:rPr>
+      </w:r>
+    </w:p>
+    <w:p>
+      <w:pPr>
+        <w:rPr/>
+      </w:pPr>
+      <w:r>
+        <w:rPr>
+          <w:rtl w:val="0"/>
+        </w:rPr>
+      </w:r>
+    </w:p>
+    <w:p>
+      <w:pPr>
+        <w:rPr/>
+      </w:pPr>
+      <w:r>
+        <w:rPr>
+          <w:rtl w:val="0"/>
+        </w:rPr>
+      </w:r>
+    </w:p>
+    <w:p>
+      <w:pPr>
+        <w:rPr/>
+      </w:pPr>
+      <w:r>
+        <w:rPr>
+          <w:rtl w:val="0"/>
+        </w:rPr>
+      </w:r>
+    </w:p>
+    <w:p>
+      <w:pPr>
+        <w:rPr/>
+      </w:pPr>
+      <w:r>
+        <w:rPr>
+          <w:rtl w:val="0"/>
+        </w:rPr>
+      </w:r>
+    </w:p>
+    <w:p>
+      <w:pPr>
+        <w:rPr/>
+      </w:pPr>
+      <w:r>
+        <w:rPr>
+          <w:rtl w:val="0"/>
+        </w:rPr>
+      </w:r>
+    </w:p>
+    <w:p>
+      <w:pPr>
+        <w:rPr/>
+      </w:pPr>
+      <w:r>
+        <w:rPr>
+          <w:rtl w:val="0"/>
+        </w:rPr>
+      </w:r>
+    </w:p>
+    <w:p>
+      <w:pPr>
+        <w:rPr/>
+      </w:pPr>
+      <w:r>
+        <w:rPr>
+          <w:rtl w:val="0"/>
+        </w:rPr>
+      </w:r>
+    </w:p>
+    <w:p>
+      <w:pPr>
+        <w:rPr/>
+      </w:pPr>
+      <w:r>
+        <w:rPr>
+          <w:rtl w:val="0"/>
+        </w:rPr>
+      </w:r>
+    </w:p>
+    <w:p>
+      <w:pPr>
+        <w:rPr/>
+      </w:pPr>
+      <w:r>
+        <w:rPr>
+          <w:rtl w:val="0"/>
+        </w:rPr>
+        <w:t xml:space="preserve"># Metodología y Reporte de Limpieza y Preparación de Datos</w:t>
+      </w:r>
+    </w:p>
+    <w:p>
+      <w:pPr>
+        <w:rPr/>
+      </w:pPr>
+      <w:r>
+        <w:rPr>
+          <w:rtl w:val="0"/>
+        </w:rPr>
+        <w:t xml:space="preserve">**Curso**: Fundamentos de Ciencia de Datos  </w:t>
+      </w:r>
+    </w:p>
+    <w:p>
+      <w:pPr>
+        <w:rPr/>
+      </w:pPr>
+      <w:r>
+        <w:rPr>
+          <w:rtl w:val="0"/>
+        </w:rPr>
+        <w:t xml:space="preserve">**Institución**: Universidad Nacional de San Luis (UNSL)  </w:t>
+      </w:r>
+    </w:p>
+    <w:p>
+      <w:pPr>
+        <w:rPr/>
+      </w:pPr>
+      <w:r>
+        <w:rPr>
+          <w:rtl w:val="0"/>
+        </w:rPr>
+        <w:t xml:space="preserve">**Tema**: Trabajo Final Integrador 2026 - Análisis y Agrupamiento de Robos y Recuperos de Vehículos en Argentina  </w:t>
+      </w:r>
+    </w:p>
+    <w:p>
+      <w:pPr>
+        <w:rPr/>
+      </w:pPr>
+      <w:r>
+        <w:rPr>
+          <w:rtl w:val="0"/>
+        </w:rPr>
+        <w:t xml:space="preserve">**Autores**: Ezequiel Bernaldez, Ezequiel Nodar  </w:t>
+      </w:r>
+    </w:p>
+    <w:p>
+      <w:pPr>
+        <w:rPr/>
+      </w:pPr>
+      <w:r>
+        <w:rPr>
+          <w:rtl w:val="0"/>
+        </w:rPr>
+      </w:r>
+    </w:p>
+    <w:p>
+      <w:pPr>
+        <w:rPr/>
+      </w:pPr>
+      <w:r>
+        <w:rPr>
+          <w:rtl w:val="0"/>
+        </w:rPr>
+        <w:t xml:space="preserve">---</w:t>
+      </w:r>
+    </w:p>
+    <w:p>
+      <w:pPr>
+        <w:rPr/>
+      </w:pPr>
+      <w:r>
+        <w:rPr>
+          <w:rtl w:val="0"/>
+        </w:rPr>
+      </w:r>
+    </w:p>
+    <w:p>
+      <w:pPr>
+        <w:rPr/>
+      </w:pPr>
+      <w:r>
+        <w:rPr>
+          <w:rtl w:val="0"/>
+        </w:rPr>
+        <w:t xml:space="preserve">## 1. Introducción y Marco Metodológico (CRISP-DM)</w:t>
+      </w:r>
+    </w:p>
+    <w:p>
+      <w:pPr>
+        <w:rPr/>
+      </w:pPr>
+      <w:r>
+        <w:rPr>
+          <w:rtl w:val="0"/>
+        </w:rPr>
+        <w:t xml:space="preserve">En concordancia con la metodología **CRISP-DM**, la fase de **Preparación de los Datos (Data Preparation)** constituye una de las etapas más críticas para asegurar la validez, representatividad y robustez de los modelos analíticos y de aprendizaje automático posteriores (Clustering). </w:t>
+      </w:r>
+    </w:p>
+    <w:p>
+      <w:pPr>
+        <w:rPr/>
+      </w:pPr>
+      <w:r>
+        <w:rPr>
+          <w:rtl w:val="0"/>
+        </w:rPr>
+      </w:r>
+    </w:p>
+    <w:p>
+      <w:pPr>
+        <w:rPr/>
+      </w:pPr>
+      <w:r>
+        <w:rPr>
+          <w:rtl w:val="0"/>
+        </w:rPr>
+        <w:t xml:space="preserve">Los datos en bruto provistos por la Dirección Nacional de los Registros Nacionales de la Propiedad del Automotor (DNRPA) para el año 2023 presentaban diversas inconsistencias:</w:t>
+      </w:r>
+    </w:p>
+    <w:p>
+      <w:pPr>
+        <w:rPr/>
+      </w:pPr>
+      <w:r>
+        <w:rPr>
+          <w:rtl w:val="0"/>
+        </w:rPr>
+        <w:t xml:space="preserve">* Dispersión de la información en 12 archivos mensuales CSV independientes.</w:t>
+      </w:r>
+    </w:p>
+    <w:p>
+      <w:pPr>
+        <w:rPr/>
+      </w:pPr>
+      <w:r>
+        <w:rPr>
+          <w:rtl w:val="0"/>
+        </w:rPr>
+        <w:t xml:space="preserve">* Registros duplicados exactos.</w:t>
+      </w:r>
+    </w:p>
+    <w:p>
+      <w:pPr>
+        <w:rPr/>
+      </w:pPr>
+      <w:r>
+        <w:rPr>
+          <w:rtl w:val="0"/>
+        </w:rPr>
+        <w:t xml:space="preserve">* Ausencia de estandarización en textos, codificaciones regionales y formatos de fecha.</w:t>
+      </w:r>
+    </w:p>
+    <w:p>
+      <w:pPr>
+        <w:rPr/>
+      </w:pPr>
+      <w:r>
+        <w:rPr>
+          <w:rtl w:val="0"/>
+        </w:rPr>
+        <w:t xml:space="preserve">* Valores faltantes (nulos) en variables continuas y categóricas.</w:t>
+      </w:r>
+    </w:p>
+    <w:p>
+      <w:pPr>
+        <w:rPr/>
+      </w:pPr>
+      <w:r>
+        <w:rPr>
+          <w:rtl w:val="0"/>
+        </w:rPr>
+        <w:t xml:space="preserve">* Anomalías y valores atípicos (*outliers*) en variables cuantitativas (años de modelo y nacimiento).</w:t>
+      </w:r>
+    </w:p>
+    <w:p>
+      <w:pPr>
+        <w:rPr/>
+      </w:pPr>
+      <w:r>
+        <w:rPr>
+          <w:rtl w:val="0"/>
+        </w:rPr>
+        <w:t xml:space="preserve">* Presencia de identificadores numéricos redundantes.</w:t>
+      </w:r>
+    </w:p>
+    <w:p>
+      <w:pPr>
+        <w:rPr/>
+      </w:pPr>
+      <w:r>
+        <w:rPr>
+          <w:rtl w:val="0"/>
+        </w:rPr>
+      </w:r>
+    </w:p>
+    <w:p>
+      <w:pPr>
+        <w:rPr/>
+      </w:pPr>
+      <w:r>
+        <w:rPr>
+          <w:rtl w:val="0"/>
+        </w:rPr>
+        <w:t xml:space="preserve">Este documento detalla específicamente los métodos aplicados, su justificación científica y los resultados cuantitativos del procesamiento de sanitización y limpieza implementado de manera reproducible y escalable.</w:t>
+      </w:r>
+    </w:p>
+    <w:p>
+      <w:pPr>
+        <w:rPr/>
+      </w:pPr>
+      <w:r>
+        <w:rPr>
+          <w:rtl w:val="0"/>
+        </w:rPr>
+      </w:r>
+    </w:p>
+    <w:p>
+      <w:pPr>
+        <w:rPr/>
+      </w:pPr>
+      <w:r>
+        <w:rPr>
+          <w:rtl w:val="0"/>
+        </w:rPr>
+        <w:t xml:space="preserve">---</w:t>
+      </w:r>
+    </w:p>
+    <w:p>
+      <w:pPr>
+        <w:rPr/>
+      </w:pPr>
+      <w:r>
+        <w:rPr>
+          <w:rtl w:val="0"/>
+        </w:rPr>
+      </w:r>
+    </w:p>
+    <w:p>
+      <w:pPr>
+        <w:rPr/>
+      </w:pPr>
+      <w:r>
+        <w:rPr>
+          <w:rtl w:val="0"/>
+        </w:rPr>
+        <w:t xml:space="preserve">## 2. Justificación de Métodos de Sanitización y Limpieza</w:t>
+      </w:r>
+    </w:p>
+    <w:p>
+      <w:pPr>
+        <w:rPr/>
+      </w:pPr>
+      <w:r>
+        <w:rPr>
+          <w:rtl w:val="0"/>
+        </w:rPr>
+      </w:r>
+    </w:p>
+    <w:p>
+      <w:pPr>
+        <w:rPr/>
+      </w:pPr>
+      <w:r>
+        <w:rPr>
+          <w:rtl w:val="0"/>
+        </w:rPr>
+        <w:t xml:space="preserve">### A. Unificación Dinámica e Interanual</w:t>
+      </w:r>
+    </w:p>
+    <w:p>
+      <w:pPr>
+        <w:rPr/>
+      </w:pPr>
+      <w:r>
+        <w:rPr>
+          <w:rtl w:val="0"/>
+        </w:rPr>
+        <w:t xml:space="preserve">* **Método**: Lectura recursiva y concatenación automatizada de archivos CSV mensuales.</w:t>
+      </w:r>
+    </w:p>
+    <w:p>
+      <w:pPr>
+        <w:rPr/>
+      </w:pPr>
+      <w:r>
+        <w:rPr>
+          <w:rtl w:val="0"/>
+        </w:rPr>
+        <w:t xml:space="preserve">* **Justificación**: El proyecto abarca un rango temporal amplio (2020-2026). Consolidar de forma manual los archivos mensuales introduce riesgos de pérdida de datos. La unificación programática asegura escalabilidad absoluta para procesar 5 o más años consecutivos o no.</w:t>
+      </w:r>
+    </w:p>
+    <w:p>
+      <w:pPr>
+        <w:rPr/>
+      </w:pPr>
+      <w:r>
+        <w:rPr>
+          <w:rtl w:val="0"/>
+        </w:rPr>
+      </w:r>
+    </w:p>
+    <w:p>
+      <w:pPr>
+        <w:rPr/>
+      </w:pPr>
+      <w:r>
+        <w:rPr>
+          <w:rtl w:val="0"/>
+        </w:rPr>
+        <w:t xml:space="preserve">### B. Eliminación de Columnas de Identificadores (IDs)</w:t>
+      </w:r>
+    </w:p>
+    <w:p>
+      <w:pPr>
+        <w:rPr/>
+      </w:pPr>
+      <w:r>
+        <w:rPr>
+          <w:rtl w:val="0"/>
+        </w:rPr>
+        <w:t xml:space="preserve">* **Método**: Drop físico de las columnas `titular_domicilio_provincia_id` y `titular_pais_nacimiento_id`.</w:t>
+      </w:r>
+    </w:p>
+    <w:p>
+      <w:pPr>
+        <w:rPr/>
+      </w:pPr>
+      <w:r>
+        <w:rPr>
+          <w:rtl w:val="0"/>
+        </w:rPr>
+        <w:t xml:space="preserve">* **Justificación**: Estas columnas actúan como claves externas para bases de datos relacionales, pero carecen de valor estadístico o semántico directo para técnicas de agrupamiento. Dado que el dataset ya cuenta con las columnas categóricas completas normalizadas (`titular_domicilio_provincia` y `titular_pais_nacimiento`), los IDs representan redundancia informacional (colinealidad categórica exacta), lo que sobrecarga innecesariamente el costo de memoria del modelo.</w:t>
+      </w:r>
+    </w:p>
+    <w:p>
+      <w:pPr>
+        <w:rPr/>
+      </w:pPr>
+      <w:r>
+        <w:rPr>
+          <w:rtl w:val="0"/>
+        </w:rPr>
+      </w:r>
+    </w:p>
+    <w:p>
+      <w:pPr>
+        <w:rPr/>
+      </w:pPr>
+      <w:r>
+        <w:rPr>
+          <w:rtl w:val="0"/>
+        </w:rPr>
+        <w:t xml:space="preserve">### C. Concordancia y Estandarización de Tipos de Atributos</w:t>
+      </w:r>
+    </w:p>
+    <w:p>
+      <w:pPr>
+        <w:rPr/>
+      </w:pPr>
+      <w:r>
+        <w:rPr>
+          <w:rtl w:val="0"/>
+        </w:rPr>
+        <w:t xml:space="preserve">* **Método**:</w:t>
+      </w:r>
+    </w:p>
+    <w:p>
+      <w:pPr>
+        <w:rPr/>
+      </w:pPr>
+      <w:r>
+        <w:rPr>
+          <w:rtl w:val="0"/>
+        </w:rPr>
+        <w:t xml:space="preserve">  1. Fechas forzadas al estándar de texto `AAAA-MM-DD`.</w:t>
+      </w:r>
+    </w:p>
+    <w:p>
+      <w:pPr>
+        <w:rPr/>
+      </w:pPr>
+      <w:r>
+        <w:rPr>
+          <w:rtl w:val="0"/>
+        </w:rPr>
+        <w:t xml:space="preserve">  2. Enteros nulos o vacíos casteados a tipo nullable `Int64` de Pandas (removiendo decimales `.0`).</w:t>
+      </w:r>
+    </w:p>
+    <w:p>
+      <w:pPr>
+        <w:rPr/>
+      </w:pPr>
+      <w:r>
+        <w:rPr>
+          <w:rtl w:val="0"/>
+        </w:rPr>
+        <w:t xml:space="preserve">  3. Strings y no-numéricos delimitados estrictamente por comillas dobles (`""`), y numéricos escritos sin comillas.</w:t>
+      </w:r>
+    </w:p>
+    <w:p>
+      <w:pPr>
+        <w:rPr/>
+      </w:pPr>
+      <w:r>
+        <w:rPr>
+          <w:rtl w:val="0"/>
+        </w:rPr>
+        <w:t xml:space="preserve">* **Justificación**: Un error común en el manejo de CSVs con Pandas es que al existir valores nulos, los enteros se autoconvierten en flotantes (por ejemplo, año `2023.0`). Al tipar con `Int64` nullable conservamos la precisión del entero sin decimales y manteniendo la capacidad de almacenar NaNs. Delimitar estrictamente los strings con comillas dobles evita errores de lectura (parsers) cuando los nombres de modelos o localidades contienen comas o caracteres especiales.</w:t>
+      </w:r>
+    </w:p>
+    <w:p>
+      <w:pPr>
+        <w:rPr/>
+      </w:pPr>
+      <w:r>
+        <w:rPr>
+          <w:rtl w:val="0"/>
+        </w:rPr>
+      </w:r>
+    </w:p>
+    <w:p>
+      <w:pPr>
+        <w:rPr/>
+      </w:pPr>
+      <w:r>
+        <w:rPr>
+          <w:rtl w:val="0"/>
+        </w:rPr>
+        <w:t xml:space="preserve">### D. Imputación de Valores Faltantes (NaNs)</w:t>
+      </w:r>
+    </w:p>
+    <w:p>
+      <w:pPr>
+        <w:rPr/>
+      </w:pPr>
+      <w:r>
+        <w:rPr>
+          <w:rtl w:val="0"/>
+        </w:rPr>
+        <w:t xml:space="preserve">* **Variables Categóricas (`titular_domicilio_localidad`)**: Imputadas con el valor explicativo `"DESCONOCIDO"`.</w:t>
+      </w:r>
+    </w:p>
+    <w:p>
+      <w:pPr>
+        <w:rPr/>
+      </w:pPr>
+      <w:r>
+        <w:rPr>
+          <w:rtl w:val="0"/>
+        </w:rPr>
+        <w:t xml:space="preserve">  * *Justificación*: Evita sesgos en la moda geográfica y conserva el registro para el análisis regional.</w:t>
+      </w:r>
+    </w:p>
+    <w:p>
+      <w:pPr>
+        <w:rPr/>
+      </w:pPr>
+      <w:r>
+        <w:rPr>
+          <w:rtl w:val="0"/>
+        </w:rPr>
+        <w:t xml:space="preserve">* **Variables Numéricas (`automotor_anio_modelo` y `titular_anio_nacimiento`)**: Imputadas con la **Mediana**.</w:t>
+      </w:r>
+    </w:p>
+    <w:p>
+      <w:pPr>
+        <w:rPr/>
+      </w:pPr>
+      <w:r>
+        <w:rPr>
+          <w:rtl w:val="0"/>
+        </w:rPr>
+        <w:t xml:space="preserve">  * *Justificación*: La mediana es una medida de tendencia central sumamente robusta frente a la presencia de valores atípicos. Imputar con la **Media** (promedio) introduciría un fuerte sesgo debido a errores de carga extrema presentes en los datos brutos.</w:t>
+      </w:r>
+    </w:p>
+    <w:p>
+      <w:pPr>
+        <w:rPr/>
+      </w:pPr>
+      <w:r>
+        <w:rPr>
+          <w:rtl w:val="0"/>
+        </w:rPr>
+      </w:r>
+    </w:p>
+    <w:p>
+      <w:pPr>
+        <w:rPr/>
+      </w:pPr>
+      <w:r>
+        <w:rPr>
+          <w:rtl w:val="0"/>
+        </w:rPr>
+        <w:t xml:space="preserve">---</w:t>
+      </w:r>
+    </w:p>
+    <w:p>
+      <w:pPr>
+        <w:rPr/>
+      </w:pPr>
+      <w:r>
+        <w:rPr>
+          <w:rtl w:val="0"/>
+        </w:rPr>
+      </w:r>
+    </w:p>
+    <w:p>
+      <w:pPr>
+        <w:rPr/>
+      </w:pPr>
+      <w:r>
+        <w:rPr>
+          <w:rtl w:val="0"/>
+        </w:rPr>
+        <w:t xml:space="preserve">## 3. Detección y Tratamiento de Outliers (Valores Atípicos)</w:t>
+      </w:r>
+    </w:p>
+    <w:p>
+      <w:pPr>
+        <w:rPr/>
+      </w:pPr>
+      <w:r>
+        <w:rPr>
+          <w:rtl w:val="0"/>
+        </w:rPr>
+      </w:r>
+    </w:p>
+    <w:p>
+      <w:pPr>
+        <w:rPr/>
+      </w:pPr>
+      <w:r>
+        <w:rPr>
+          <w:rtl w:val="0"/>
+        </w:rPr>
+        <w:t xml:space="preserve">Los outliers cuantitativos representan observaciones imposibles o muy improbables en el dominio de estudio que distorsionan gravemente el cálculo de distancias (como la distancia euclidiana en K-Means).</w:t>
+      </w:r>
+    </w:p>
+    <w:p>
+      <w:pPr>
+        <w:rPr/>
+      </w:pPr>
+      <w:r>
+        <w:rPr>
+          <w:rtl w:val="0"/>
+        </w:rPr>
+      </w:r>
+    </w:p>
+    <w:p>
+      <w:pPr>
+        <w:rPr/>
+      </w:pPr>
+      <w:r>
+        <w:rPr>
+          <w:rtl w:val="0"/>
+        </w:rPr>
+        <w:t xml:space="preserve">### A. Año Modelo del Vehículo (`automotor_anio_modelo`)</w:t>
+      </w:r>
+    </w:p>
+    <w:p>
+      <w:pPr>
+        <w:rPr/>
+      </w:pPr>
+      <w:r>
+        <w:rPr>
+          <w:rtl w:val="0"/>
+        </w:rPr>
+        <w:t xml:space="preserve">* **Detección**: Límites lógicos definidos en el rango `[1960, 2027]`.</w:t>
+      </w:r>
+    </w:p>
+    <w:p>
+      <w:pPr>
+        <w:rPr/>
+      </w:pPr>
+      <w:r>
+        <w:rPr>
+          <w:rtl w:val="0"/>
+        </w:rPr>
+        <w:t xml:space="preserve">* **Justificación**: Un año menor a 1960 representa vehículos de más de 65 años de antigüedad en circulación masiva, lo cual es extremadamente inusual para estadísticas de robo ordinarias y suele ser un error de tipeo. Un año superior a 2027 representa una imposibilidad física dado que el dataset fue consultado en 2026.</w:t>
+      </w:r>
+    </w:p>
+    <w:p>
+      <w:pPr>
+        <w:rPr/>
+      </w:pPr>
+      <w:r>
+        <w:rPr>
+          <w:rtl w:val="0"/>
+        </w:rPr>
+        <w:t xml:space="preserve">* **Tratamiento**: **Capping por Mediana**. Los 16 outliers detectados y los 90 valores nulos se reemplazaron por la mediana del dataset (`2009.0`).</w:t>
+      </w:r>
+    </w:p>
+    <w:p>
+      <w:pPr>
+        <w:rPr/>
+      </w:pPr>
+      <w:r>
+        <w:rPr>
+          <w:rtl w:val="0"/>
+        </w:rPr>
+      </w:r>
+    </w:p>
+    <w:p>
+      <w:pPr>
+        <w:rPr/>
+      </w:pPr>
+      <w:r>
+        <w:rPr>
+          <w:rtl w:val="0"/>
+        </w:rPr>
+        <w:t xml:space="preserve">### B. Año de Nacimiento del Titular (`titular_anio_nacimiento`)</w:t>
+      </w:r>
+    </w:p>
+    <w:p>
+      <w:pPr>
+        <w:rPr/>
+      </w:pPr>
+      <w:r>
+        <w:rPr>
+          <w:rtl w:val="0"/>
+        </w:rPr>
+        <w:t xml:space="preserve">* **Detección**: Límites lógicos definidos en el rango `[1920, 2009]`.</w:t>
+      </w:r>
+    </w:p>
+    <w:p>
+      <w:pPr>
+        <w:rPr/>
+      </w:pPr>
+      <w:r>
+        <w:rPr>
+          <w:rtl w:val="0"/>
+        </w:rPr>
+        <w:t xml:space="preserve">* **Justificación**: Un nacimiento anterior a 1920 implicaría un titular de vehículo activo de más de 106 años de edad en 2026. Un nacimiento posterior a 2009 implicaría un propietario menor de 17 años de edad (la edad legal mínima para poseer la titularidad de un vehículo en Argentina). Muchos nulos o fechas erróneas corresponden a cargas genéricas de concesionarias o personas jurídicas.</w:t>
+      </w:r>
+    </w:p>
+    <w:p>
+      <w:pPr>
+        <w:rPr/>
+      </w:pPr>
+      <w:r>
+        <w:rPr>
+          <w:rtl w:val="0"/>
+        </w:rPr>
+        <w:t xml:space="preserve">* **Tratamiento**: **Capping por Mediana**. Los 503 outliers detectados y los 6 valores nulos se reemplazaron por la mediana del dataset (`1980.0`).</w:t>
+      </w:r>
+    </w:p>
+    <w:p>
+      <w:pPr>
+        <w:rPr/>
+      </w:pPr>
+      <w:r>
+        <w:rPr>
+          <w:rtl w:val="0"/>
+        </w:rPr>
+      </w:r>
+    </w:p>
+    <w:p>
+      <w:pPr>
+        <w:rPr/>
+      </w:pPr>
+      <w:r>
+        <w:rPr>
+          <w:rtl w:val="0"/>
+        </w:rPr>
+        <w:t xml:space="preserve">### C. Porcentaje de Titularidad (`titular_porcentaje_titularidad`)</w:t>
+      </w:r>
+    </w:p>
+    <w:p>
+      <w:pPr>
+        <w:rPr/>
+      </w:pPr>
+      <w:r>
+        <w:rPr>
+          <w:rtl w:val="0"/>
+        </w:rPr>
+        <w:t xml:space="preserve">* **Detección y Tratamiento**: Recorte (*capping*) estricto al intervalo numérico lógico `[0.0, 100.0]`.</w:t>
+      </w:r>
+    </w:p>
+    <w:p>
+      <w:pPr>
+        <w:rPr/>
+      </w:pPr>
+      <w:r>
+        <w:rPr>
+          <w:rtl w:val="0"/>
+        </w:rPr>
+        <w:t xml:space="preserve">* **Justificación**: Previene errores aritméticos de carga que superen el 100% de la propiedad del bien o presenten valores negativos.</w:t>
+      </w:r>
+    </w:p>
+    <w:p>
+      <w:pPr>
+        <w:rPr/>
+      </w:pPr>
+      <w:r>
+        <w:rPr>
+          <w:rtl w:val="0"/>
+        </w:rPr>
+      </w:r>
+    </w:p>
+    <w:p>
+      <w:pPr>
+        <w:rPr/>
+      </w:pPr>
+      <w:r>
+        <w:rPr>
+          <w:rtl w:val="0"/>
+        </w:rPr>
+        <w:t xml:space="preserve">---</w:t>
+      </w:r>
+    </w:p>
+    <w:p>
+      <w:pPr>
+        <w:rPr/>
+      </w:pPr>
+      <w:r>
+        <w:rPr>
+          <w:rtl w:val="0"/>
+        </w:rPr>
+      </w:r>
+    </w:p>
+    <w:p>
+      <w:pPr>
+        <w:rPr/>
+      </w:pPr>
+      <w:r>
+        <w:rPr>
+          <w:rtl w:val="0"/>
+        </w:rPr>
+        <w:t xml:space="preserve">## 4. Cuadro Cuantitativo del Procesamiento (Dataset 2023)</w:t>
+      </w:r>
+    </w:p>
+    <w:p>
+      <w:pPr>
+        <w:rPr/>
+      </w:pPr>
+      <w:r>
+        <w:rPr>
+          <w:rtl w:val="0"/>
+        </w:rPr>
+      </w:r>
+    </w:p>
+    <w:p>
+      <w:pPr>
+        <w:rPr/>
+      </w:pPr>
+      <w:r>
+        <w:rPr>
+          <w:rtl w:val="0"/>
+        </w:rPr>
+        <w:t xml:space="preserve">| Fase de Limpieza | Métrica / Variable Afectada | Registros Originales / Afectados | Estado Post-Procesamiento / Justificación |</w:t>
+      </w:r>
+    </w:p>
+    <w:p>
+      <w:pPr>
+        <w:rPr/>
+      </w:pPr>
+      <w:r>
+        <w:rPr>
+          <w:rtl w:val="0"/>
+        </w:rPr>
+        <w:t xml:space="preserve">| :--- | :--- | :---: | :--- |</w:t>
+      </w:r>
+    </w:p>
+    <w:p>
+      <w:pPr>
+        <w:rPr/>
+      </w:pPr>
+      <w:r>
+        <w:rPr>
+          <w:rtl w:val="0"/>
+        </w:rPr>
+        <w:t xml:space="preserve">| **Unificación** | Carga de 12 CSVs Mensuales | 45,966 | **45,966** unificados programáticamente de forma dinámica. |</w:t>
+      </w:r>
+    </w:p>
+    <w:p>
+      <w:pPr>
+        <w:rPr/>
+      </w:pPr>
+      <w:r>
+        <w:rPr>
+          <w:rtl w:val="0"/>
+        </w:rPr>
+        <w:t xml:space="preserve">| **Deduplicación** | Registros duplicados exactos | 3 | **Eliminados**. Se conservaron 45,963 filas únicas. |</w:t>
+      </w:r>
+    </w:p>
+    <w:p>
+      <w:pPr>
+        <w:rPr/>
+      </w:pPr>
+      <w:r>
+        <w:rPr>
+          <w:rtl w:val="0"/>
+        </w:rPr>
+        <w:t xml:space="preserve">| **Eliminación IDs** | `titular_domicilio_provincia_id`&lt;br&gt;`titular_pais_nacimiento_id` | 45,963 | **Removidas completamente** del CSV final para evitar redundancia y colinealidad. |</w:t>
+      </w:r>
+    </w:p>
+    <w:p>
+      <w:pPr>
+        <w:rPr/>
+      </w:pPr>
+      <w:r>
+        <w:rPr>
+          <w:rtl w:val="0"/>
+        </w:rPr>
+        <w:t xml:space="preserve">| **Imputación Categórica** | `titular_domicilio_localidad` | 44 nulos | Reemplazados por `"DESCONOCIDO"` para evitar pérdida de registros. |</w:t>
+      </w:r>
+    </w:p>
+    <w:p>
+      <w:pPr>
+        <w:rPr/>
+      </w:pPr>
+      <w:r>
+        <w:rPr>
+          <w:rtl w:val="0"/>
+        </w:rPr>
+        <w:t xml:space="preserve">| **Imputación Numérica** | `automotor_anio_modelo` | 90 nulos | Reemplazados por la mediana robusta: `2009.0`. |</w:t>
+      </w:r>
+    </w:p>
+    <w:p>
+      <w:pPr>
+        <w:rPr/>
+      </w:pPr>
+      <w:r>
+        <w:rPr>
+          <w:rtl w:val="0"/>
+        </w:rPr>
+        <w:t xml:space="preserve">| **Imputación Numérica** | `titular_anio_nacimiento` | 6 nulos | Reemplazados por la mediana robusta: `1980.0`. |</w:t>
+      </w:r>
+    </w:p>
+    <w:p>
+      <w:pPr>
+        <w:rPr/>
+      </w:pPr>
+      <w:r>
+        <w:rPr>
+          <w:rtl w:val="0"/>
+        </w:rPr>
+        <w:t xml:space="preserve">| **Tratamiento Outliers** | `automotor_anio_modelo` | 16 outliers | Reemplazados por la mediana: `2009.0`. Rango final: `[1960, 2026]`. |</w:t>
+      </w:r>
+    </w:p>
+    <w:p>
+      <w:pPr>
+        <w:rPr/>
+      </w:pPr>
+      <w:r>
+        <w:rPr>
+          <w:rtl w:val="0"/>
+        </w:rPr>
+        <w:t xml:space="preserve">| **Tratamiento Outliers** | `titular_anio_nacimiento` | 503 outliers | Reemplazados por la mediana: `1980.0`. Rango final: `[1920, 2009]`. |</w:t>
+      </w:r>
+    </w:p>
+    <w:p>
+      <w:pPr>
+        <w:rPr/>
+      </w:pPr>
+      <w:r>
+        <w:rPr>
+          <w:rtl w:val="0"/>
+        </w:rPr>
+        <w:t xml:space="preserve">| **Capping porcentual** | `titular_porcentaje_titularidad`| - | Valores acotados estrictamente entre `0.0` y `100.0`. |</w:t>
+      </w:r>
+    </w:p>
+    <w:p>
+      <w:pPr>
+        <w:rPr/>
+      </w:pPr>
+      <w:r>
+        <w:rPr>
+          <w:rtl w:val="0"/>
+        </w:rPr>
+      </w:r>
+    </w:p>
+    <w:p>
+      <w:pPr>
+        <w:rPr/>
+      </w:pPr>
+      <w:r>
+        <w:rPr>
+          <w:rtl w:val="0"/>
+        </w:rPr>
+        <w:t xml:space="preserve">---</w:t>
+      </w:r>
+    </w:p>
+    <w:p>
+      <w:pPr>
+        <w:rPr/>
+      </w:pPr>
+      <w:r>
+        <w:rPr>
+          <w:rtl w:val="0"/>
+        </w:rPr>
+      </w:r>
+    </w:p>
+    <w:p>
+      <w:pPr>
+        <w:rPr/>
+      </w:pPr>
+      <w:r>
+        <w:rPr>
+          <w:rtl w:val="0"/>
+        </w:rPr>
+        <w:t xml:space="preserve">## 5. Conclusión</w:t>
+      </w:r>
+    </w:p>
+    <w:p>
+      <w:pPr>
+        <w:rPr/>
+      </w:pPr>
+      <w:r>
+        <w:rPr>
+          <w:rtl w:val="0"/>
+        </w:rPr>
+        <w:t xml:space="preserve">El conjunto de datos unificado y sanitizado resultante en `dataset_consolidado.csv` consta de **45,963 registros limpios** y **26 atributos** consistentes. </w:t>
+      </w:r>
+    </w:p>
+    <w:p>
+      <w:pPr>
+        <w:rPr/>
+      </w:pPr>
+      <w:r>
+        <w:rPr>
+          <w:rtl w:val="0"/>
+        </w:rPr>
+      </w:r>
+    </w:p>
+    <w:p>
+      <w:pPr>
+        <w:rPr/>
+      </w:pPr>
+      <w:r>
+        <w:rPr>
+          <w:rtl w:val="0"/>
+        </w:rPr>
+        <w:t xml:space="preserve">Gracias a la concordancia estricta de tipos de datos implementada, el archivo CSV final se almacena en un formato universalmente predecible y optimizado para la fase de **Modelado** (Clustering), libre de sesgos por imputación inapropiada de modas y sin ruidos estadísticos causados por outliers o IDs colineales.</w:t>
+      </w:r>
+    </w:p>
+    <w:p>
+      <w:pPr>
+        <w:rPr/>
+      </w:pPr>
+      <w:r>
+        <w:rPr>
+          <w:rtl w:val="0"/>
+        </w:rPr>
+      </w:r>
+    </w:p>
+    <w:p>
+      <w:pPr>
+        <w:rPr/>
+      </w:pPr>
+      <w:r>
+        <w:rPr>
+          <w:rtl w:val="0"/>
+        </w:rPr>
       </w:r>
     </w:p>
     <w:sectPr>
@@ -3937,12 +9943,296 @@
       </w:r>
     </w:p>
   </w:comment>
+  <w:comment w:author="Ezequiel Nodar" w:id="1" w:date="2026-05-22T20:29:50Z">
+    <w:p>
+      <w:pPr>
+        <w:keepNext w:val="0"/>
+        <w:keepLines w:val="0"/>
+        <w:pageBreakBefore w:val="0"/>
+        <w:widowControl w:val="0"/>
+        <w:pBdr>
+          <w:top w:space="0" w:sz="0" w:val="nil"/>
+          <w:left w:space="0" w:sz="0" w:val="nil"/>
+          <w:bottom w:space="0" w:sz="0" w:val="nil"/>
+          <w:right w:space="0" w:sz="0" w:val="nil"/>
+          <w:between w:space="0" w:sz="0" w:val="nil"/>
+        </w:pBdr>
+        <w:shd w:fill="auto" w:val="clear"/>
+        <w:spacing w:after="0" w:before="0" w:line="240" w:lineRule="auto"/>
+        <w:ind w:left="0" w:right="0" w:firstLine="0"/>
+        <w:jc w:val="left"/>
+        <w:rPr>
+          <w:rFonts w:ascii="Arial" w:cs="Arial" w:eastAsia="Arial" w:hAnsi="Arial"/>
+          <w:b w:val="0"/>
+          <w:bCs w:val="0"/>
+          <w:i w:val="0"/>
+          <w:iCs w:val="0"/>
+          <w:smallCaps w:val="0"/>
+          <w:strike w:val="0"/>
+          <w:color w:val="000000"/>
+          <w:sz w:val="22"/>
+          <w:szCs w:val="22"/>
+          <w:u w:val="none"/>
+          <w:shd w:fill="auto" w:val="clear"/>
+          <w:vertAlign w:val="baseline"/>
+        </w:rPr>
+      </w:pPr>
+      <w:r>
+        <w:rPr>
+          <w:rFonts w:ascii="Arial" w:cs="Arial" w:eastAsia="Arial" w:hAnsi="Arial"/>
+          <w:b w:val="0"/>
+          <w:bCs w:val="0"/>
+          <w:i w:val="0"/>
+          <w:iCs w:val="0"/>
+          <w:smallCaps w:val="0"/>
+          <w:strike w:val="0"/>
+          <w:color w:val="000000"/>
+          <w:sz w:val="22"/>
+          <w:szCs w:val="22"/>
+          <w:u w:val="none"/>
+          <w:shd w:fill="auto" w:val="clear"/>
+          <w:vertAlign w:val="baseline"/>
+          <w:rtl w:val="0"/>
+        </w:rPr>
+        <w:t xml:space="preserve">Despues hay que cambiar el numero de registro</w:t>
+      </w:r>
+    </w:p>
+  </w:comment>
 </w:comments>
 </file>
 
 <file path=word/numbering.xml><?xml version="1.0" encoding="utf-8"?>
 <w:numbering xmlns:mc="http://schemas.openxmlformats.org/markup-compatibility/2006" xmlns:o="urn:schemas-microsoft-com:office:office" xmlns:r="http://schemas.openxmlformats.org/officeDocument/2006/relationships" xmlns:m="http://schemas.openxmlformats.org/officeDocument/2006/math" xmlns:v="urn:schemas-microsoft-com:vml" xmlns:wp="http://schemas.openxmlformats.org/drawingml/2006/wordprocessingDrawing" xmlns:w10="urn:schemas-microsoft-com:office:word" xmlns:w="http://schemas.openxmlformats.org/wordprocessingml/2006/main" xmlns:wne="http://schemas.microsoft.com/office/word/2006/wordml" xmlns:sl="http://schemas.openxmlformats.org/schemaLibrary/2006/main" xmlns:a="http://schemas.openxmlformats.org/drawingml/2006/main" xmlns:pic="http://schemas.openxmlformats.org/drawingml/2006/picture" xmlns:c="http://schemas.openxmlformats.org/drawingml/2006/chart" xmlns:lc="http://schemas.openxmlformats.org/drawingml/2006/lockedCanvas" xmlns:dgm="http://schemas.openxmlformats.org/drawingml/2006/diagram" xmlns:wps="http://schemas.microsoft.com/office/word/2010/wordprocessingShape" xmlns:wpg="http://schemas.microsoft.com/office/word/2010/wordprocessingGroup" xmlns:w14="http://schemas.microsoft.com/office/word/2010/wordml" xmlns:w15="http://schemas.microsoft.com/office/word/2012/wordml" xmlns:w16="http://schemas.microsoft.com/office/word/2018/wordml" xmlns:w16cex="http://schemas.microsoft.com/office/word/2018/wordml/cex" xmlns:w16cid="http://schemas.microsoft.com/office/word/2016/wordml/cid" xmlns="http://schemas.microsoft.com/office/tasks/2019/documenttasks" xmlns:cr="http://schemas.microsoft.com/office/comments/2020/reactions">
   <w:abstractNum w:abstractNumId="1">
+    <w:lvl w:ilvl="0">
+      <w:start w:val="1"/>
+      <w:numFmt w:val="bullet"/>
+      <w:lvlText w:val="●"/>
+      <w:lvlJc w:val="left"/>
+      <w:pPr>
+        <w:ind w:left="720" w:hanging="360"/>
+      </w:pPr>
+      <w:rPr>
+        <w:u w:val="none"/>
+      </w:rPr>
+    </w:lvl>
+    <w:lvl w:ilvl="1">
+      <w:start w:val="1"/>
+      <w:numFmt w:val="bullet"/>
+      <w:lvlText w:val="○"/>
+      <w:lvlJc w:val="left"/>
+      <w:pPr>
+        <w:ind w:left="1440" w:hanging="360"/>
+      </w:pPr>
+      <w:rPr>
+        <w:u w:val="none"/>
+      </w:rPr>
+    </w:lvl>
+    <w:lvl w:ilvl="2">
+      <w:start w:val="1"/>
+      <w:numFmt w:val="bullet"/>
+      <w:lvlText w:val="■"/>
+      <w:lvlJc w:val="left"/>
+      <w:pPr>
+        <w:ind w:left="2160" w:hanging="360"/>
+      </w:pPr>
+      <w:rPr>
+        <w:u w:val="none"/>
+      </w:rPr>
+    </w:lvl>
+    <w:lvl w:ilvl="3">
+      <w:start w:val="1"/>
+      <w:numFmt w:val="bullet"/>
+      <w:lvlText w:val="●"/>
+      <w:lvlJc w:val="left"/>
+      <w:pPr>
+        <w:ind w:left="2880" w:hanging="360"/>
+      </w:pPr>
+      <w:rPr>
+        <w:u w:val="none"/>
+      </w:rPr>
+    </w:lvl>
+    <w:lvl w:ilvl="4">
+      <w:start w:val="1"/>
+      <w:numFmt w:val="bullet"/>
+      <w:lvlText w:val="○"/>
+      <w:lvlJc w:val="left"/>
+      <w:pPr>
+        <w:ind w:left="3600" w:hanging="360"/>
+      </w:pPr>
+      <w:rPr>
+        <w:u w:val="none"/>
+      </w:rPr>
+    </w:lvl>
+    <w:lvl w:ilvl="5">
+      <w:start w:val="1"/>
+      <w:numFmt w:val="bullet"/>
+      <w:lvlText w:val="■"/>
+      <w:lvlJc w:val="left"/>
+      <w:pPr>
+        <w:ind w:left="4320" w:hanging="360"/>
+      </w:pPr>
+      <w:rPr>
+        <w:u w:val="none"/>
+      </w:rPr>
+    </w:lvl>
+    <w:lvl w:ilvl="6">
+      <w:start w:val="1"/>
+      <w:numFmt w:val="bullet"/>
+      <w:lvlText w:val="●"/>
+      <w:lvlJc w:val="left"/>
+      <w:pPr>
+        <w:ind w:left="5040" w:hanging="360"/>
+      </w:pPr>
+      <w:rPr>
+        <w:u w:val="none"/>
+      </w:rPr>
+    </w:lvl>
+    <w:lvl w:ilvl="7">
+      <w:start w:val="1"/>
+      <w:numFmt w:val="bullet"/>
+      <w:lvlText w:val="○"/>
+      <w:lvlJc w:val="left"/>
+      <w:pPr>
+        <w:ind w:left="5760" w:hanging="360"/>
+      </w:pPr>
+      <w:rPr>
+        <w:u w:val="none"/>
+      </w:rPr>
+    </w:lvl>
+    <w:lvl w:ilvl="8">
+      <w:start w:val="1"/>
+      <w:numFmt w:val="bullet"/>
+      <w:lvlText w:val="■"/>
+      <w:lvlJc w:val="left"/>
+      <w:pPr>
+        <w:ind w:left="6480" w:hanging="360"/>
+      </w:pPr>
+      <w:rPr>
+        <w:u w:val="none"/>
+      </w:rPr>
+    </w:lvl>
+  </w:abstractNum>
+  <w:abstractNum w:abstractNumId="2">
+    <w:lvl w:ilvl="0">
+      <w:start w:val="1"/>
+      <w:numFmt w:val="bullet"/>
+      <w:lvlText w:val="●"/>
+      <w:lvlJc w:val="left"/>
+      <w:pPr>
+        <w:ind w:left="720" w:hanging="360"/>
+      </w:pPr>
+      <w:rPr>
+        <w:rFonts w:ascii="Arial" w:cs="Arial" w:eastAsia="Arial" w:hAnsi="Arial"/>
+        <w:b w:val="0"/>
+        <w:bCs w:val="0"/>
+        <w:i w:val="0"/>
+        <w:iCs w:val="0"/>
+        <w:smallCaps w:val="0"/>
+        <w:color w:val="cccccc"/>
+        <w:sz w:val="21"/>
+        <w:szCs w:val="21"/>
+        <w:u w:val="none"/>
+      </w:rPr>
+    </w:lvl>
+    <w:lvl w:ilvl="1">
+      <w:start w:val="1"/>
+      <w:numFmt w:val="bullet"/>
+      <w:lvlText w:val="○"/>
+      <w:lvlJc w:val="left"/>
+      <w:pPr>
+        <w:ind w:left="1440" w:hanging="360"/>
+      </w:pPr>
+      <w:rPr>
+        <w:u w:val="none"/>
+      </w:rPr>
+    </w:lvl>
+    <w:lvl w:ilvl="2">
+      <w:start w:val="1"/>
+      <w:numFmt w:val="bullet"/>
+      <w:lvlText w:val="■"/>
+      <w:lvlJc w:val="left"/>
+      <w:pPr>
+        <w:ind w:left="2160" w:hanging="360"/>
+      </w:pPr>
+      <w:rPr>
+        <w:u w:val="none"/>
+      </w:rPr>
+    </w:lvl>
+    <w:lvl w:ilvl="3">
+      <w:start w:val="1"/>
+      <w:numFmt w:val="bullet"/>
+      <w:lvlText w:val="●"/>
+      <w:lvlJc w:val="left"/>
+      <w:pPr>
+        <w:ind w:left="2880" w:hanging="360"/>
+      </w:pPr>
+      <w:rPr>
+        <w:u w:val="none"/>
+      </w:rPr>
+    </w:lvl>
+    <w:lvl w:ilvl="4">
+      <w:start w:val="1"/>
+      <w:numFmt w:val="bullet"/>
+      <w:lvlText w:val="○"/>
+      <w:lvlJc w:val="left"/>
+      <w:pPr>
+        <w:ind w:left="3600" w:hanging="360"/>
+      </w:pPr>
+      <w:rPr>
+        <w:u w:val="none"/>
+      </w:rPr>
+    </w:lvl>
+    <w:lvl w:ilvl="5">
+      <w:start w:val="1"/>
+      <w:numFmt w:val="bullet"/>
+      <w:lvlText w:val="■"/>
+      <w:lvlJc w:val="left"/>
+      <w:pPr>
+        <w:ind w:left="4320" w:hanging="360"/>
+      </w:pPr>
+      <w:rPr>
+        <w:u w:val="none"/>
+      </w:rPr>
+    </w:lvl>
+    <w:lvl w:ilvl="6">
+      <w:start w:val="1"/>
+      <w:numFmt w:val="bullet"/>
+      <w:lvlText w:val="●"/>
+      <w:lvlJc w:val="left"/>
+      <w:pPr>
+        <w:ind w:left="5040" w:hanging="360"/>
+      </w:pPr>
+      <w:rPr>
+        <w:u w:val="none"/>
+      </w:rPr>
+    </w:lvl>
+    <w:lvl w:ilvl="7">
+      <w:start w:val="1"/>
+      <w:numFmt w:val="bullet"/>
+      <w:lvlText w:val="○"/>
+      <w:lvlJc w:val="left"/>
+      <w:pPr>
+        <w:ind w:left="5760" w:hanging="360"/>
+      </w:pPr>
+      <w:rPr>
+        <w:u w:val="none"/>
+      </w:rPr>
+    </w:lvl>
+    <w:lvl w:ilvl="8">
+      <w:start w:val="1"/>
+      <w:numFmt w:val="bullet"/>
+      <w:lvlText w:val="■"/>
+      <w:lvlJc w:val="left"/>
+      <w:pPr>
+        <w:ind w:left="6480" w:hanging="360"/>
+      </w:pPr>
+      <w:rPr>
+        <w:u w:val="none"/>
+      </w:rPr>
+    </w:lvl>
+  </w:abstractNum>
+  <w:abstractNum w:abstractNumId="3">
     <w:lvl w:ilvl="0">
       <w:start w:val="1"/>
       <w:numFmt w:val="decimal"/>
@@ -4052,8 +10342,606 @@
       </w:rPr>
     </w:lvl>
   </w:abstractNum>
+  <w:abstractNum w:abstractNumId="4">
+    <w:lvl w:ilvl="0">
+      <w:start w:val="1"/>
+      <w:numFmt w:val="bullet"/>
+      <w:lvlText w:val="●"/>
+      <w:lvlJc w:val="left"/>
+      <w:pPr>
+        <w:ind w:left="720" w:hanging="360"/>
+      </w:pPr>
+      <w:rPr>
+        <w:rFonts w:ascii="Arial" w:cs="Arial" w:eastAsia="Arial" w:hAnsi="Arial"/>
+        <w:b w:val="0"/>
+        <w:bCs w:val="0"/>
+        <w:i w:val="0"/>
+        <w:iCs w:val="0"/>
+        <w:smallCaps w:val="0"/>
+        <w:color w:val="cccccc"/>
+        <w:sz w:val="21"/>
+        <w:szCs w:val="21"/>
+        <w:u w:val="none"/>
+      </w:rPr>
+    </w:lvl>
+    <w:lvl w:ilvl="1">
+      <w:start w:val="1"/>
+      <w:numFmt w:val="bullet"/>
+      <w:lvlText w:val="○"/>
+      <w:lvlJc w:val="left"/>
+      <w:pPr>
+        <w:ind w:left="1440" w:hanging="360"/>
+      </w:pPr>
+      <w:rPr>
+        <w:u w:val="none"/>
+      </w:rPr>
+    </w:lvl>
+    <w:lvl w:ilvl="2">
+      <w:start w:val="1"/>
+      <w:numFmt w:val="bullet"/>
+      <w:lvlText w:val="■"/>
+      <w:lvlJc w:val="left"/>
+      <w:pPr>
+        <w:ind w:left="2160" w:hanging="360"/>
+      </w:pPr>
+      <w:rPr>
+        <w:u w:val="none"/>
+      </w:rPr>
+    </w:lvl>
+    <w:lvl w:ilvl="3">
+      <w:start w:val="1"/>
+      <w:numFmt w:val="bullet"/>
+      <w:lvlText w:val="●"/>
+      <w:lvlJc w:val="left"/>
+      <w:pPr>
+        <w:ind w:left="2880" w:hanging="360"/>
+      </w:pPr>
+      <w:rPr>
+        <w:u w:val="none"/>
+      </w:rPr>
+    </w:lvl>
+    <w:lvl w:ilvl="4">
+      <w:start w:val="1"/>
+      <w:numFmt w:val="bullet"/>
+      <w:lvlText w:val="○"/>
+      <w:lvlJc w:val="left"/>
+      <w:pPr>
+        <w:ind w:left="3600" w:hanging="360"/>
+      </w:pPr>
+      <w:rPr>
+        <w:u w:val="none"/>
+      </w:rPr>
+    </w:lvl>
+    <w:lvl w:ilvl="5">
+      <w:start w:val="1"/>
+      <w:numFmt w:val="bullet"/>
+      <w:lvlText w:val="■"/>
+      <w:lvlJc w:val="left"/>
+      <w:pPr>
+        <w:ind w:left="4320" w:hanging="360"/>
+      </w:pPr>
+      <w:rPr>
+        <w:u w:val="none"/>
+      </w:rPr>
+    </w:lvl>
+    <w:lvl w:ilvl="6">
+      <w:start w:val="1"/>
+      <w:numFmt w:val="bullet"/>
+      <w:lvlText w:val="●"/>
+      <w:lvlJc w:val="left"/>
+      <w:pPr>
+        <w:ind w:left="5040" w:hanging="360"/>
+      </w:pPr>
+      <w:rPr>
+        <w:u w:val="none"/>
+      </w:rPr>
+    </w:lvl>
+    <w:lvl w:ilvl="7">
+      <w:start w:val="1"/>
+      <w:numFmt w:val="bullet"/>
+      <w:lvlText w:val="○"/>
+      <w:lvlJc w:val="left"/>
+      <w:pPr>
+        <w:ind w:left="5760" w:hanging="360"/>
+      </w:pPr>
+      <w:rPr>
+        <w:u w:val="none"/>
+      </w:rPr>
+    </w:lvl>
+    <w:lvl w:ilvl="8">
+      <w:start w:val="1"/>
+      <w:numFmt w:val="bullet"/>
+      <w:lvlText w:val="■"/>
+      <w:lvlJc w:val="left"/>
+      <w:pPr>
+        <w:ind w:left="6480" w:hanging="360"/>
+      </w:pPr>
+      <w:rPr>
+        <w:u w:val="none"/>
+      </w:rPr>
+    </w:lvl>
+  </w:abstractNum>
+  <w:abstractNum w:abstractNumId="5">
+    <w:lvl w:ilvl="0">
+      <w:start w:val="1"/>
+      <w:numFmt w:val="bullet"/>
+      <w:lvlText w:val="●"/>
+      <w:lvlJc w:val="left"/>
+      <w:pPr>
+        <w:ind w:left="720" w:hanging="360"/>
+      </w:pPr>
+      <w:rPr>
+        <w:u w:val="none"/>
+      </w:rPr>
+    </w:lvl>
+    <w:lvl w:ilvl="1">
+      <w:start w:val="1"/>
+      <w:numFmt w:val="bullet"/>
+      <w:lvlText w:val="○"/>
+      <w:lvlJc w:val="left"/>
+      <w:pPr>
+        <w:ind w:left="1440" w:hanging="360"/>
+      </w:pPr>
+      <w:rPr>
+        <w:u w:val="none"/>
+      </w:rPr>
+    </w:lvl>
+    <w:lvl w:ilvl="2">
+      <w:start w:val="1"/>
+      <w:numFmt w:val="bullet"/>
+      <w:lvlText w:val="■"/>
+      <w:lvlJc w:val="left"/>
+      <w:pPr>
+        <w:ind w:left="2160" w:hanging="360"/>
+      </w:pPr>
+      <w:rPr>
+        <w:u w:val="none"/>
+      </w:rPr>
+    </w:lvl>
+    <w:lvl w:ilvl="3">
+      <w:start w:val="1"/>
+      <w:numFmt w:val="bullet"/>
+      <w:lvlText w:val="●"/>
+      <w:lvlJc w:val="left"/>
+      <w:pPr>
+        <w:ind w:left="2880" w:hanging="360"/>
+      </w:pPr>
+      <w:rPr>
+        <w:u w:val="none"/>
+      </w:rPr>
+    </w:lvl>
+    <w:lvl w:ilvl="4">
+      <w:start w:val="1"/>
+      <w:numFmt w:val="bullet"/>
+      <w:lvlText w:val="○"/>
+      <w:lvlJc w:val="left"/>
+      <w:pPr>
+        <w:ind w:left="3600" w:hanging="360"/>
+      </w:pPr>
+      <w:rPr>
+        <w:u w:val="none"/>
+      </w:rPr>
+    </w:lvl>
+    <w:lvl w:ilvl="5">
+      <w:start w:val="1"/>
+      <w:numFmt w:val="bullet"/>
+      <w:lvlText w:val="■"/>
+      <w:lvlJc w:val="left"/>
+      <w:pPr>
+        <w:ind w:left="4320" w:hanging="360"/>
+      </w:pPr>
+      <w:rPr>
+        <w:u w:val="none"/>
+      </w:rPr>
+    </w:lvl>
+    <w:lvl w:ilvl="6">
+      <w:start w:val="1"/>
+      <w:numFmt w:val="bullet"/>
+      <w:lvlText w:val="●"/>
+      <w:lvlJc w:val="left"/>
+      <w:pPr>
+        <w:ind w:left="5040" w:hanging="360"/>
+      </w:pPr>
+      <w:rPr>
+        <w:u w:val="none"/>
+      </w:rPr>
+    </w:lvl>
+    <w:lvl w:ilvl="7">
+      <w:start w:val="1"/>
+      <w:numFmt w:val="bullet"/>
+      <w:lvlText w:val="○"/>
+      <w:lvlJc w:val="left"/>
+      <w:pPr>
+        <w:ind w:left="5760" w:hanging="360"/>
+      </w:pPr>
+      <w:rPr>
+        <w:u w:val="none"/>
+      </w:rPr>
+    </w:lvl>
+    <w:lvl w:ilvl="8">
+      <w:start w:val="1"/>
+      <w:numFmt w:val="bullet"/>
+      <w:lvlText w:val="■"/>
+      <w:lvlJc w:val="left"/>
+      <w:pPr>
+        <w:ind w:left="6480" w:hanging="360"/>
+      </w:pPr>
+      <w:rPr>
+        <w:u w:val="none"/>
+      </w:rPr>
+    </w:lvl>
+  </w:abstractNum>
+  <w:abstractNum w:abstractNumId="6">
+    <w:lvl w:ilvl="0">
+      <w:start w:val="1"/>
+      <w:numFmt w:val="bullet"/>
+      <w:lvlText w:val="●"/>
+      <w:lvlJc w:val="left"/>
+      <w:pPr>
+        <w:ind w:left="720" w:hanging="360"/>
+      </w:pPr>
+      <w:rPr>
+        <w:rFonts w:ascii="Arial" w:cs="Arial" w:eastAsia="Arial" w:hAnsi="Arial"/>
+        <w:b w:val="0"/>
+        <w:bCs w:val="0"/>
+        <w:i w:val="0"/>
+        <w:iCs w:val="0"/>
+        <w:smallCaps w:val="0"/>
+        <w:color w:val="cccccc"/>
+        <w:sz w:val="21"/>
+        <w:szCs w:val="21"/>
+        <w:u w:val="none"/>
+      </w:rPr>
+    </w:lvl>
+    <w:lvl w:ilvl="1">
+      <w:start w:val="1"/>
+      <w:numFmt w:val="bullet"/>
+      <w:lvlText w:val="●"/>
+      <w:lvlJc w:val="left"/>
+      <w:pPr>
+        <w:ind w:left="1440" w:hanging="360"/>
+      </w:pPr>
+      <w:rPr>
+        <w:rFonts w:ascii="Arial" w:cs="Arial" w:eastAsia="Arial" w:hAnsi="Arial"/>
+        <w:b w:val="0"/>
+        <w:bCs w:val="0"/>
+        <w:i w:val="0"/>
+        <w:iCs w:val="0"/>
+        <w:smallCaps w:val="0"/>
+        <w:color w:val="cccccc"/>
+        <w:sz w:val="21"/>
+        <w:szCs w:val="21"/>
+        <w:u w:val="none"/>
+      </w:rPr>
+    </w:lvl>
+    <w:lvl w:ilvl="2">
+      <w:start w:val="1"/>
+      <w:numFmt w:val="bullet"/>
+      <w:lvlText w:val="■"/>
+      <w:lvlJc w:val="left"/>
+      <w:pPr>
+        <w:ind w:left="2160" w:hanging="360"/>
+      </w:pPr>
+      <w:rPr>
+        <w:u w:val="none"/>
+      </w:rPr>
+    </w:lvl>
+    <w:lvl w:ilvl="3">
+      <w:start w:val="1"/>
+      <w:numFmt w:val="bullet"/>
+      <w:lvlText w:val="●"/>
+      <w:lvlJc w:val="left"/>
+      <w:pPr>
+        <w:ind w:left="2880" w:hanging="360"/>
+      </w:pPr>
+      <w:rPr>
+        <w:u w:val="none"/>
+      </w:rPr>
+    </w:lvl>
+    <w:lvl w:ilvl="4">
+      <w:start w:val="1"/>
+      <w:numFmt w:val="bullet"/>
+      <w:lvlText w:val="○"/>
+      <w:lvlJc w:val="left"/>
+      <w:pPr>
+        <w:ind w:left="3600" w:hanging="360"/>
+      </w:pPr>
+      <w:rPr>
+        <w:u w:val="none"/>
+      </w:rPr>
+    </w:lvl>
+    <w:lvl w:ilvl="5">
+      <w:start w:val="1"/>
+      <w:numFmt w:val="bullet"/>
+      <w:lvlText w:val="■"/>
+      <w:lvlJc w:val="left"/>
+      <w:pPr>
+        <w:ind w:left="4320" w:hanging="360"/>
+      </w:pPr>
+      <w:rPr>
+        <w:u w:val="none"/>
+      </w:rPr>
+    </w:lvl>
+    <w:lvl w:ilvl="6">
+      <w:start w:val="1"/>
+      <w:numFmt w:val="bullet"/>
+      <w:lvlText w:val="●"/>
+      <w:lvlJc w:val="left"/>
+      <w:pPr>
+        <w:ind w:left="5040" w:hanging="360"/>
+      </w:pPr>
+      <w:rPr>
+        <w:u w:val="none"/>
+      </w:rPr>
+    </w:lvl>
+    <w:lvl w:ilvl="7">
+      <w:start w:val="1"/>
+      <w:numFmt w:val="bullet"/>
+      <w:lvlText w:val="○"/>
+      <w:lvlJc w:val="left"/>
+      <w:pPr>
+        <w:ind w:left="5760" w:hanging="360"/>
+      </w:pPr>
+      <w:rPr>
+        <w:u w:val="none"/>
+      </w:rPr>
+    </w:lvl>
+    <w:lvl w:ilvl="8">
+      <w:start w:val="1"/>
+      <w:numFmt w:val="bullet"/>
+      <w:lvlText w:val="■"/>
+      <w:lvlJc w:val="left"/>
+      <w:pPr>
+        <w:ind w:left="6480" w:hanging="360"/>
+      </w:pPr>
+      <w:rPr>
+        <w:u w:val="none"/>
+      </w:rPr>
+    </w:lvl>
+  </w:abstractNum>
+  <w:abstractNum w:abstractNumId="7">
+    <w:lvl w:ilvl="0">
+      <w:start w:val="1"/>
+      <w:numFmt w:val="bullet"/>
+      <w:lvlText w:val="●"/>
+      <w:lvlJc w:val="left"/>
+      <w:pPr>
+        <w:ind w:left="720" w:hanging="360"/>
+      </w:pPr>
+      <w:rPr>
+        <w:u w:val="none"/>
+      </w:rPr>
+    </w:lvl>
+    <w:lvl w:ilvl="1">
+      <w:start w:val="1"/>
+      <w:numFmt w:val="bullet"/>
+      <w:lvlText w:val="○"/>
+      <w:lvlJc w:val="left"/>
+      <w:pPr>
+        <w:ind w:left="1440" w:hanging="360"/>
+      </w:pPr>
+      <w:rPr>
+        <w:u w:val="none"/>
+      </w:rPr>
+    </w:lvl>
+    <w:lvl w:ilvl="2">
+      <w:start w:val="1"/>
+      <w:numFmt w:val="bullet"/>
+      <w:lvlText w:val="■"/>
+      <w:lvlJc w:val="left"/>
+      <w:pPr>
+        <w:ind w:left="2160" w:hanging="360"/>
+      </w:pPr>
+      <w:rPr>
+        <w:u w:val="none"/>
+      </w:rPr>
+    </w:lvl>
+    <w:lvl w:ilvl="3">
+      <w:start w:val="1"/>
+      <w:numFmt w:val="bullet"/>
+      <w:lvlText w:val="●"/>
+      <w:lvlJc w:val="left"/>
+      <w:pPr>
+        <w:ind w:left="2880" w:hanging="360"/>
+      </w:pPr>
+      <w:rPr>
+        <w:u w:val="none"/>
+      </w:rPr>
+    </w:lvl>
+    <w:lvl w:ilvl="4">
+      <w:start w:val="1"/>
+      <w:numFmt w:val="bullet"/>
+      <w:lvlText w:val="○"/>
+      <w:lvlJc w:val="left"/>
+      <w:pPr>
+        <w:ind w:left="3600" w:hanging="360"/>
+      </w:pPr>
+      <w:rPr>
+        <w:u w:val="none"/>
+      </w:rPr>
+    </w:lvl>
+    <w:lvl w:ilvl="5">
+      <w:start w:val="1"/>
+      <w:numFmt w:val="bullet"/>
+      <w:lvlText w:val="■"/>
+      <w:lvlJc w:val="left"/>
+      <w:pPr>
+        <w:ind w:left="4320" w:hanging="360"/>
+      </w:pPr>
+      <w:rPr>
+        <w:u w:val="none"/>
+      </w:rPr>
+    </w:lvl>
+    <w:lvl w:ilvl="6">
+      <w:start w:val="1"/>
+      <w:numFmt w:val="bullet"/>
+      <w:lvlText w:val="●"/>
+      <w:lvlJc w:val="left"/>
+      <w:pPr>
+        <w:ind w:left="5040" w:hanging="360"/>
+      </w:pPr>
+      <w:rPr>
+        <w:u w:val="none"/>
+      </w:rPr>
+    </w:lvl>
+    <w:lvl w:ilvl="7">
+      <w:start w:val="1"/>
+      <w:numFmt w:val="bullet"/>
+      <w:lvlText w:val="○"/>
+      <w:lvlJc w:val="left"/>
+      <w:pPr>
+        <w:ind w:left="5760" w:hanging="360"/>
+      </w:pPr>
+      <w:rPr>
+        <w:u w:val="none"/>
+      </w:rPr>
+    </w:lvl>
+    <w:lvl w:ilvl="8">
+      <w:start w:val="1"/>
+      <w:numFmt w:val="bullet"/>
+      <w:lvlText w:val="■"/>
+      <w:lvlJc w:val="left"/>
+      <w:pPr>
+        <w:ind w:left="6480" w:hanging="360"/>
+      </w:pPr>
+      <w:rPr>
+        <w:u w:val="none"/>
+      </w:rPr>
+    </w:lvl>
+  </w:abstractNum>
+  <w:abstractNum w:abstractNumId="8">
+    <w:lvl w:ilvl="0">
+      <w:start w:val="1"/>
+      <w:numFmt w:val="bullet"/>
+      <w:lvlText w:val="●"/>
+      <w:lvlJc w:val="left"/>
+      <w:pPr>
+        <w:ind w:left="720" w:hanging="360"/>
+      </w:pPr>
+      <w:rPr>
+        <w:u w:val="none"/>
+      </w:rPr>
+    </w:lvl>
+    <w:lvl w:ilvl="1">
+      <w:start w:val="1"/>
+      <w:numFmt w:val="bullet"/>
+      <w:lvlText w:val="○"/>
+      <w:lvlJc w:val="left"/>
+      <w:pPr>
+        <w:ind w:left="1440" w:hanging="360"/>
+      </w:pPr>
+      <w:rPr>
+        <w:u w:val="none"/>
+      </w:rPr>
+    </w:lvl>
+    <w:lvl w:ilvl="2">
+      <w:start w:val="1"/>
+      <w:numFmt w:val="bullet"/>
+      <w:lvlText w:val="■"/>
+      <w:lvlJc w:val="left"/>
+      <w:pPr>
+        <w:ind w:left="2160" w:hanging="360"/>
+      </w:pPr>
+      <w:rPr>
+        <w:u w:val="none"/>
+      </w:rPr>
+    </w:lvl>
+    <w:lvl w:ilvl="3">
+      <w:start w:val="1"/>
+      <w:numFmt w:val="bullet"/>
+      <w:lvlText w:val="●"/>
+      <w:lvlJc w:val="left"/>
+      <w:pPr>
+        <w:ind w:left="2880" w:hanging="360"/>
+      </w:pPr>
+      <w:rPr>
+        <w:u w:val="none"/>
+      </w:rPr>
+    </w:lvl>
+    <w:lvl w:ilvl="4">
+      <w:start w:val="1"/>
+      <w:numFmt w:val="bullet"/>
+      <w:lvlText w:val="○"/>
+      <w:lvlJc w:val="left"/>
+      <w:pPr>
+        <w:ind w:left="3600" w:hanging="360"/>
+      </w:pPr>
+      <w:rPr>
+        <w:u w:val="none"/>
+      </w:rPr>
+    </w:lvl>
+    <w:lvl w:ilvl="5">
+      <w:start w:val="1"/>
+      <w:numFmt w:val="bullet"/>
+      <w:lvlText w:val="■"/>
+      <w:lvlJc w:val="left"/>
+      <w:pPr>
+        <w:ind w:left="4320" w:hanging="360"/>
+      </w:pPr>
+      <w:rPr>
+        <w:u w:val="none"/>
+      </w:rPr>
+    </w:lvl>
+    <w:lvl w:ilvl="6">
+      <w:start w:val="1"/>
+      <w:numFmt w:val="bullet"/>
+      <w:lvlText w:val="●"/>
+      <w:lvlJc w:val="left"/>
+      <w:pPr>
+        <w:ind w:left="5040" w:hanging="360"/>
+      </w:pPr>
+      <w:rPr>
+        <w:u w:val="none"/>
+      </w:rPr>
+    </w:lvl>
+    <w:lvl w:ilvl="7">
+      <w:start w:val="1"/>
+      <w:numFmt w:val="bullet"/>
+      <w:lvlText w:val="○"/>
+      <w:lvlJc w:val="left"/>
+      <w:pPr>
+        <w:ind w:left="5760" w:hanging="360"/>
+      </w:pPr>
+      <w:rPr>
+        <w:u w:val="none"/>
+      </w:rPr>
+    </w:lvl>
+    <w:lvl w:ilvl="8">
+      <w:start w:val="1"/>
+      <w:numFmt w:val="bullet"/>
+      <w:lvlText w:val="■"/>
+      <w:lvlJc w:val="left"/>
+      <w:pPr>
+        <w:ind w:left="6480" w:hanging="360"/>
+      </w:pPr>
+      <w:rPr>
+        <w:u w:val="none"/>
+      </w:rPr>
+    </w:lvl>
+  </w:abstractNum>
   <w:num w:numId="1">
     <w:abstractNumId w:val="1"/>
+  </w:num>
+  <w:num w:numId="2">
+    <w:abstractNumId w:val="2"/>
+  </w:num>
+  <w:num w:numId="3">
+    <w:abstractNumId w:val="3"/>
+  </w:num>
+  <w:num w:numId="4">
+    <w:abstractNumId w:val="4"/>
+  </w:num>
+  <w:num w:numId="5">
+    <w:abstractNumId w:val="5"/>
+  </w:num>
+  <w:num w:numId="6">
+    <w:abstractNumId w:val="6"/>
+  </w:num>
+  <w:num w:numId="7">
+    <w:abstractNumId w:val="7"/>
+  </w:num>
+  <w:num w:numId="8">
+    <w:abstractNumId w:val="8"/>
   </w:num>
 </w:numbering>
 </file>
@@ -4266,6 +11154,25 @@
     <w:tblStylePr w:type="swCell">
       <w:tcPr/>
     </w:tblStylePr>
+  </w:style>
+  <w:style w:type="table" w:styleId="Table2">
+    <w:basedOn w:val="TableNormal"/>
+    <w:tblPr>
+      <w:tblStyleRowBandSize w:val="1"/>
+      <w:tblStyleColBandSize w:val="1"/>
+      <w:tblCellMar/>
+    </w:tblPr>
+    <w:tcPr>
+      <w:shd w:fill="101010" w:val="clear"/>
+    </w:tcPr>
+  </w:style>
+  <w:style w:type="table" w:styleId="Table3">
+    <w:basedOn w:val="TableNormal"/>
+    <w:tblPr>
+      <w:tblStyleRowBandSize w:val="1"/>
+      <w:tblStyleColBandSize w:val="1"/>
+      <w:tblCellMar/>
+    </w:tblPr>
   </w:style>
 </w:styles>
 </file>
